--- a/doc-v1/后端/PHP/TP视频教程/doc/0804.docx
+++ b/doc-v1/后端/PHP/TP视频教程/doc/0804.docx
@@ -1,21 +1,20 @@
 
 <file path=word/document.xml><?xml version="1.0" encoding="utf-8"?>
-<w:document xmlns:w="http://schemas.openxmlformats.org/wordprocessingml/2006/main" xmlns:wp="http://schemas.openxmlformats.org/drawingml/2006/wordprocessingDrawing" xmlns:r="http://schemas.openxmlformats.org/officeDocument/2006/relationships">
+<w:document xmlns:wpc="http://schemas.microsoft.com/office/word/2010/wordprocessingCanvas" xmlns:mc="http://schemas.openxmlformats.org/markup-compatibility/2006" xmlns:o="urn:schemas-microsoft-com:office:office" xmlns:r="http://schemas.openxmlformats.org/officeDocument/2006/relationships" xmlns:m="http://schemas.openxmlformats.org/officeDocument/2006/math" xmlns:v="urn:schemas-microsoft-com:vml" xmlns:wp14="http://schemas.microsoft.com/office/word/2010/wordprocessingDrawing" xmlns:wp="http://schemas.openxmlformats.org/drawingml/2006/wordprocessingDrawing" xmlns:w="http://schemas.openxmlformats.org/wordprocessingml/2006/main" xmlns:w14="http://schemas.microsoft.com/office/word/2010/wordml" xmlns:w10="urn:schemas-microsoft-com:office:word" xmlns:w15="http://schemas.microsoft.com/office/word/2012/wordml" xmlns:wpg="http://schemas.microsoft.com/office/word/2010/wordprocessingGroup" xmlns:wpi="http://schemas.microsoft.com/office/word/2010/wordprocessingInk" xmlns:wne="http://schemas.microsoft.com/office/word/2006/wordml" xmlns:wps="http://schemas.microsoft.com/office/word/2010/wordprocessingShape" xmlns:wpsCustomData="http://www.wps.cn/officeDocument/2013/wpsCustomData" mc:Ignorable="w14 w15 wp14">
   <w:body>
     <w:p>
       <w:pPr>
-        <w:pStyle w:val="shimo heading 1"/>
+        <w:pStyle w:val="7"/>
         <w:numPr>
           <w:ilvl w:val="0"/>
           <w:numId w:val="1"/>
         </w:numPr>
-        <w:spacing w:line="578"/>
-        <w:jc w:val="left"/>
-      </w:pPr>
-      <w:r>
-        <w:rPr>
-          <w:rFonts w:ascii="" w:hAnsi="" w:cs="" w:eastAsia=""/>
-          <w:b w:val="true"/>
+        <w:spacing w:line="578" w:lineRule="auto"/>
+        <w:jc w:val="left"/>
+      </w:pPr>
+      <w:r>
+        <w:rPr>
+          <w:b/>
           <w:szCs w:val="44"/>
         </w:rPr>
         <w:t>昨天内容回顾</w:t>
@@ -23,14 +22,13 @@
     </w:p>
     <w:p>
       <w:pPr>
-        <w:pStyle w:val="shimo heading 2"/>
-        <w:spacing w:line="415"/>
-        <w:jc w:val="left"/>
-      </w:pPr>
-      <w:r>
-        <w:rPr>
-          <w:rFonts w:ascii="" w:hAnsi="" w:cs="" w:eastAsia=""/>
-          <w:b w:val="true"/>
+        <w:pStyle w:val="8"/>
+        <w:spacing w:line="415" w:lineRule="auto"/>
+        <w:jc w:val="left"/>
+      </w:pPr>
+      <w:r>
+        <w:rPr>
+          <w:b/>
           <w:szCs w:val="32"/>
         </w:rPr>
         <w:t>1.命名空间</w:t>
@@ -38,13 +36,12 @@
     </w:p>
     <w:p>
       <w:pPr>
-        <w:spacing w:line="240"/>
+        <w:spacing w:line="240" w:lineRule="auto"/>
         <w:ind w:firstLine="420"/>
         <w:jc w:val="left"/>
       </w:pPr>
       <w:r>
         <w:rPr>
-          <w:rFonts w:ascii="" w:hAnsi="" w:cs="" w:eastAsia=""/>
           <w:sz w:val="22"/>
         </w:rPr>
         <w:t>允许我们在同一个请求里边定义多个同类型、同名称的元素。</w:t>
@@ -52,42 +49,24 @@
     </w:p>
     <w:p>
       <w:pPr>
-        <w:spacing w:line="240"/>
-        <w:jc w:val="left"/>
-      </w:pPr>
-      <w:r>
-        <w:rPr>
-          <w:rFonts w:ascii="" w:hAnsi="" w:cs="" w:eastAsia=""/>
-          <w:sz w:val="22"/>
-        </w:rPr>
-        <w:t xml:space="preserve"> </w:t>
-      </w:r>
-      <w:r>
-        <w:rPr>
-          <w:rFonts w:ascii="" w:hAnsi="" w:cs="" w:eastAsia=""/>
-          <w:sz w:val="22"/>
-        </w:rPr>
-        <w:t xml:space="preserve">命名空间针对  </w:t>
-      </w:r>
-      <w:r>
-        <w:rPr>
-          <w:rFonts w:ascii="" w:hAnsi="" w:cs="" w:eastAsia=""/>
+        <w:spacing w:line="240" w:lineRule="auto"/>
+        <w:jc w:val="left"/>
+      </w:pPr>
+      <w:r>
+        <w:rPr>
+          <w:sz w:val="22"/>
+        </w:rPr>
+        <w:t xml:space="preserve"> 命名空间针对  </w:t>
+      </w:r>
+      <w:r>
+        <w:rPr>
           <w:color w:val="0070C0"/>
           <w:sz w:val="22"/>
         </w:rPr>
-        <w:t>类名、函数名、常量</w:t>
-      </w:r>
-      <w:r>
-        <w:rPr>
-          <w:rFonts w:ascii="" w:hAnsi="" w:cs="" w:eastAsia=""/>
-          <w:color w:val="0070C0"/>
-          <w:sz w:val="22"/>
-        </w:rPr>
-        <w:t>名</w:t>
-      </w:r>
-      <w:r>
-        <w:rPr>
-          <w:rFonts w:ascii="" w:hAnsi="" w:cs="" w:eastAsia=""/>
+        <w:t>类名、函数名、常量名</w:t>
+      </w:r>
+      <w:r>
+        <w:rPr>
           <w:sz w:val="22"/>
         </w:rPr>
         <w:t xml:space="preserve">  发生影响</w:t>
@@ -99,13 +78,12 @@
           <w:ilvl w:val="0"/>
           <w:numId w:val="2"/>
         </w:numPr>
-        <w:spacing w:line="240"/>
+        <w:spacing w:line="240" w:lineRule="auto"/>
         <w:ind w:firstLine="420"/>
         <w:jc w:val="left"/>
       </w:pPr>
       <w:r>
         <w:rPr>
-          <w:rFonts w:ascii="" w:hAnsi="" w:cs="" w:eastAsia=""/>
           <w:sz w:val="22"/>
         </w:rPr>
         <w:t>声明、多级空间、访问元素</w:t>
@@ -113,69 +91,45 @@
     </w:p>
     <w:p>
       <w:pPr>
-        <w:spacing w:line="240"/>
+        <w:spacing w:line="240" w:lineRule="auto"/>
         <w:ind w:left="240" w:firstLine="420"/>
         <w:jc w:val="left"/>
       </w:pPr>
       <w:r>
         <w:rPr>
-          <w:rFonts w:ascii="" w:hAnsi="" w:cs="" w:eastAsia=""/>
-          <w:sz w:val="22"/>
-        </w:rPr>
-        <w:t>N</w:t>
-      </w:r>
-      <w:r>
-        <w:rPr>
-          <w:rFonts w:ascii="" w:hAnsi="" w:cs="" w:eastAsia=""/>
-          <w:sz w:val="22"/>
-        </w:rPr>
-        <w:t>amespace  s1</w:t>
-      </w:r>
-      <w:r>
-        <w:rPr>
-          <w:rFonts w:ascii="" w:hAnsi="" w:cs="" w:eastAsia=""/>
-          <w:sz w:val="22"/>
-        </w:rPr>
-        <w:t>;</w:t>
-      </w:r>
-    </w:p>
-    <w:p>
-      <w:pPr>
-        <w:spacing w:line="240"/>
+          <w:sz w:val="22"/>
+        </w:rPr>
+        <w:t>Namespace  s1;</w:t>
+      </w:r>
+    </w:p>
+    <w:p>
+      <w:pPr>
+        <w:spacing w:line="240" w:lineRule="auto"/>
         <w:ind w:left="240" w:firstLine="420"/>
         <w:jc w:val="left"/>
       </w:pPr>
       <w:r>
         <w:rPr>
-          <w:rFonts w:ascii="" w:hAnsi="" w:cs="" w:eastAsia=""/>
-          <w:sz w:val="22"/>
-        </w:rPr>
-        <w:t>N</w:t>
-      </w:r>
-      <w:r>
-        <w:rPr>
-          <w:rFonts w:ascii="" w:hAnsi="" w:cs="" w:eastAsia=""/>
-          <w:sz w:val="22"/>
-        </w:rPr>
-        <w:t>amespace  s1\s2\s3;</w:t>
-      </w:r>
-    </w:p>
-    <w:p>
-      <w:pPr>
-        <w:spacing w:line="240"/>
+          <w:sz w:val="22"/>
+        </w:rPr>
+        <w:t>Namespace  s1\s2\s3;</w:t>
+      </w:r>
+    </w:p>
+    <w:p>
+      <w:pPr>
+        <w:spacing w:line="240" w:lineRule="auto"/>
         <w:ind w:left="240" w:firstLine="420"/>
         <w:jc w:val="left"/>
       </w:pPr>
     </w:p>
     <w:p>
       <w:pPr>
-        <w:spacing w:line="240"/>
+        <w:spacing w:line="240" w:lineRule="auto"/>
         <w:ind w:left="240" w:firstLine="420"/>
         <w:jc w:val="left"/>
       </w:pPr>
       <w:r>
         <w:rPr>
-          <w:rFonts w:ascii="" w:hAnsi="" w:cs="" w:eastAsia=""/>
           <w:sz w:val="22"/>
         </w:rPr>
         <w:t>三种方式访问元素：</w:t>
@@ -183,13 +137,12 @@
     </w:p>
     <w:p>
       <w:pPr>
-        <w:spacing w:line="240"/>
+        <w:spacing w:line="240" w:lineRule="auto"/>
         <w:ind w:left="240" w:firstLine="420"/>
         <w:jc w:val="left"/>
       </w:pPr>
       <w:r>
         <w:rPr>
-          <w:rFonts w:ascii="" w:hAnsi="" w:cs="" w:eastAsia=""/>
           <w:sz w:val="22"/>
         </w:rPr>
         <w:t>非限定名称、限定名称、完全限定名称</w:t>
@@ -201,13 +154,12 @@
           <w:ilvl w:val="0"/>
           <w:numId w:val="2"/>
         </w:numPr>
-        <w:spacing w:line="240"/>
+        <w:spacing w:line="240" w:lineRule="auto"/>
         <w:ind w:firstLine="420"/>
         <w:jc w:val="left"/>
       </w:pPr>
       <w:r>
         <w:rPr>
-          <w:rFonts w:ascii="" w:hAnsi="" w:cs="" w:eastAsia=""/>
           <w:sz w:val="22"/>
         </w:rPr>
         <w:t>引入（空间、类元素、别名）</w:t>
@@ -215,55 +167,18 @@
     </w:p>
     <w:p>
       <w:pPr>
-        <w:spacing w:line="240"/>
+        <w:spacing w:line="240" w:lineRule="auto"/>
         <w:ind w:left="240" w:firstLine="420"/>
         <w:jc w:val="left"/>
       </w:pPr>
       <w:r>
         <w:rPr>
-          <w:rFonts w:ascii="" w:hAnsi="" w:cs="" w:eastAsia=""/>
-          <w:sz w:val="22"/>
-        </w:rPr>
-        <w:t>U</w:t>
-      </w:r>
-      <w:r>
-        <w:rPr>
-          <w:rFonts w:ascii="" w:hAnsi="" w:cs="" w:eastAsia=""/>
-          <w:sz w:val="22"/>
-        </w:rPr>
-        <w:t>se  空间\空间;</w:t>
-      </w:r>
-      <w:r>
-        <w:rPr>
-          <w:rFonts w:ascii="" w:hAnsi="" w:cs="" w:eastAsia=""/>
-          <w:sz w:val="22"/>
-        </w:rPr>
-        <w:t xml:space="preserve"> </w:t>
-      </w:r>
-      <w:r>
-        <w:rPr>
-          <w:rFonts w:ascii="" w:hAnsi="" w:cs="" w:eastAsia=""/>
-          <w:sz w:val="22"/>
-        </w:rPr>
-        <w:t xml:space="preserve"> </w:t>
-      </w:r>
-      <w:r>
-        <w:rPr>
-          <w:rFonts w:ascii="" w:hAnsi="" w:cs="" w:eastAsia=""/>
-          <w:sz w:val="22"/>
-        </w:rPr>
-        <w:t xml:space="preserve"> </w:t>
-      </w:r>
-      <w:r>
-        <w:rPr>
-          <w:rFonts w:ascii="" w:hAnsi="" w:cs="" w:eastAsia=""/>
-          <w:sz w:val="22"/>
-        </w:rPr>
-        <w:t>通过</w:t>
-      </w:r>
-      <w:r>
-        <w:rPr>
-          <w:rFonts w:ascii="" w:hAnsi="" w:cs="" w:eastAsia=""/>
+          <w:sz w:val="22"/>
+        </w:rPr>
+        <w:t>Use  空间\空间;   通过</w:t>
+      </w:r>
+      <w:r>
+        <w:rPr>
           <w:color w:val="0070C0"/>
           <w:sz w:val="22"/>
         </w:rPr>
@@ -271,7 +186,6 @@
       </w:r>
       <w:r>
         <w:rPr>
-          <w:rFonts w:ascii="" w:hAnsi="" w:cs="" w:eastAsia=""/>
           <w:sz w:val="22"/>
         </w:rPr>
         <w:t>方式使用引入空间元素</w:t>
@@ -279,64 +193,25 @@
     </w:p>
     <w:p>
       <w:pPr>
-        <w:spacing w:line="240"/>
+        <w:spacing w:line="240" w:lineRule="auto"/>
         <w:ind w:left="240" w:firstLine="420"/>
         <w:jc w:val="left"/>
       </w:pPr>
       <w:r>
         <w:rPr>
-          <w:rFonts w:ascii="" w:hAnsi="" w:cs="" w:eastAsia=""/>
-          <w:sz w:val="22"/>
-        </w:rPr>
-        <w:t>U</w:t>
-      </w:r>
-      <w:r>
-        <w:rPr>
-          <w:rFonts w:ascii="" w:hAnsi="" w:cs="" w:eastAsia=""/>
-          <w:sz w:val="22"/>
-        </w:rPr>
-        <w:t>se  空间\空间\类元素</w:t>
-      </w:r>
-      <w:r>
-        <w:rPr>
-          <w:rFonts w:ascii="" w:hAnsi="" w:cs="" w:eastAsia=""/>
-          <w:sz w:val="22"/>
-        </w:rPr>
-        <w:t xml:space="preserve"> </w:t>
-      </w:r>
-      <w:r>
-        <w:rPr>
-          <w:rFonts w:ascii="" w:hAnsi="" w:cs="" w:eastAsia=""/>
-          <w:sz w:val="22"/>
-        </w:rPr>
-        <w:t xml:space="preserve"> </w:t>
-      </w:r>
-      <w:r>
-        <w:rPr>
-          <w:rFonts w:ascii="" w:hAnsi="" w:cs="" w:eastAsia=""/>
-          <w:sz w:val="22"/>
-        </w:rPr>
-        <w:t>通过</w:t>
-      </w:r>
-      <w:r>
-        <w:rPr>
-          <w:rFonts w:ascii="" w:hAnsi="" w:cs="" w:eastAsia=""/>
+          <w:sz w:val="22"/>
+        </w:rPr>
+        <w:t>Use  空间\空间\类元素  通过</w:t>
+      </w:r>
+      <w:r>
+        <w:rPr>
           <w:color w:val="0070C0"/>
           <w:sz w:val="22"/>
         </w:rPr>
-        <w:t>非限定名称</w:t>
-      </w:r>
-      <w:r>
-        <w:rPr>
-          <w:rFonts w:ascii="" w:hAnsi="" w:cs="" w:eastAsia=""/>
-          <w:color w:val="0070C0"/>
-          <w:sz w:val="22"/>
-        </w:rPr>
-        <w:t>方式</w:t>
-      </w:r>
-      <w:r>
-        <w:rPr>
-          <w:rFonts w:ascii="" w:hAnsi="" w:cs="" w:eastAsia=""/>
+        <w:t>非限定名称方式</w:t>
+      </w:r>
+      <w:r>
+        <w:rPr>
           <w:sz w:val="22"/>
         </w:rPr>
         <w:t>使用引入的类元素</w:t>
@@ -344,23 +219,15 @@
     </w:p>
     <w:p>
       <w:pPr>
-        <w:spacing w:line="240"/>
+        <w:spacing w:line="240" w:lineRule="auto"/>
         <w:ind w:left="240" w:firstLine="420"/>
         <w:jc w:val="left"/>
       </w:pPr>
       <w:r>
         <w:rPr>
-          <w:rFonts w:ascii="" w:hAnsi="" w:cs="" w:eastAsia=""/>
-          <w:sz w:val="22"/>
-        </w:rPr>
-        <w:t>U</w:t>
-      </w:r>
-      <w:r>
-        <w:rPr>
-          <w:rFonts w:ascii="" w:hAnsi="" w:cs="" w:eastAsia=""/>
-          <w:sz w:val="22"/>
-        </w:rPr>
-        <w:t>se  空间\空间\类元素 as 别名； 设置别名避免与当前空间同名称类发生冲突</w:t>
+          <w:sz w:val="22"/>
+        </w:rPr>
+        <w:t>Use  空间\空间\类元素 as 别名； 设置别名避免与当前空间同名称类发生冲突</w:t>
       </w:r>
     </w:p>
     <w:p>
@@ -369,13 +236,12 @@
           <w:ilvl w:val="0"/>
           <w:numId w:val="2"/>
         </w:numPr>
-        <w:spacing w:line="240"/>
+        <w:spacing w:line="240" w:lineRule="auto"/>
         <w:ind w:firstLine="420"/>
         <w:jc w:val="left"/>
       </w:pPr>
       <w:r>
         <w:rPr>
-          <w:rFonts w:ascii="" w:hAnsi="" w:cs="" w:eastAsia=""/>
           <w:sz w:val="22"/>
         </w:rPr>
         <w:t>公共空间</w:t>
@@ -383,13 +249,12 @@
     </w:p>
     <w:p>
       <w:pPr>
-        <w:spacing w:line="240"/>
+        <w:spacing w:line="240" w:lineRule="auto"/>
         <w:ind w:left="240" w:firstLine="420"/>
         <w:jc w:val="left"/>
       </w:pPr>
       <w:r>
         <w:rPr>
-          <w:rFonts w:ascii="" w:hAnsi="" w:cs="" w:eastAsia=""/>
           <w:sz w:val="22"/>
         </w:rPr>
         <w:t>一个PHP脚本文件没有使用namespace关键字，则该文件的元素都处于公共空间</w:t>
@@ -397,56 +262,26 @@
     </w:p>
     <w:p>
       <w:pPr>
-        <w:spacing w:line="240"/>
+        <w:spacing w:line="240" w:lineRule="auto"/>
         <w:ind w:left="240" w:firstLine="420"/>
         <w:jc w:val="left"/>
       </w:pPr>
       <w:r>
         <w:rPr>
-          <w:rFonts w:ascii="" w:hAnsi="" w:cs="" w:eastAsia=""/>
-          <w:sz w:val="22"/>
-        </w:rPr>
-        <w:t>通过</w:t>
-      </w:r>
-      <w:r>
-        <w:rPr>
-          <w:rFonts w:ascii="" w:hAnsi="" w:cs="" w:eastAsia=""/>
-          <w:sz w:val="22"/>
-        </w:rPr>
-        <w:t>“</w:t>
-      </w:r>
-      <w:r>
-        <w:rPr>
-          <w:rFonts w:ascii="" w:hAnsi="" w:cs="" w:eastAsia=""/>
-          <w:sz w:val="22"/>
-        </w:rPr>
-        <w:t>\元素</w:t>
-      </w:r>
-      <w:r>
-        <w:rPr>
-          <w:rFonts w:ascii="" w:hAnsi="" w:cs="" w:eastAsia=""/>
-          <w:sz w:val="22"/>
-        </w:rPr>
-        <w:t>”</w:t>
-      </w:r>
-      <w:r>
-        <w:rPr>
-          <w:rFonts w:ascii="" w:hAnsi="" w:cs="" w:eastAsia=""/>
-          <w:sz w:val="22"/>
-        </w:rPr>
-        <w:t>访问公共空间元素</w:t>
-      </w:r>
-    </w:p>
-    <w:p>
-      <w:pPr>
-        <w:pStyle w:val="shimo heading 2"/>
-        <w:spacing w:line="415"/>
-        <w:jc w:val="left"/>
-      </w:pPr>
-      <w:r>
-        <w:rPr>
-          <w:rFonts w:ascii="" w:hAnsi="" w:cs="" w:eastAsia=""/>
-          <w:b w:val="true"/>
+          <w:sz w:val="22"/>
+        </w:rPr>
+        <w:t>通过“\元素”访问公共空间元素</w:t>
+      </w:r>
+    </w:p>
+    <w:p>
+      <w:pPr>
+        <w:pStyle w:val="8"/>
+        <w:spacing w:line="415" w:lineRule="auto"/>
+        <w:jc w:val="left"/>
+      </w:pPr>
+      <w:r>
+        <w:rPr>
+          <w:b/>
           <w:szCs w:val="32"/>
         </w:rPr>
         <w:t>2.验证码、附件上传、缩略图</w:t>
@@ -454,33 +289,24 @@
     </w:p>
     <w:p>
       <w:pPr>
-        <w:spacing w:line="240"/>
-        <w:jc w:val="left"/>
-      </w:pPr>
-      <w:r>
-        <w:rPr>
-          <w:rFonts w:ascii="" w:hAnsi="" w:cs="" w:eastAsia=""/>
-          <w:sz w:val="22"/>
-        </w:rPr>
-        <w:t xml:space="preserve"> </w:t>
-      </w:r>
-      <w:r>
-        <w:rPr>
-          <w:rFonts w:ascii="" w:hAnsi="" w:cs="" w:eastAsia=""/>
-          <w:sz w:val="22"/>
-        </w:rPr>
-        <w:t>Think/Verify.class.php</w:t>
-      </w:r>
-    </w:p>
-    <w:p>
-      <w:pPr>
-        <w:spacing w:line="240"/>
+        <w:spacing w:line="240" w:lineRule="auto"/>
+        <w:jc w:val="left"/>
+      </w:pPr>
+      <w:r>
+        <w:rPr>
+          <w:sz w:val="22"/>
+        </w:rPr>
+        <w:t xml:space="preserve"> Think/Verify.class.php</w:t>
+      </w:r>
+    </w:p>
+    <w:p>
+      <w:pPr>
+        <w:spacing w:line="240" w:lineRule="auto"/>
         <w:ind w:firstLine="420"/>
         <w:jc w:val="left"/>
       </w:pPr>
       <w:r>
         <w:rPr>
-          <w:rFonts w:ascii="" w:hAnsi="" w:cs="" w:eastAsia=""/>
           <w:sz w:val="22"/>
         </w:rPr>
         <w:t>Think/Upload.class.php</w:t>
@@ -488,13 +314,12 @@
     </w:p>
     <w:p>
       <w:pPr>
-        <w:spacing w:line="240"/>
+        <w:spacing w:line="240" w:lineRule="auto"/>
         <w:ind w:firstLine="420"/>
         <w:jc w:val="left"/>
       </w:pPr>
       <w:r>
         <w:rPr>
-          <w:rFonts w:ascii="" w:hAnsi="" w:cs="" w:eastAsia=""/>
           <w:sz w:val="22"/>
         </w:rPr>
         <w:t>Think/Image.class.php</w:t>
@@ -502,13 +327,12 @@
     </w:p>
     <w:p>
       <w:pPr>
-        <w:spacing w:line="240"/>
+        <w:spacing w:line="240" w:lineRule="auto"/>
         <w:ind w:firstLine="420"/>
         <w:jc w:val="left"/>
       </w:pPr>
       <w:r>
         <w:rPr>
-          <w:rFonts w:ascii="" w:hAnsi="" w:cs="" w:eastAsia=""/>
           <w:sz w:val="22"/>
         </w:rPr>
         <w:t>两种方式实例化功能类对象：</w:t>
@@ -516,98 +340,39 @@
     </w:p>
     <w:p>
       <w:pPr>
-        <w:spacing w:line="240"/>
+        <w:spacing w:line="240" w:lineRule="auto"/>
         <w:ind w:firstLine="420"/>
         <w:jc w:val="left"/>
       </w:pPr>
       <w:r>
         <w:rPr>
-          <w:rFonts w:ascii="" w:hAnsi="" w:cs="" w:eastAsia=""/>
-          <w:sz w:val="22"/>
-        </w:rPr>
-        <w:t>1.</w:t>
-      </w:r>
-      <w:r>
-        <w:rPr>
-          <w:rFonts w:ascii="" w:hAnsi="" w:cs="" w:eastAsia=""/>
-          <w:sz w:val="22"/>
-        </w:rPr>
-        <w:t>完全限定名称</w:t>
-      </w:r>
-      <w:r>
-        <w:rPr>
-          <w:rFonts w:ascii="" w:hAnsi="" w:cs="" w:eastAsia=""/>
-          <w:sz w:val="22"/>
-        </w:rPr>
-        <w:t xml:space="preserve"> </w:t>
-      </w:r>
-      <w:r>
-        <w:rPr>
-          <w:rFonts w:ascii="" w:hAnsi="" w:cs="" w:eastAsia=""/>
-          <w:sz w:val="22"/>
-        </w:rPr>
-        <w:t>$obj = new \Think\Verify();</w:t>
-      </w:r>
-    </w:p>
-    <w:p>
-      <w:pPr>
-        <w:spacing w:line="240"/>
+          <w:sz w:val="22"/>
+        </w:rPr>
+        <w:t>1.完全限定名称 $obj = new \Think\Verify();</w:t>
+      </w:r>
+    </w:p>
+    <w:p>
+      <w:pPr>
+        <w:spacing w:line="240" w:lineRule="auto"/>
         <w:ind w:firstLine="420"/>
         <w:jc w:val="left"/>
       </w:pPr>
       <w:r>
         <w:rPr>
-          <w:rFonts w:ascii="" w:hAnsi="" w:cs="" w:eastAsia=""/>
-          <w:sz w:val="22"/>
-        </w:rPr>
-        <w:t>2.</w:t>
-      </w:r>
-      <w:r>
-        <w:rPr>
-          <w:rFonts w:ascii="" w:hAnsi="" w:cs="" w:eastAsia=""/>
-          <w:sz w:val="22"/>
-        </w:rPr>
-        <w:t>空间类元素引入</w:t>
-      </w:r>
-      <w:r>
-        <w:rPr>
-          <w:rFonts w:ascii="" w:hAnsi="" w:cs="" w:eastAsia=""/>
-          <w:sz w:val="22"/>
-        </w:rPr>
-        <w:t xml:space="preserve"> </w:t>
-      </w:r>
-      <w:r>
-        <w:rPr>
-          <w:rFonts w:ascii="" w:hAnsi="" w:cs="" w:eastAsia=""/>
-          <w:sz w:val="22"/>
-        </w:rPr>
-        <w:t>use Think\Verify;</w:t>
-      </w:r>
-      <w:r>
-        <w:rPr>
-          <w:rFonts w:ascii="" w:hAnsi="" w:cs="" w:eastAsia=""/>
-          <w:sz w:val="22"/>
-        </w:rPr>
-        <w:t xml:space="preserve"> </w:t>
-      </w:r>
-      <w:r>
-        <w:rPr>
-          <w:rFonts w:ascii="" w:hAnsi="" w:cs="" w:eastAsia=""/>
-          <w:sz w:val="22"/>
-        </w:rPr>
-        <w:t>$obj = new Verify();</w:t>
-      </w:r>
-    </w:p>
-    <w:p>
-      <w:pPr>
-        <w:pStyle w:val="shimo heading 2"/>
-        <w:spacing w:line="415"/>
-        <w:jc w:val="left"/>
-      </w:pPr>
-      <w:r>
-        <w:rPr>
-          <w:rFonts w:ascii="" w:hAnsi="" w:cs="" w:eastAsia=""/>
-          <w:b w:val="true"/>
+          <w:sz w:val="22"/>
+        </w:rPr>
+        <w:t>2.空间类元素引入 use Think\Verify; $obj = new Verify();</w:t>
+      </w:r>
+    </w:p>
+    <w:p>
+      <w:pPr>
+        <w:pStyle w:val="8"/>
+        <w:spacing w:line="415" w:lineRule="auto"/>
+        <w:jc w:val="left"/>
+      </w:pPr>
+      <w:r>
+        <w:rPr>
+          <w:b/>
           <w:szCs w:val="32"/>
         </w:rPr>
         <w:t>3.给TP框架自定义工具类</w:t>
@@ -615,72 +380,35 @@
     </w:p>
     <w:p>
       <w:pPr>
-        <w:spacing w:line="240"/>
-        <w:jc w:val="left"/>
-      </w:pPr>
-      <w:r>
-        <w:rPr>
-          <w:rFonts w:ascii="" w:hAnsi="" w:cs="" w:eastAsia=""/>
-          <w:sz w:val="22"/>
-        </w:rPr>
-        <w:t xml:space="preserve"> </w:t>
-      </w:r>
-      <w:r>
-        <w:rPr>
-          <w:rFonts w:ascii="" w:hAnsi="" w:cs="" w:eastAsia=""/>
-          <w:sz w:val="22"/>
-        </w:rPr>
-        <w:t>S</w:t>
-      </w:r>
-      <w:r>
-        <w:rPr>
-          <w:rFonts w:ascii="" w:hAnsi="" w:cs="" w:eastAsia=""/>
-          <w:sz w:val="22"/>
-        </w:rPr>
-        <w:t>hop/Tools/Page.class.php</w:t>
-      </w:r>
-      <w:r>
-        <w:rPr>
-          <w:rFonts w:ascii="" w:hAnsi="" w:cs="" w:eastAsia=""/>
-          <w:sz w:val="22"/>
-        </w:rPr>
-        <w:t xml:space="preserve"> </w:t>
-      </w:r>
-      <w:r>
-        <w:rPr>
-          <w:rFonts w:ascii="" w:hAnsi="" w:cs="" w:eastAsia=""/>
-          <w:sz w:val="22"/>
-        </w:rPr>
-        <w:t xml:space="preserve"> </w:t>
-      </w:r>
-      <w:r>
-        <w:rPr>
-          <w:rFonts w:ascii="" w:hAnsi="" w:cs="" w:eastAsia=""/>
-          <w:sz w:val="22"/>
-        </w:rPr>
-        <w:t>namespace  Tools;</w:t>
-      </w:r>
-    </w:p>
-    <w:p>
-      <w:pPr>
-        <w:spacing w:line="240"/>
-        <w:jc w:val="left"/>
-      </w:pPr>
-    </w:p>
-    <w:p>
-      <w:pPr>
-        <w:pStyle w:val="shimo heading 1"/>
+        <w:spacing w:line="240" w:lineRule="auto"/>
+        <w:jc w:val="left"/>
+      </w:pPr>
+      <w:r>
+        <w:rPr>
+          <w:sz w:val="22"/>
+        </w:rPr>
+        <w:t xml:space="preserve"> Shop/Tools/Page.class.php  namespace  Tools;</w:t>
+      </w:r>
+    </w:p>
+    <w:p>
+      <w:pPr>
+        <w:spacing w:line="240" w:lineRule="auto"/>
+        <w:jc w:val="left"/>
+      </w:pPr>
+    </w:p>
+    <w:p>
+      <w:pPr>
+        <w:pStyle w:val="7"/>
         <w:numPr>
           <w:ilvl w:val="0"/>
           <w:numId w:val="1"/>
         </w:numPr>
-        <w:spacing w:line="578"/>
-        <w:jc w:val="left"/>
-      </w:pPr>
-      <w:r>
-        <w:rPr>
-          <w:rFonts w:ascii="" w:hAnsi="" w:cs="" w:eastAsia=""/>
-          <w:b w:val="true"/>
+        <w:spacing w:line="578" w:lineRule="auto"/>
+        <w:jc w:val="left"/>
+      </w:pPr>
+      <w:r>
+        <w:rPr>
+          <w:b/>
           <w:szCs w:val="44"/>
         </w:rPr>
         <w:t>RBAC</w:t>
@@ -688,69 +416,37 @@
     </w:p>
     <w:p>
       <w:pPr>
-        <w:spacing w:line="240"/>
-        <w:jc w:val="left"/>
-      </w:pPr>
-      <w:r>
-        <w:rPr>
-          <w:rFonts w:ascii="" w:hAnsi="" w:cs="" w:eastAsia=""/>
-          <w:sz w:val="22"/>
-        </w:rPr>
-        <w:t>RBAC：</w:t>
-      </w:r>
-      <w:r>
-        <w:rPr>
-          <w:rFonts w:ascii="" w:hAnsi="" w:cs="" w:eastAsia=""/>
-          <w:sz w:val="22"/>
-        </w:rPr>
-        <w:t>Role-Based Access Control</w:t>
-      </w:r>
-      <w:r>
-        <w:rPr>
-          <w:rFonts w:ascii="" w:hAnsi="" w:cs="" w:eastAsia=""/>
-          <w:sz w:val="22"/>
-        </w:rPr>
-        <w:t>基于角色的</w:t>
-      </w:r>
-      <w:r>
-        <w:rPr>
-          <w:rFonts w:ascii="" w:hAnsi="" w:cs="" w:eastAsia=""/>
-          <w:sz w:val="22"/>
-        </w:rPr>
-        <w:t>权限</w:t>
-      </w:r>
-      <w:r>
-        <w:rPr>
-          <w:rFonts w:ascii="" w:hAnsi="" w:cs="" w:eastAsia=""/>
-          <w:sz w:val="22"/>
-        </w:rPr>
-        <w:t>访问</w:t>
-      </w:r>
-      <w:r>
-        <w:rPr>
-          <w:rFonts w:ascii="" w:hAnsi="" w:cs="" w:eastAsia=""/>
-          <w:sz w:val="22"/>
-        </w:rPr>
-        <w:t>控制</w:t>
-      </w:r>
-    </w:p>
-    <w:p>
-      <w:pPr>
-        <w:spacing w:line="240"/>
+        <w:spacing w:line="240" w:lineRule="auto"/>
+        <w:jc w:val="left"/>
+      </w:pPr>
+      <w:r>
+        <w:rPr>
+          <w:sz w:val="22"/>
+        </w:rPr>
+        <w:t>RBAC：Role-Based Access Control基于角色的权限访问控制</w:t>
+      </w:r>
+    </w:p>
+    <w:p>
+      <w:pPr>
+        <w:spacing w:line="240" w:lineRule="auto"/>
         <w:jc w:val="left"/>
       </w:pPr>
       <w:r>
         <w:drawing>
-          <wp:inline distT="0" distR="0" distB="0" distL="0">
-            <wp:extent cx="3846068" cy="2086429"/>
-            <wp:docPr id="0" name="Drawing 0" descr="图片"/>
+          <wp:inline distT="0" distB="0" distL="0" distR="0">
+            <wp:extent cx="3845560" cy="2085975"/>
+            <wp:effectExtent l="0" t="0" r="15240" b="22225"/>
+            <wp:docPr id="1" name="Drawing 0" descr="图片"/>
+            <wp:cNvGraphicFramePr>
+              <a:graphicFrameLocks xmlns:a="http://schemas.openxmlformats.org/drawingml/2006/main" noChangeAspect="1"/>
+            </wp:cNvGraphicFramePr>
             <a:graphic xmlns:a="http://schemas.openxmlformats.org/drawingml/2006/main">
               <a:graphicData uri="http://schemas.openxmlformats.org/drawingml/2006/picture">
                 <pic:pic xmlns:pic="http://schemas.openxmlformats.org/drawingml/2006/picture">
                   <pic:nvPicPr>
-                    <pic:cNvPr id="0" name="Picture 0" descr="图片"/>
+                    <pic:cNvPr id="1" name="Drawing 0" descr="图片"/>
                     <pic:cNvPicPr>
-                      <a:picLocks noChangeAspect="true"/>
+                      <a:picLocks noChangeAspect="1"/>
                     </pic:cNvPicPr>
                   </pic:nvPicPr>
                   <pic:blipFill>
@@ -777,18 +473,17 @@
     </w:p>
     <w:p>
       <w:pPr>
-        <w:pStyle w:val="shimo heading 2"/>
+        <w:pStyle w:val="8"/>
         <w:numPr>
           <w:ilvl w:val="0"/>
           <w:numId w:val="3"/>
         </w:numPr>
-        <w:spacing w:line="415"/>
-        <w:jc w:val="left"/>
-      </w:pPr>
-      <w:r>
-        <w:rPr>
-          <w:rFonts w:ascii="" w:hAnsi="" w:cs="" w:eastAsia=""/>
-          <w:b w:val="true"/>
+        <w:spacing w:line="415" w:lineRule="auto"/>
+        <w:jc w:val="left"/>
+      </w:pPr>
+      <w:r>
+        <w:rPr>
+          <w:b/>
           <w:szCs w:val="32"/>
         </w:rPr>
         <w:t>传统方式的权限设置</w:t>
@@ -796,12 +491,11 @@
     </w:p>
     <w:p>
       <w:pPr>
-        <w:spacing w:line="240"/>
-        <w:jc w:val="left"/>
-      </w:pPr>
-      <w:r>
-        <w:rPr>
-          <w:rFonts w:ascii="" w:hAnsi="" w:cs="" w:eastAsia=""/>
+        <w:spacing w:line="240" w:lineRule="auto"/>
+        <w:jc w:val="left"/>
+      </w:pPr>
+      <w:r>
+        <w:rPr>
           <w:sz w:val="22"/>
         </w:rPr>
         <w:t>具体操作权限与用户直接联系：</w:t>
@@ -809,21 +503,25 @@
     </w:p>
     <w:p>
       <w:pPr>
-        <w:spacing w:line="240"/>
+        <w:spacing w:line="240" w:lineRule="auto"/>
         <w:jc w:val="left"/>
       </w:pPr>
       <w:r>
         <w:drawing>
-          <wp:inline distT="0" distR="0" distB="0" distL="0">
-            <wp:extent cx="3854577" cy="1759300"/>
-            <wp:docPr id="1" name="Drawing 1" descr="图片"/>
+          <wp:inline distT="0" distB="0" distL="0" distR="0">
+            <wp:extent cx="3854450" cy="1758950"/>
+            <wp:effectExtent l="0" t="0" r="6350" b="19050"/>
+            <wp:docPr id="2" name="Drawing 1" descr="图片"/>
+            <wp:cNvGraphicFramePr>
+              <a:graphicFrameLocks xmlns:a="http://schemas.openxmlformats.org/drawingml/2006/main" noChangeAspect="1"/>
+            </wp:cNvGraphicFramePr>
             <a:graphic xmlns:a="http://schemas.openxmlformats.org/drawingml/2006/main">
               <a:graphicData uri="http://schemas.openxmlformats.org/drawingml/2006/picture">
                 <pic:pic xmlns:pic="http://schemas.openxmlformats.org/drawingml/2006/picture">
                   <pic:nvPicPr>
-                    <pic:cNvPr id="0" name="Picture 1" descr="图片"/>
+                    <pic:cNvPr id="2" name="Drawing 1" descr="图片"/>
                     <pic:cNvPicPr>
-                      <a:picLocks noChangeAspect="true"/>
+                      <a:picLocks noChangeAspect="1"/>
                     </pic:cNvPicPr>
                   </pic:nvPicPr>
                   <pic:blipFill>
@@ -850,12 +548,11 @@
     </w:p>
     <w:p>
       <w:pPr>
-        <w:spacing w:line="240"/>
-        <w:jc w:val="left"/>
-      </w:pPr>
-      <w:r>
-        <w:rPr>
-          <w:rFonts w:ascii="" w:hAnsi="" w:cs="" w:eastAsia=""/>
+        <w:spacing w:line="240" w:lineRule="auto"/>
+        <w:jc w:val="left"/>
+      </w:pPr>
+      <w:r>
+        <w:rPr>
           <w:sz w:val="22"/>
         </w:rPr>
         <w:t>该方式权限设置特点：</w:t>
@@ -863,19 +560,17 @@
     </w:p>
     <w:p>
       <w:pPr>
-        <w:spacing w:line="240"/>
-        <w:jc w:val="left"/>
-      </w:pPr>
-      <w:r>
-        <w:rPr>
-          <w:rFonts w:ascii="" w:hAnsi="" w:cs="" w:eastAsia=""/>
+        <w:spacing w:line="240" w:lineRule="auto"/>
+        <w:jc w:val="left"/>
+      </w:pPr>
+      <w:r>
+        <w:rPr>
           <w:sz w:val="22"/>
         </w:rPr>
         <w:t>管理员需要为新增、离职的用户进行具体权限分配，操作的时候效率低下、</w:t>
       </w:r>
       <w:r>
         <w:rPr>
-          <w:rFonts w:ascii="" w:hAnsi="" w:cs="" w:eastAsia=""/>
           <w:color w:val="0070C0"/>
           <w:sz w:val="22"/>
         </w:rPr>
@@ -883,7 +578,6 @@
       </w:r>
       <w:r>
         <w:rPr>
-          <w:rFonts w:ascii="" w:hAnsi="" w:cs="" w:eastAsia=""/>
           <w:sz w:val="22"/>
         </w:rPr>
         <w:t>，较凌乱，不适合大项目使用。</w:t>
@@ -891,21 +585,25 @@
     </w:p>
     <w:p>
       <w:pPr>
-        <w:spacing w:line="240"/>
+        <w:spacing w:line="240" w:lineRule="auto"/>
         <w:jc w:val="left"/>
       </w:pPr>
       <w:r>
         <w:drawing>
-          <wp:inline distT="0" distR="0" distB="0" distL="0">
-            <wp:extent cx="3709924" cy="1756964"/>
-            <wp:docPr id="2" name="Drawing 2" descr="图片"/>
+          <wp:inline distT="0" distB="0" distL="0" distR="0">
+            <wp:extent cx="3709670" cy="1756410"/>
+            <wp:effectExtent l="0" t="0" r="24130" b="21590"/>
+            <wp:docPr id="3" name="Drawing 2" descr="图片"/>
+            <wp:cNvGraphicFramePr>
+              <a:graphicFrameLocks xmlns:a="http://schemas.openxmlformats.org/drawingml/2006/main" noChangeAspect="1"/>
+            </wp:cNvGraphicFramePr>
             <a:graphic xmlns:a="http://schemas.openxmlformats.org/drawingml/2006/main">
               <a:graphicData uri="http://schemas.openxmlformats.org/drawingml/2006/picture">
                 <pic:pic xmlns:pic="http://schemas.openxmlformats.org/drawingml/2006/picture">
                   <pic:nvPicPr>
-                    <pic:cNvPr id="0" name="Picture 2" descr="图片"/>
+                    <pic:cNvPr id="3" name="Drawing 2" descr="图片"/>
                     <pic:cNvPicPr>
-                      <a:picLocks noChangeAspect="true"/>
+                      <a:picLocks noChangeAspect="1"/>
                     </pic:cNvPicPr>
                   </pic:nvPicPr>
                   <pic:blipFill>
@@ -932,12 +630,11 @@
     </w:p>
     <w:p>
       <w:pPr>
-        <w:spacing w:line="240"/>
-        <w:jc w:val="left"/>
-      </w:pPr>
-      <w:r>
-        <w:rPr>
-          <w:rFonts w:ascii="" w:hAnsi="" w:cs="" w:eastAsia=""/>
+        <w:spacing w:line="240" w:lineRule="auto"/>
+        <w:jc w:val="left"/>
+      </w:pPr>
+      <w:r>
+        <w:rPr>
           <w:sz w:val="22"/>
         </w:rPr>
         <w:t>该方式权限设置特点：</w:t>
@@ -945,101 +642,75 @@
     </w:p>
     <w:p>
       <w:pPr>
-        <w:spacing w:line="240"/>
-        <w:jc w:val="left"/>
-      </w:pPr>
-      <w:r>
-        <w:rPr>
-          <w:rFonts w:ascii="" w:hAnsi="" w:cs="" w:eastAsia=""/>
-          <w:sz w:val="22"/>
-        </w:rPr>
-        <w:t xml:space="preserve"> </w:t>
-      </w:r>
-      <w:r>
-        <w:rPr>
-          <w:rFonts w:ascii="" w:hAnsi="" w:cs="" w:eastAsia=""/>
-          <w:sz w:val="22"/>
-        </w:rPr>
-        <w:t>用户---</w:t>
-      </w:r>
-      <w:r>
-        <w:rPr>
-          <w:rFonts w:ascii="" w:hAnsi="" w:cs="" w:eastAsia=""/>
-          <w:sz w:val="22"/>
-        </w:rPr>
-        <w:t>à</w:t>
-      </w:r>
-      <w:r>
-        <w:rPr>
-          <w:rFonts w:ascii="" w:hAnsi="" w:cs="" w:eastAsia=""/>
+        <w:spacing w:line="240" w:lineRule="auto"/>
+        <w:jc w:val="left"/>
+      </w:pPr>
+      <w:r>
+        <w:rPr>
+          <w:sz w:val="22"/>
+        </w:rPr>
+        <w:t xml:space="preserve"> 用户---</w:t>
+      </w:r>
+      <w:r>
+        <w:rPr>
+          <w:rFonts w:hint="default"/>
+          <w:sz w:val="22"/>
+        </w:rPr>
+        <w:t>&gt;</w:t>
+      </w:r>
+      <w:r>
+        <w:rPr>
           <w:sz w:val="22"/>
         </w:rPr>
         <w:t>角色（组别）---</w:t>
       </w:r>
       <w:r>
         <w:rPr>
-          <w:rFonts w:ascii="" w:hAnsi="" w:cs="" w:eastAsia=""/>
-          <w:sz w:val="22"/>
-        </w:rPr>
-        <w:t>à</w:t>
-      </w:r>
-      <w:r>
-        <w:rPr>
-          <w:rFonts w:ascii="" w:hAnsi="" w:cs="" w:eastAsia=""/>
-          <w:sz w:val="22"/>
-        </w:rPr>
-        <w:t>权限</w:t>
-      </w:r>
-    </w:p>
-    <w:p>
-      <w:pPr>
-        <w:spacing w:line="240"/>
-        <w:jc w:val="left"/>
-      </w:pPr>
-      <w:r>
-        <w:rPr>
-          <w:rFonts w:ascii="" w:hAnsi="" w:cs="" w:eastAsia=""/>
-          <w:sz w:val="22"/>
-        </w:rPr>
-        <w:t xml:space="preserve"> </w:t>
-      </w:r>
-      <w:r>
-        <w:rPr>
-          <w:rFonts w:ascii="" w:hAnsi="" w:cs="" w:eastAsia=""/>
-          <w:sz w:val="22"/>
-        </w:rPr>
-        <w:t>每个组可以对应多个权限，是已经准备好的工作（无需后期设置）</w:t>
-      </w:r>
-      <w:r>
-        <w:rPr>
-          <w:rFonts w:ascii="" w:hAnsi="" w:cs="" w:eastAsia=""/>
-          <w:sz w:val="22"/>
-        </w:rPr>
-        <w:t>。</w:t>
-      </w:r>
-    </w:p>
-    <w:p>
-      <w:pPr>
-        <w:spacing w:line="240"/>
-        <w:jc w:val="left"/>
-      </w:pPr>
-      <w:r>
-        <w:rPr>
-          <w:rFonts w:ascii="" w:hAnsi="" w:cs="" w:eastAsia=""/>
-          <w:sz w:val="22"/>
-        </w:rPr>
-        <w:t xml:space="preserve"> </w:t>
-      </w:r>
-      <w:r>
-        <w:rPr>
-          <w:rFonts w:ascii="" w:hAnsi="" w:cs="" w:eastAsia=""/>
-          <w:sz w:val="22"/>
-        </w:rPr>
-        <w:t>管理员进行权限设置只需要考虑</w:t>
-      </w:r>
-      <w:r>
-        <w:rPr>
-          <w:rFonts w:ascii="" w:hAnsi="" w:cs="" w:eastAsia=""/>
+          <w:rFonts w:hint="default"/>
+          <w:sz w:val="22"/>
+        </w:rPr>
+        <w:t>&gt;</w:t>
+      </w:r>
+      <w:r>
+        <w:rPr>
+          <w:sz w:val="22"/>
+        </w:rPr>
+        <w:t>权</w:t>
+      </w:r>
+      <w:bookmarkStart w:id="0" w:name="_GoBack"/>
+      <w:bookmarkEnd w:id="0"/>
+      <w:r>
+        <w:rPr>
+          <w:sz w:val="22"/>
+        </w:rPr>
+        <w:t>限</w:t>
+      </w:r>
+    </w:p>
+    <w:p>
+      <w:pPr>
+        <w:spacing w:line="240" w:lineRule="auto"/>
+        <w:jc w:val="left"/>
+      </w:pPr>
+      <w:r>
+        <w:rPr>
+          <w:sz w:val="22"/>
+        </w:rPr>
+        <w:t xml:space="preserve"> 每个组可以对应多个权限，是已经准备好的工作（无需后期设置）。</w:t>
+      </w:r>
+    </w:p>
+    <w:p>
+      <w:pPr>
+        <w:spacing w:line="240" w:lineRule="auto"/>
+        <w:jc w:val="left"/>
+      </w:pPr>
+      <w:r>
+        <w:rPr>
+          <w:sz w:val="22"/>
+        </w:rPr>
+        <w:t xml:space="preserve"> 管理员进行权限设置只需要考虑</w:t>
+      </w:r>
+      <w:r>
+        <w:rPr>
           <w:color w:val="0070C0"/>
           <w:sz w:val="22"/>
         </w:rPr>
@@ -1047,7 +718,6 @@
       </w:r>
       <w:r>
         <w:rPr>
-          <w:rFonts w:ascii="" w:hAnsi="" w:cs="" w:eastAsia=""/>
           <w:sz w:val="22"/>
         </w:rPr>
         <w:t>，操作非常容易、高效、简便。</w:t>
@@ -1055,44 +725,35 @@
     </w:p>
     <w:p>
       <w:pPr>
-        <w:spacing w:line="240"/>
-        <w:jc w:val="left"/>
-      </w:pPr>
-      <w:r>
-        <w:rPr>
-          <w:rFonts w:ascii="" w:hAnsi="" w:cs="" w:eastAsia=""/>
-          <w:sz w:val="22"/>
-        </w:rPr>
-        <w:t xml:space="preserve"> </w:t>
-      </w:r>
-      <w:r>
-        <w:rPr>
-          <w:rFonts w:ascii="" w:hAnsi="" w:cs="" w:eastAsia=""/>
-          <w:sz w:val="22"/>
-        </w:rPr>
-        <w:t>是一种非常科学的权限设置方式。</w:t>
-      </w:r>
-    </w:p>
-    <w:p>
-      <w:pPr>
-        <w:spacing w:line="240"/>
-        <w:jc w:val="left"/>
-      </w:pPr>
-    </w:p>
-    <w:p>
-      <w:pPr>
-        <w:pStyle w:val="shimo heading 1"/>
+        <w:spacing w:line="240" w:lineRule="auto"/>
+        <w:jc w:val="left"/>
+      </w:pPr>
+      <w:r>
+        <w:rPr>
+          <w:sz w:val="22"/>
+        </w:rPr>
+        <w:t xml:space="preserve"> 是一种非常科学的权限设置方式。</w:t>
+      </w:r>
+    </w:p>
+    <w:p>
+      <w:pPr>
+        <w:spacing w:line="240" w:lineRule="auto"/>
+        <w:jc w:val="left"/>
+      </w:pPr>
+    </w:p>
+    <w:p>
+      <w:pPr>
+        <w:pStyle w:val="7"/>
         <w:numPr>
           <w:ilvl w:val="0"/>
           <w:numId w:val="1"/>
         </w:numPr>
-        <w:spacing w:line="578"/>
-        <w:jc w:val="left"/>
-      </w:pPr>
-      <w:r>
-        <w:rPr>
-          <w:rFonts w:ascii="" w:hAnsi="" w:cs="" w:eastAsia=""/>
-          <w:b w:val="true"/>
+        <w:spacing w:line="578" w:lineRule="auto"/>
+        <w:jc w:val="left"/>
+      </w:pPr>
+      <w:r>
+        <w:rPr>
+          <w:b/>
           <w:szCs w:val="44"/>
         </w:rPr>
         <w:t>数据表</w:t>
@@ -1100,18 +761,17 @@
     </w:p>
     <w:p>
       <w:pPr>
-        <w:pStyle w:val="shimo heading 2"/>
+        <w:pStyle w:val="8"/>
         <w:numPr>
           <w:ilvl w:val="0"/>
           <w:numId w:val="4"/>
         </w:numPr>
-        <w:spacing w:line="415"/>
-        <w:jc w:val="left"/>
-      </w:pPr>
-      <w:r>
-        <w:rPr>
-          <w:rFonts w:ascii="" w:hAnsi="" w:cs="" w:eastAsia=""/>
-          <w:b w:val="true"/>
+        <w:spacing w:line="415" w:lineRule="auto"/>
+        <w:jc w:val="left"/>
+      </w:pPr>
+      <w:r>
+        <w:rPr>
+          <w:b/>
           <w:szCs w:val="32"/>
         </w:rPr>
         <w:t>设计数据表</w:t>
@@ -1119,21 +779,25 @@
     </w:p>
     <w:p>
       <w:pPr>
-        <w:spacing w:line="240"/>
+        <w:spacing w:line="240" w:lineRule="auto"/>
         <w:jc w:val="left"/>
       </w:pPr>
       <w:r>
         <w:drawing>
-          <wp:inline distT="0" distR="0" distB="0" distL="0">
-            <wp:extent cx="4152392" cy="1467606"/>
-            <wp:docPr id="3" name="Drawing 3" descr="图片"/>
+          <wp:inline distT="0" distB="0" distL="0" distR="0">
+            <wp:extent cx="4152265" cy="1467485"/>
+            <wp:effectExtent l="0" t="0" r="13335" b="5715"/>
+            <wp:docPr id="4" name="Drawing 3" descr="图片"/>
+            <wp:cNvGraphicFramePr>
+              <a:graphicFrameLocks xmlns:a="http://schemas.openxmlformats.org/drawingml/2006/main" noChangeAspect="1"/>
+            </wp:cNvGraphicFramePr>
             <a:graphic xmlns:a="http://schemas.openxmlformats.org/drawingml/2006/main">
               <a:graphicData uri="http://schemas.openxmlformats.org/drawingml/2006/picture">
                 <pic:pic xmlns:pic="http://schemas.openxmlformats.org/drawingml/2006/picture">
                   <pic:nvPicPr>
-                    <pic:cNvPr id="0" name="Picture 3" descr="图片"/>
+                    <pic:cNvPr id="4" name="Drawing 3" descr="图片"/>
                     <pic:cNvPicPr>
-                      <a:picLocks noChangeAspect="true"/>
+                      <a:picLocks noChangeAspect="1"/>
                     </pic:cNvPicPr>
                   </pic:nvPicPr>
                   <pic:blipFill>
@@ -1160,21 +824,25 @@
     </w:p>
     <w:p>
       <w:pPr>
-        <w:spacing w:line="240"/>
+        <w:spacing w:line="240" w:lineRule="auto"/>
         <w:jc w:val="left"/>
       </w:pPr>
       <w:r>
         <w:drawing>
-          <wp:inline distT="0" distR="0" distB="0" distL="0">
-            <wp:extent cx="4152392" cy="2744472"/>
-            <wp:docPr id="4" name="Drawing 4" descr="图片"/>
+          <wp:inline distT="0" distB="0" distL="0" distR="0">
+            <wp:extent cx="4152265" cy="2744470"/>
+            <wp:effectExtent l="0" t="0" r="13335" b="24130"/>
+            <wp:docPr id="5" name="Drawing 4" descr="图片"/>
+            <wp:cNvGraphicFramePr>
+              <a:graphicFrameLocks xmlns:a="http://schemas.openxmlformats.org/drawingml/2006/main" noChangeAspect="1"/>
+            </wp:cNvGraphicFramePr>
             <a:graphic xmlns:a="http://schemas.openxmlformats.org/drawingml/2006/main">
               <a:graphicData uri="http://schemas.openxmlformats.org/drawingml/2006/picture">
                 <pic:pic xmlns:pic="http://schemas.openxmlformats.org/drawingml/2006/picture">
                   <pic:nvPicPr>
-                    <pic:cNvPr id="0" name="Picture 4" descr="图片"/>
+                    <pic:cNvPr id="5" name="Drawing 4" descr="图片"/>
                     <pic:cNvPicPr>
-                      <a:picLocks noChangeAspect="true"/>
+                      <a:picLocks noChangeAspect="1"/>
                     </pic:cNvPicPr>
                   </pic:nvPicPr>
                   <pic:blipFill>
@@ -1201,21 +869,25 @@
     </w:p>
     <w:p>
       <w:pPr>
-        <w:spacing w:line="240"/>
+        <w:spacing w:line="240" w:lineRule="auto"/>
         <w:jc w:val="left"/>
       </w:pPr>
       <w:r>
         <w:drawing>
-          <wp:inline distT="0" distR="0" distB="0" distL="0">
-            <wp:extent cx="4160901" cy="1295003"/>
-            <wp:docPr id="5" name="Drawing 5" descr="图片"/>
+          <wp:inline distT="0" distB="0" distL="0" distR="0">
+            <wp:extent cx="4160520" cy="1294765"/>
+            <wp:effectExtent l="0" t="0" r="5080" b="635"/>
+            <wp:docPr id="6" name="Drawing 5" descr="图片"/>
+            <wp:cNvGraphicFramePr>
+              <a:graphicFrameLocks xmlns:a="http://schemas.openxmlformats.org/drawingml/2006/main" noChangeAspect="1"/>
+            </wp:cNvGraphicFramePr>
             <a:graphic xmlns:a="http://schemas.openxmlformats.org/drawingml/2006/main">
               <a:graphicData uri="http://schemas.openxmlformats.org/drawingml/2006/picture">
                 <pic:pic xmlns:pic="http://schemas.openxmlformats.org/drawingml/2006/picture">
                   <pic:nvPicPr>
-                    <pic:cNvPr id="0" name="Picture 5" descr="图片"/>
+                    <pic:cNvPr id="6" name="Drawing 5" descr="图片"/>
                     <pic:cNvPicPr>
-                      <a:picLocks noChangeAspect="true"/>
+                      <a:picLocks noChangeAspect="1"/>
                     </pic:cNvPicPr>
                   </pic:nvPicPr>
                   <pic:blipFill>
@@ -1242,14 +914,13 @@
     </w:p>
     <w:p>
       <w:pPr>
-        <w:pStyle w:val="shimo heading 2"/>
-        <w:spacing w:line="415"/>
-        <w:jc w:val="left"/>
-      </w:pPr>
-      <w:r>
-        <w:rPr>
-          <w:rFonts w:ascii="" w:hAnsi="" w:cs="" w:eastAsia=""/>
-          <w:b w:val="true"/>
+        <w:pStyle w:val="8"/>
+        <w:spacing w:line="415" w:lineRule="auto"/>
+        <w:jc w:val="left"/>
+      </w:pPr>
+      <w:r>
+        <w:rPr>
+          <w:b/>
           <w:szCs w:val="32"/>
         </w:rPr>
         <w:t>2.数据模拟</w:t>
@@ -1257,21 +928,25 @@
     </w:p>
     <w:p>
       <w:pPr>
-        <w:spacing w:line="240"/>
+        <w:spacing w:line="240" w:lineRule="auto"/>
         <w:jc w:val="left"/>
       </w:pPr>
       <w:r>
         <w:drawing>
-          <wp:inline distT="0" distR="0" distB="0" distL="0">
-            <wp:extent cx="4109847" cy="2722106"/>
-            <wp:docPr id="6" name="Drawing 6" descr="图片"/>
+          <wp:inline distT="0" distB="0" distL="0" distR="0">
+            <wp:extent cx="4109720" cy="2721610"/>
+            <wp:effectExtent l="0" t="0" r="5080" b="21590"/>
+            <wp:docPr id="7" name="Drawing 6" descr="图片"/>
+            <wp:cNvGraphicFramePr>
+              <a:graphicFrameLocks xmlns:a="http://schemas.openxmlformats.org/drawingml/2006/main" noChangeAspect="1"/>
+            </wp:cNvGraphicFramePr>
             <a:graphic xmlns:a="http://schemas.openxmlformats.org/drawingml/2006/main">
               <a:graphicData uri="http://schemas.openxmlformats.org/drawingml/2006/picture">
                 <pic:pic xmlns:pic="http://schemas.openxmlformats.org/drawingml/2006/picture">
                   <pic:nvPicPr>
-                    <pic:cNvPr id="0" name="Picture 6" descr="图片"/>
+                    <pic:cNvPr id="7" name="Drawing 6" descr="图片"/>
                     <pic:cNvPicPr>
-                      <a:picLocks noChangeAspect="true"/>
+                      <a:picLocks noChangeAspect="1"/>
                     </pic:cNvPicPr>
                   </pic:nvPicPr>
                   <pic:blipFill>
@@ -1298,21 +973,25 @@
     </w:p>
     <w:p>
       <w:pPr>
-        <w:spacing w:line="240"/>
+        <w:spacing w:line="240" w:lineRule="auto"/>
         <w:jc w:val="left"/>
       </w:pPr>
       <w:r>
         <w:drawing>
-          <wp:inline distT="0" distR="0" distB="0" distL="0">
-            <wp:extent cx="4101338" cy="823754"/>
-            <wp:docPr id="7" name="Drawing 7" descr="图片"/>
+          <wp:inline distT="0" distB="0" distL="0" distR="0">
+            <wp:extent cx="4100830" cy="823595"/>
+            <wp:effectExtent l="0" t="0" r="13970" b="14605"/>
+            <wp:docPr id="8" name="Drawing 7" descr="图片"/>
+            <wp:cNvGraphicFramePr>
+              <a:graphicFrameLocks xmlns:a="http://schemas.openxmlformats.org/drawingml/2006/main" noChangeAspect="1"/>
+            </wp:cNvGraphicFramePr>
             <a:graphic xmlns:a="http://schemas.openxmlformats.org/drawingml/2006/main">
               <a:graphicData uri="http://schemas.openxmlformats.org/drawingml/2006/picture">
                 <pic:pic xmlns:pic="http://schemas.openxmlformats.org/drawingml/2006/picture">
                   <pic:nvPicPr>
-                    <pic:cNvPr id="0" name="Picture 7" descr="图片"/>
+                    <pic:cNvPr id="8" name="Drawing 7" descr="图片"/>
                     <pic:cNvPicPr>
-                      <a:picLocks noChangeAspect="true"/>
+                      <a:picLocks noChangeAspect="1"/>
                     </pic:cNvPicPr>
                   </pic:nvPicPr>
                   <pic:blipFill>
@@ -1339,24 +1018,23 @@
     </w:p>
     <w:p>
       <w:pPr>
-        <w:spacing w:line="240"/>
-        <w:jc w:val="left"/>
-      </w:pPr>
-    </w:p>
-    <w:p>
-      <w:pPr>
-        <w:pStyle w:val="shimo heading 1"/>
+        <w:spacing w:line="240" w:lineRule="auto"/>
+        <w:jc w:val="left"/>
+      </w:pPr>
+    </w:p>
+    <w:p>
+      <w:pPr>
+        <w:pStyle w:val="7"/>
         <w:numPr>
           <w:ilvl w:val="0"/>
           <w:numId w:val="1"/>
         </w:numPr>
-        <w:spacing w:line="578"/>
-        <w:jc w:val="left"/>
-      </w:pPr>
-      <w:r>
-        <w:rPr>
-          <w:rFonts w:ascii="" w:hAnsi="" w:cs="" w:eastAsia=""/>
-          <w:b w:val="true"/>
+        <w:spacing w:line="578" w:lineRule="auto"/>
+        <w:jc w:val="left"/>
+      </w:pPr>
+      <w:r>
+        <w:rPr>
+          <w:b/>
           <w:szCs w:val="44"/>
         </w:rPr>
         <w:t>管理员登录系统显示对应权限</w:t>
@@ -1364,18 +1042,17 @@
     </w:p>
     <w:p>
       <w:pPr>
-        <w:pStyle w:val="shimo heading 2"/>
+        <w:pStyle w:val="8"/>
         <w:numPr>
           <w:ilvl w:val="0"/>
           <w:numId w:val="5"/>
         </w:numPr>
-        <w:spacing w:line="415"/>
-        <w:jc w:val="left"/>
-      </w:pPr>
-      <w:r>
-        <w:rPr>
-          <w:rFonts w:ascii="" w:hAnsi="" w:cs="" w:eastAsia=""/>
-          <w:b w:val="true"/>
+        <w:spacing w:line="415" w:lineRule="auto"/>
+        <w:jc w:val="left"/>
+      </w:pPr>
+      <w:r>
+        <w:rPr>
+          <w:b/>
           <w:szCs w:val="32"/>
         </w:rPr>
         <w:t>权限展示</w:t>
@@ -1383,21 +1060,25 @@
     </w:p>
     <w:p>
       <w:pPr>
-        <w:spacing w:line="240"/>
+        <w:spacing w:line="240" w:lineRule="auto"/>
         <w:jc w:val="left"/>
       </w:pPr>
       <w:r>
         <w:drawing>
-          <wp:inline distT="0" distR="0" distB="0" distL="0">
-            <wp:extent cx="4152392" cy="2505384"/>
-            <wp:docPr id="8" name="Drawing 8" descr="图片"/>
+          <wp:inline distT="0" distB="0" distL="0" distR="0">
+            <wp:extent cx="4152265" cy="2505075"/>
+            <wp:effectExtent l="0" t="0" r="13335" b="9525"/>
+            <wp:docPr id="9" name="Drawing 8" descr="图片"/>
+            <wp:cNvGraphicFramePr>
+              <a:graphicFrameLocks xmlns:a="http://schemas.openxmlformats.org/drawingml/2006/main" noChangeAspect="1"/>
+            </wp:cNvGraphicFramePr>
             <a:graphic xmlns:a="http://schemas.openxmlformats.org/drawingml/2006/main">
               <a:graphicData uri="http://schemas.openxmlformats.org/drawingml/2006/picture">
                 <pic:pic xmlns:pic="http://schemas.openxmlformats.org/drawingml/2006/picture">
                   <pic:nvPicPr>
-                    <pic:cNvPr id="0" name="Picture 8" descr="图片"/>
+                    <pic:cNvPr id="9" name="Drawing 8" descr="图片"/>
                     <pic:cNvPicPr>
-                      <a:picLocks noChangeAspect="true"/>
+                      <a:picLocks noChangeAspect="1"/>
                     </pic:cNvPicPr>
                   </pic:nvPicPr>
                   <pic:blipFill>
@@ -1424,21 +1105,25 @@
     </w:p>
     <w:p>
       <w:pPr>
-        <w:spacing w:line="240"/>
+        <w:spacing w:line="240" w:lineRule="auto"/>
         <w:jc w:val="left"/>
       </w:pPr>
       <w:r>
         <w:drawing>
-          <wp:inline distT="0" distR="0" distB="0" distL="0">
-            <wp:extent cx="4067302" cy="2720695"/>
-            <wp:docPr id="9" name="Drawing 9" descr="图片"/>
+          <wp:inline distT="0" distB="0" distL="0" distR="0">
+            <wp:extent cx="4067175" cy="2720340"/>
+            <wp:effectExtent l="0" t="0" r="22225" b="22860"/>
+            <wp:docPr id="10" name="Drawing 9" descr="图片"/>
+            <wp:cNvGraphicFramePr>
+              <a:graphicFrameLocks xmlns:a="http://schemas.openxmlformats.org/drawingml/2006/main" noChangeAspect="1"/>
+            </wp:cNvGraphicFramePr>
             <a:graphic xmlns:a="http://schemas.openxmlformats.org/drawingml/2006/main">
               <a:graphicData uri="http://schemas.openxmlformats.org/drawingml/2006/picture">
                 <pic:pic xmlns:pic="http://schemas.openxmlformats.org/drawingml/2006/picture">
                   <pic:nvPicPr>
-                    <pic:cNvPr id="0" name="Picture 9" descr="图片"/>
+                    <pic:cNvPr id="10" name="Drawing 9" descr="图片"/>
                     <pic:cNvPicPr>
-                      <a:picLocks noChangeAspect="true"/>
+                      <a:picLocks noChangeAspect="1"/>
                     </pic:cNvPicPr>
                   </pic:nvPicPr>
                   <pic:blipFill>
@@ -1465,52 +1150,39 @@
     </w:p>
     <w:p>
       <w:pPr>
-        <w:pStyle w:val="shimo heading 2"/>
-        <w:spacing w:line="415"/>
-        <w:jc w:val="left"/>
-      </w:pPr>
-      <w:r>
-        <w:rPr>
-          <w:rFonts w:ascii="" w:hAnsi="" w:cs="" w:eastAsia=""/>
-          <w:b w:val="true"/>
+        <w:pStyle w:val="8"/>
+        <w:spacing w:line="415" w:lineRule="auto"/>
+        <w:jc w:val="left"/>
+      </w:pPr>
+      <w:r>
+        <w:rPr>
+          <w:b/>
           <w:szCs w:val="32"/>
         </w:rPr>
-        <w:t>2.</w:t>
-      </w:r>
-      <w:r>
-        <w:rPr>
-          <w:rFonts w:ascii="" w:hAnsi="" w:cs="" w:eastAsia=""/>
-          <w:b w:val="true"/>
-          <w:szCs w:val="32"/>
-        </w:rPr>
-        <w:t>A</w:t>
-      </w:r>
-      <w:r>
-        <w:rPr>
-          <w:rFonts w:ascii="" w:hAnsi="" w:cs="" w:eastAsia=""/>
-          <w:b w:val="true"/>
-          <w:szCs w:val="32"/>
-        </w:rPr>
-        <w:t>dmin管理员显示全部权限</w:t>
-      </w:r>
-    </w:p>
-    <w:p>
-      <w:pPr>
-        <w:spacing w:line="240"/>
+        <w:t>2.Admin管理员显示全部权限</w:t>
+      </w:r>
+    </w:p>
+    <w:p>
+      <w:pPr>
+        <w:spacing w:line="240" w:lineRule="auto"/>
         <w:jc w:val="left"/>
       </w:pPr>
       <w:r>
         <w:drawing>
-          <wp:inline distT="0" distR="0" distB="0" distL="0">
-            <wp:extent cx="4177919" cy="1928270"/>
-            <wp:docPr id="10" name="Drawing 10" descr="图片"/>
+          <wp:inline distT="0" distB="0" distL="0" distR="0">
+            <wp:extent cx="4177665" cy="1927860"/>
+            <wp:effectExtent l="0" t="0" r="13335" b="2540"/>
+            <wp:docPr id="11" name="Drawing 10" descr="图片"/>
+            <wp:cNvGraphicFramePr>
+              <a:graphicFrameLocks xmlns:a="http://schemas.openxmlformats.org/drawingml/2006/main" noChangeAspect="1"/>
+            </wp:cNvGraphicFramePr>
             <a:graphic xmlns:a="http://schemas.openxmlformats.org/drawingml/2006/main">
               <a:graphicData uri="http://schemas.openxmlformats.org/drawingml/2006/picture">
                 <pic:pic xmlns:pic="http://schemas.openxmlformats.org/drawingml/2006/picture">
                   <pic:nvPicPr>
-                    <pic:cNvPr id="0" name="Picture 10" descr="图片"/>
+                    <pic:cNvPr id="11" name="Drawing 10" descr="图片"/>
                     <pic:cNvPicPr>
-                      <a:picLocks noChangeAspect="true"/>
+                      <a:picLocks noChangeAspect="1"/>
                     </pic:cNvPicPr>
                   </pic:nvPicPr>
                   <pic:blipFill>
@@ -1537,18 +1209,17 @@
     </w:p>
     <w:p>
       <w:pPr>
-        <w:pStyle w:val="shimo heading 1"/>
+        <w:pStyle w:val="7"/>
         <w:numPr>
           <w:ilvl w:val="0"/>
           <w:numId w:val="1"/>
         </w:numPr>
-        <w:spacing w:line="578"/>
-        <w:jc w:val="left"/>
-      </w:pPr>
-      <w:r>
-        <w:rPr>
-          <w:rFonts w:ascii="" w:hAnsi="" w:cs="" w:eastAsia=""/>
-          <w:b w:val="true"/>
+        <w:spacing w:line="578" w:lineRule="auto"/>
+        <w:jc w:val="left"/>
+      </w:pPr>
+      <w:r>
+        <w:rPr>
+          <w:b/>
           <w:szCs w:val="44"/>
         </w:rPr>
         <w:t>角色数据维护</w:t>
@@ -1556,18 +1227,17 @@
     </w:p>
     <w:p>
       <w:pPr>
-        <w:pStyle w:val="shimo heading 2"/>
+        <w:pStyle w:val="8"/>
         <w:numPr>
           <w:ilvl w:val="0"/>
           <w:numId w:val="6"/>
         </w:numPr>
-        <w:spacing w:line="415"/>
-        <w:jc w:val="left"/>
-      </w:pPr>
-      <w:r>
-        <w:rPr>
-          <w:rFonts w:ascii="" w:hAnsi="" w:cs="" w:eastAsia=""/>
-          <w:b w:val="true"/>
+        <w:spacing w:line="415" w:lineRule="auto"/>
+        <w:jc w:val="left"/>
+      </w:pPr>
+      <w:r>
+        <w:rPr>
+          <w:b/>
           <w:szCs w:val="32"/>
         </w:rPr>
         <w:t>展示角色列表</w:t>
@@ -1575,21 +1245,25 @@
     </w:p>
     <w:p>
       <w:pPr>
-        <w:spacing w:line="240"/>
+        <w:spacing w:line="240" w:lineRule="auto"/>
         <w:jc w:val="left"/>
       </w:pPr>
       <w:r>
         <w:drawing>
-          <wp:inline distT="0" distR="0" distB="0" distL="0">
-            <wp:extent cx="4339590" cy="632322"/>
-            <wp:docPr id="11" name="Drawing 11" descr="图片"/>
+          <wp:inline distT="0" distB="0" distL="0" distR="0">
+            <wp:extent cx="4339590" cy="631825"/>
+            <wp:effectExtent l="0" t="0" r="3810" b="3175"/>
+            <wp:docPr id="12" name="Drawing 11" descr="图片"/>
+            <wp:cNvGraphicFramePr>
+              <a:graphicFrameLocks xmlns:a="http://schemas.openxmlformats.org/drawingml/2006/main" noChangeAspect="1"/>
+            </wp:cNvGraphicFramePr>
             <a:graphic xmlns:a="http://schemas.openxmlformats.org/drawingml/2006/main">
               <a:graphicData uri="http://schemas.openxmlformats.org/drawingml/2006/picture">
                 <pic:pic xmlns:pic="http://schemas.openxmlformats.org/drawingml/2006/picture">
                   <pic:nvPicPr>
-                    <pic:cNvPr id="0" name="Picture 11" descr="图片"/>
+                    <pic:cNvPr id="12" name="Drawing 11" descr="图片"/>
                     <pic:cNvPicPr>
-                      <a:picLocks noChangeAspect="true"/>
+                      <a:picLocks noChangeAspect="1"/>
                     </pic:cNvPicPr>
                   </pic:nvPicPr>
                   <pic:blipFill>
@@ -1616,21 +1290,25 @@
     </w:p>
     <w:p>
       <w:pPr>
-        <w:spacing w:line="240"/>
+        <w:spacing w:line="240" w:lineRule="auto"/>
         <w:jc w:val="left"/>
       </w:pPr>
       <w:r>
         <w:drawing>
-          <wp:inline distT="0" distR="0" distB="0" distL="0">
-            <wp:extent cx="3999230" cy="2035972"/>
-            <wp:docPr id="12" name="Drawing 12" descr="图片"/>
+          <wp:inline distT="0" distB="0" distL="0" distR="0">
+            <wp:extent cx="3999230" cy="2035810"/>
+            <wp:effectExtent l="0" t="0" r="13970" b="21590"/>
+            <wp:docPr id="13" name="Drawing 12" descr="图片"/>
+            <wp:cNvGraphicFramePr>
+              <a:graphicFrameLocks xmlns:a="http://schemas.openxmlformats.org/drawingml/2006/main" noChangeAspect="1"/>
+            </wp:cNvGraphicFramePr>
             <a:graphic xmlns:a="http://schemas.openxmlformats.org/drawingml/2006/main">
               <a:graphicData uri="http://schemas.openxmlformats.org/drawingml/2006/picture">
                 <pic:pic xmlns:pic="http://schemas.openxmlformats.org/drawingml/2006/picture">
                   <pic:nvPicPr>
-                    <pic:cNvPr id="0" name="Picture 12" descr="图片"/>
+                    <pic:cNvPr id="13" name="Drawing 12" descr="图片"/>
                     <pic:cNvPicPr>
-                      <a:picLocks noChangeAspect="true"/>
+                      <a:picLocks noChangeAspect="1"/>
                     </pic:cNvPicPr>
                   </pic:nvPicPr>
                   <pic:blipFill>
@@ -1657,21 +1335,25 @@
     </w:p>
     <w:p>
       <w:pPr>
-        <w:spacing w:line="240"/>
+        <w:spacing w:line="240" w:lineRule="auto"/>
         <w:jc w:val="left"/>
       </w:pPr>
       <w:r>
         <w:drawing>
-          <wp:inline distT="0" distR="0" distB="0" distL="0">
-            <wp:extent cx="4041775" cy="2459709"/>
-            <wp:docPr id="13" name="Drawing 13" descr="图片"/>
+          <wp:inline distT="0" distB="0" distL="0" distR="0">
+            <wp:extent cx="4041775" cy="2459355"/>
+            <wp:effectExtent l="0" t="0" r="22225" b="4445"/>
+            <wp:docPr id="14" name="Drawing 13" descr="图片"/>
+            <wp:cNvGraphicFramePr>
+              <a:graphicFrameLocks xmlns:a="http://schemas.openxmlformats.org/drawingml/2006/main" noChangeAspect="1"/>
+            </wp:cNvGraphicFramePr>
             <a:graphic xmlns:a="http://schemas.openxmlformats.org/drawingml/2006/main">
               <a:graphicData uri="http://schemas.openxmlformats.org/drawingml/2006/picture">
                 <pic:pic xmlns:pic="http://schemas.openxmlformats.org/drawingml/2006/picture">
                   <pic:nvPicPr>
-                    <pic:cNvPr id="0" name="Picture 13" descr="图片"/>
+                    <pic:cNvPr id="14" name="Drawing 13" descr="图片"/>
                     <pic:cNvPicPr>
-                      <a:picLocks noChangeAspect="true"/>
+                      <a:picLocks noChangeAspect="1"/>
                     </pic:cNvPicPr>
                   </pic:nvPicPr>
                   <pic:blipFill>
@@ -1698,18 +1380,17 @@
     </w:p>
     <w:p>
       <w:pPr>
-        <w:pStyle w:val="shimo heading 2"/>
+        <w:pStyle w:val="8"/>
         <w:numPr>
           <w:ilvl w:val="0"/>
           <w:numId w:val="6"/>
         </w:numPr>
-        <w:spacing w:line="415"/>
-        <w:jc w:val="left"/>
-      </w:pPr>
-      <w:r>
-        <w:rPr>
-          <w:rFonts w:ascii="" w:hAnsi="" w:cs="" w:eastAsia=""/>
-          <w:b w:val="true"/>
+        <w:spacing w:line="415" w:lineRule="auto"/>
+        <w:jc w:val="left"/>
+      </w:pPr>
+      <w:r>
+        <w:rPr>
+          <w:b/>
           <w:szCs w:val="32"/>
         </w:rPr>
         <w:t>给角色分配权限</w:t>
@@ -1717,14 +1398,13 @@
     </w:p>
     <w:p>
       <w:pPr>
-        <w:pStyle w:val="shimo heading 3"/>
-        <w:spacing w:line="415"/>
-        <w:jc w:val="left"/>
-      </w:pPr>
-      <w:r>
-        <w:rPr>
-          <w:rFonts w:ascii="" w:hAnsi="" w:cs="" w:eastAsia=""/>
-          <w:b w:val="true"/>
+        <w:pStyle w:val="9"/>
+        <w:spacing w:line="415" w:lineRule="auto"/>
+        <w:jc w:val="left"/>
+      </w:pPr>
+      <w:r>
+        <w:rPr>
+          <w:b/>
           <w:szCs w:val="32"/>
         </w:rPr>
         <w:t>2.1表单展示</w:t>
@@ -1732,21 +1412,25 @@
     </w:p>
     <w:p>
       <w:pPr>
-        <w:spacing w:line="240"/>
+        <w:spacing w:line="240" w:lineRule="auto"/>
         <w:jc w:val="left"/>
       </w:pPr>
       <w:r>
         <w:drawing>
-          <wp:inline distT="0" distR="0" distB="0" distL="0">
-            <wp:extent cx="4101338" cy="600091"/>
-            <wp:docPr id="14" name="Drawing 14" descr="图片"/>
+          <wp:inline distT="0" distB="0" distL="0" distR="0">
+            <wp:extent cx="4100830" cy="600075"/>
+            <wp:effectExtent l="0" t="0" r="13970" b="9525"/>
+            <wp:docPr id="15" name="Drawing 14" descr="图片"/>
+            <wp:cNvGraphicFramePr>
+              <a:graphicFrameLocks xmlns:a="http://schemas.openxmlformats.org/drawingml/2006/main" noChangeAspect="1"/>
+            </wp:cNvGraphicFramePr>
             <a:graphic xmlns:a="http://schemas.openxmlformats.org/drawingml/2006/main">
               <a:graphicData uri="http://schemas.openxmlformats.org/drawingml/2006/picture">
                 <pic:pic xmlns:pic="http://schemas.openxmlformats.org/drawingml/2006/picture">
                   <pic:nvPicPr>
-                    <pic:cNvPr id="0" name="Picture 14" descr="图片"/>
+                    <pic:cNvPr id="15" name="Drawing 14" descr="图片"/>
                     <pic:cNvPicPr>
-                      <a:picLocks noChangeAspect="true"/>
+                      <a:picLocks noChangeAspect="1"/>
                     </pic:cNvPicPr>
                   </pic:nvPicPr>
                   <pic:blipFill>
@@ -1773,21 +1457,25 @@
     </w:p>
     <w:p>
       <w:pPr>
-        <w:spacing w:line="240"/>
+        <w:spacing w:line="240" w:lineRule="auto"/>
         <w:jc w:val="left"/>
       </w:pPr>
       <w:r>
         <w:drawing>
-          <wp:inline distT="0" distR="0" distB="0" distL="0">
-            <wp:extent cx="4126865" cy="2016801"/>
-            <wp:docPr id="15" name="Drawing 15" descr="图片"/>
+          <wp:inline distT="0" distB="0" distL="0" distR="0">
+            <wp:extent cx="4126865" cy="2016760"/>
+            <wp:effectExtent l="0" t="0" r="13335" b="15240"/>
+            <wp:docPr id="16" name="Drawing 15" descr="图片"/>
+            <wp:cNvGraphicFramePr>
+              <a:graphicFrameLocks xmlns:a="http://schemas.openxmlformats.org/drawingml/2006/main" noChangeAspect="1"/>
+            </wp:cNvGraphicFramePr>
             <a:graphic xmlns:a="http://schemas.openxmlformats.org/drawingml/2006/main">
               <a:graphicData uri="http://schemas.openxmlformats.org/drawingml/2006/picture">
                 <pic:pic xmlns:pic="http://schemas.openxmlformats.org/drawingml/2006/picture">
                   <pic:nvPicPr>
-                    <pic:cNvPr id="0" name="Picture 15" descr="图片"/>
+                    <pic:cNvPr id="16" name="Drawing 15" descr="图片"/>
                     <pic:cNvPicPr>
-                      <a:picLocks noChangeAspect="true"/>
+                      <a:picLocks noChangeAspect="1"/>
                     </pic:cNvPicPr>
                   </pic:nvPicPr>
                   <pic:blipFill>
@@ -1814,21 +1502,25 @@
     </w:p>
     <w:p>
       <w:pPr>
-        <w:spacing w:line="240"/>
+        <w:spacing w:line="240" w:lineRule="auto"/>
         <w:jc w:val="left"/>
       </w:pPr>
       <w:r>
         <w:drawing>
-          <wp:inline distT="0" distR="0" distB="0" distL="0">
-            <wp:extent cx="4135374" cy="2624372"/>
-            <wp:docPr id="16" name="Drawing 16" descr="图片"/>
+          <wp:inline distT="0" distB="0" distL="0" distR="0">
+            <wp:extent cx="4135120" cy="2623820"/>
+            <wp:effectExtent l="0" t="0" r="5080" b="17780"/>
+            <wp:docPr id="17" name="Drawing 16" descr="图片"/>
+            <wp:cNvGraphicFramePr>
+              <a:graphicFrameLocks xmlns:a="http://schemas.openxmlformats.org/drawingml/2006/main" noChangeAspect="1"/>
+            </wp:cNvGraphicFramePr>
             <a:graphic xmlns:a="http://schemas.openxmlformats.org/drawingml/2006/main">
               <a:graphicData uri="http://schemas.openxmlformats.org/drawingml/2006/picture">
                 <pic:pic xmlns:pic="http://schemas.openxmlformats.org/drawingml/2006/picture">
                   <pic:nvPicPr>
-                    <pic:cNvPr id="0" name="Picture 16" descr="图片"/>
+                    <pic:cNvPr id="17" name="Drawing 16" descr="图片"/>
                     <pic:cNvPicPr>
-                      <a:picLocks noChangeAspect="true"/>
+                      <a:picLocks noChangeAspect="1"/>
                     </pic:cNvPicPr>
                   </pic:nvPicPr>
                   <pic:blipFill>
@@ -1855,14 +1547,13 @@
     </w:p>
     <w:p>
       <w:pPr>
-        <w:pStyle w:val="shimo heading 3"/>
-        <w:spacing w:line="415"/>
-        <w:jc w:val="left"/>
-      </w:pPr>
-      <w:r>
-        <w:rPr>
-          <w:rFonts w:ascii="" w:hAnsi="" w:cs="" w:eastAsia=""/>
-          <w:b w:val="true"/>
+        <w:pStyle w:val="9"/>
+        <w:spacing w:line="415" w:lineRule="auto"/>
+        <w:jc w:val="left"/>
+      </w:pPr>
+      <w:r>
+        <w:rPr>
+          <w:b/>
           <w:szCs w:val="32"/>
         </w:rPr>
         <w:t>2.2收集表单</w:t>
@@ -1870,21 +1561,25 @@
     </w:p>
     <w:p>
       <w:pPr>
-        <w:spacing w:line="240"/>
+        <w:spacing w:line="240" w:lineRule="auto"/>
         <w:jc w:val="left"/>
       </w:pPr>
       <w:r>
         <w:drawing>
-          <wp:inline distT="0" distR="0" distB="0" distL="0">
-            <wp:extent cx="4245991" cy="2655732"/>
-            <wp:docPr id="17" name="Drawing 17" descr="图片"/>
+          <wp:inline distT="0" distB="0" distL="0" distR="0">
+            <wp:extent cx="4245610" cy="2655570"/>
+            <wp:effectExtent l="0" t="0" r="21590" b="11430"/>
+            <wp:docPr id="18" name="Drawing 17" descr="图片"/>
+            <wp:cNvGraphicFramePr>
+              <a:graphicFrameLocks xmlns:a="http://schemas.openxmlformats.org/drawingml/2006/main" noChangeAspect="1"/>
+            </wp:cNvGraphicFramePr>
             <a:graphic xmlns:a="http://schemas.openxmlformats.org/drawingml/2006/main">
               <a:graphicData uri="http://schemas.openxmlformats.org/drawingml/2006/picture">
                 <pic:pic xmlns:pic="http://schemas.openxmlformats.org/drawingml/2006/picture">
                   <pic:nvPicPr>
-                    <pic:cNvPr id="0" name="Picture 17" descr="图片"/>
+                    <pic:cNvPr id="18" name="Drawing 17" descr="图片"/>
                     <pic:cNvPicPr>
-                      <a:picLocks noChangeAspect="true"/>
+                      <a:picLocks noChangeAspect="1"/>
                     </pic:cNvPicPr>
                   </pic:nvPicPr>
                   <pic:blipFill>
@@ -1911,21 +1606,25 @@
     </w:p>
     <w:p>
       <w:pPr>
-        <w:spacing w:line="240"/>
+        <w:spacing w:line="240" w:lineRule="auto"/>
         <w:jc w:val="left"/>
       </w:pPr>
       <w:r>
         <w:drawing>
-          <wp:inline distT="0" distR="0" distB="0" distL="0">
-            <wp:extent cx="4254500" cy="1140164"/>
-            <wp:docPr id="18" name="Drawing 18" descr="图片"/>
+          <wp:inline distT="0" distB="0" distL="0" distR="0">
+            <wp:extent cx="4254500" cy="1139825"/>
+            <wp:effectExtent l="0" t="0" r="12700" b="3175"/>
+            <wp:docPr id="19" name="Drawing 18" descr="图片"/>
+            <wp:cNvGraphicFramePr>
+              <a:graphicFrameLocks xmlns:a="http://schemas.openxmlformats.org/drawingml/2006/main" noChangeAspect="1"/>
+            </wp:cNvGraphicFramePr>
             <a:graphic xmlns:a="http://schemas.openxmlformats.org/drawingml/2006/main">
               <a:graphicData uri="http://schemas.openxmlformats.org/drawingml/2006/picture">
                 <pic:pic xmlns:pic="http://schemas.openxmlformats.org/drawingml/2006/picture">
                   <pic:nvPicPr>
-                    <pic:cNvPr id="0" name="Picture 18" descr="图片"/>
+                    <pic:cNvPr id="19" name="Drawing 18" descr="图片"/>
                     <pic:cNvPicPr>
-                      <a:picLocks noChangeAspect="true"/>
+                      <a:picLocks noChangeAspect="1"/>
                     </pic:cNvPicPr>
                   </pic:nvPicPr>
                   <pic:blipFill>
@@ -1952,21 +1651,25 @@
     </w:p>
     <w:p>
       <w:pPr>
-        <w:spacing w:line="240"/>
+        <w:spacing w:line="240" w:lineRule="auto"/>
         <w:jc w:val="left"/>
       </w:pPr>
       <w:r>
         <w:drawing>
-          <wp:inline distT="0" distR="0" distB="0" distL="0">
-            <wp:extent cx="4194937" cy="2363039"/>
-            <wp:docPr id="19" name="Drawing 19" descr="图片"/>
+          <wp:inline distT="0" distB="0" distL="0" distR="0">
+            <wp:extent cx="4194810" cy="2362835"/>
+            <wp:effectExtent l="0" t="0" r="21590" b="24765"/>
+            <wp:docPr id="20" name="Drawing 19" descr="图片"/>
+            <wp:cNvGraphicFramePr>
+              <a:graphicFrameLocks xmlns:a="http://schemas.openxmlformats.org/drawingml/2006/main" noChangeAspect="1"/>
+            </wp:cNvGraphicFramePr>
             <a:graphic xmlns:a="http://schemas.openxmlformats.org/drawingml/2006/main">
               <a:graphicData uri="http://schemas.openxmlformats.org/drawingml/2006/picture">
                 <pic:pic xmlns:pic="http://schemas.openxmlformats.org/drawingml/2006/picture">
                   <pic:nvPicPr>
-                    <pic:cNvPr id="0" name="Picture 19" descr="图片"/>
+                    <pic:cNvPr id="20" name="Drawing 19" descr="图片"/>
                     <pic:cNvPicPr>
-                      <a:picLocks noChangeAspect="true"/>
+                      <a:picLocks noChangeAspect="1"/>
                     </pic:cNvPicPr>
                   </pic:nvPicPr>
                   <pic:blipFill>
@@ -1993,21 +1696,25 @@
     </w:p>
     <w:p>
       <w:pPr>
-        <w:spacing w:line="240"/>
+        <w:spacing w:line="240" w:lineRule="auto"/>
         <w:jc w:val="left"/>
       </w:pPr>
       <w:r>
         <w:drawing>
-          <wp:inline distT="0" distR="0" distB="0" distL="0">
-            <wp:extent cx="4160901" cy="2308309"/>
-            <wp:docPr id="20" name="Drawing 20" descr="图片"/>
+          <wp:inline distT="0" distB="0" distL="0" distR="0">
+            <wp:extent cx="4160520" cy="2308225"/>
+            <wp:effectExtent l="0" t="0" r="5080" b="3175"/>
+            <wp:docPr id="21" name="Drawing 20" descr="图片"/>
+            <wp:cNvGraphicFramePr>
+              <a:graphicFrameLocks xmlns:a="http://schemas.openxmlformats.org/drawingml/2006/main" noChangeAspect="1"/>
+            </wp:cNvGraphicFramePr>
             <a:graphic xmlns:a="http://schemas.openxmlformats.org/drawingml/2006/main">
               <a:graphicData uri="http://schemas.openxmlformats.org/drawingml/2006/picture">
                 <pic:pic xmlns:pic="http://schemas.openxmlformats.org/drawingml/2006/picture">
                   <pic:nvPicPr>
-                    <pic:cNvPr id="0" name="Picture 20" descr="图片"/>
+                    <pic:cNvPr id="21" name="Drawing 20" descr="图片"/>
                     <pic:cNvPicPr>
-                      <a:picLocks noChangeAspect="true"/>
+                      <a:picLocks noChangeAspect="1"/>
                     </pic:cNvPicPr>
                   </pic:nvPicPr>
                   <pic:blipFill>
@@ -2034,12 +1741,11 @@
     </w:p>
     <w:p>
       <w:pPr>
-        <w:spacing w:line="240"/>
-        <w:jc w:val="left"/>
-      </w:pPr>
-      <w:r>
-        <w:rPr>
-          <w:rFonts w:ascii="" w:hAnsi="" w:cs="" w:eastAsia=""/>
+        <w:spacing w:line="240" w:lineRule="auto"/>
+        <w:jc w:val="left"/>
+      </w:pPr>
+      <w:r>
+        <w:rPr>
           <w:sz w:val="22"/>
         </w:rPr>
         <w:t>总结：</w:t>
@@ -2051,12 +1757,11 @@
           <w:ilvl w:val="0"/>
           <w:numId w:val="7"/>
         </w:numPr>
-        <w:spacing w:line="240"/>
-        <w:jc w:val="left"/>
-      </w:pPr>
-      <w:r>
-        <w:rPr>
-          <w:rFonts w:ascii="" w:hAnsi="" w:cs="" w:eastAsia=""/>
+        <w:spacing w:line="240" w:lineRule="auto"/>
+        <w:jc w:val="left"/>
+      </w:pPr>
+      <w:r>
+        <w:rPr>
           <w:sz w:val="22"/>
         </w:rPr>
         <w:t>数据表、字段设计、数据模拟</w:t>
@@ -2068,12 +1773,11 @@
           <w:ilvl w:val="0"/>
           <w:numId w:val="7"/>
         </w:numPr>
-        <w:spacing w:line="240"/>
-        <w:jc w:val="left"/>
-      </w:pPr>
-      <w:r>
-        <w:rPr>
-          <w:rFonts w:ascii="" w:hAnsi="" w:cs="" w:eastAsia=""/>
+        <w:spacing w:line="240" w:lineRule="auto"/>
+        <w:jc w:val="left"/>
+      </w:pPr>
+      <w:r>
+        <w:rPr>
           <w:sz w:val="22"/>
         </w:rPr>
         <w:t>用户登录系统显示对应的权限（Index/left）</w:t>
@@ -2085,12 +1789,11 @@
           <w:ilvl w:val="0"/>
           <w:numId w:val="7"/>
         </w:numPr>
-        <w:spacing w:line="240"/>
-        <w:jc w:val="left"/>
-      </w:pPr>
-      <w:r>
-        <w:rPr>
-          <w:rFonts w:ascii="" w:hAnsi="" w:cs="" w:eastAsia=""/>
+        <w:spacing w:line="240" w:lineRule="auto"/>
+        <w:jc w:val="left"/>
+      </w:pPr>
+      <w:r>
+        <w:rPr>
           <w:sz w:val="22"/>
         </w:rPr>
         <w:t>角色维护（列表展示、给角色分配权限）</w:t>
@@ -2098,14 +1801,13 @@
     </w:p>
     <w:p>
       <w:pPr>
-        <w:pStyle w:val="shimo heading 3"/>
-        <w:spacing w:line="415"/>
-        <w:jc w:val="left"/>
-      </w:pPr>
-      <w:r>
-        <w:rPr>
-          <w:rFonts w:ascii="" w:hAnsi="" w:cs="" w:eastAsia=""/>
-          <w:b w:val="true"/>
+        <w:pStyle w:val="9"/>
+        <w:spacing w:line="415" w:lineRule="auto"/>
+        <w:jc w:val="left"/>
+      </w:pPr>
+      <w:r>
+        <w:rPr>
+          <w:b/>
           <w:szCs w:val="32"/>
         </w:rPr>
         <w:t>2.3把已经拥有的权限打勾</w:t>
@@ -2113,19 +1815,17 @@
     </w:p>
     <w:p>
       <w:pPr>
-        <w:spacing w:line="240"/>
-        <w:jc w:val="left"/>
-      </w:pPr>
-      <w:r>
-        <w:rPr>
-          <w:rFonts w:ascii="" w:hAnsi="" w:cs="" w:eastAsia=""/>
+        <w:spacing w:line="240" w:lineRule="auto"/>
+        <w:jc w:val="left"/>
+      </w:pPr>
+      <w:r>
+        <w:rPr>
           <w:sz w:val="22"/>
         </w:rPr>
         <w:t>每次给角色分配权限的时候，把</w:t>
       </w:r>
       <w:r>
         <w:rPr>
-          <w:rFonts w:ascii="" w:hAnsi="" w:cs="" w:eastAsia=""/>
           <w:color w:val="0070C0"/>
           <w:sz w:val="22"/>
         </w:rPr>
@@ -2133,7 +1833,6 @@
       </w:r>
       <w:r>
         <w:rPr>
-          <w:rFonts w:ascii="" w:hAnsi="" w:cs="" w:eastAsia=""/>
           <w:sz w:val="22"/>
         </w:rPr>
         <w:t>的权限给显示出来。</w:t>
@@ -2141,43 +1840,14 @@
     </w:p>
     <w:p>
       <w:pPr>
-        <w:spacing w:line="240"/>
-        <w:jc w:val="left"/>
-      </w:pPr>
-      <w:r>
-        <w:rPr>
-          <w:rFonts w:ascii="" w:hAnsi="" w:cs="" w:eastAsia=""/>
-          <w:sz w:val="22"/>
-        </w:rPr>
-        <w:t>实现其功能就是一个</w:t>
-      </w:r>
-      <w:r>
-        <w:rPr>
-          <w:rFonts w:ascii="" w:hAnsi="" w:cs="" w:eastAsia=""/>
-          <w:sz w:val="22"/>
-        </w:rPr>
-        <w:t>“</w:t>
-      </w:r>
-      <w:r>
-        <w:rPr>
-          <w:rFonts w:ascii="" w:hAnsi="" w:cs="" w:eastAsia=""/>
-          <w:sz w:val="22"/>
-        </w:rPr>
-        <w:t>判断</w:t>
-      </w:r>
-      <w:r>
-        <w:rPr>
-          <w:rFonts w:ascii="" w:hAnsi="" w:cs="" w:eastAsia=""/>
-          <w:sz w:val="22"/>
-        </w:rPr>
-        <w:t>”</w:t>
-      </w:r>
-      <w:r>
-        <w:rPr>
-          <w:rFonts w:ascii="" w:hAnsi="" w:cs="" w:eastAsia=""/>
-          <w:sz w:val="22"/>
-        </w:rPr>
-        <w:t>过程：</w:t>
+        <w:spacing w:line="240" w:lineRule="auto"/>
+        <w:jc w:val="left"/>
+      </w:pPr>
+      <w:r>
+        <w:rPr>
+          <w:sz w:val="22"/>
+        </w:rPr>
+        <w:t>实现其功能就是一个“判断”过程：</w:t>
       </w:r>
     </w:p>
     <w:p>
@@ -2186,26 +1856,17 @@
           <w:ilvl w:val="0"/>
           <w:numId w:val="8"/>
         </w:numPr>
-        <w:spacing w:line="240"/>
-        <w:jc w:val="left"/>
-      </w:pPr>
-      <w:r>
-        <w:rPr>
-          <w:rFonts w:ascii="" w:hAnsi="" w:cs="" w:eastAsia=""/>
-          <w:sz w:val="22"/>
-        </w:rPr>
-        <w:t>在模板表单页面</w:t>
-      </w:r>
-      <w:r>
-        <w:rPr>
-          <w:rFonts w:ascii="" w:hAnsi="" w:cs="" w:eastAsia=""/>
-          <w:sz w:val="22"/>
-        </w:rPr>
-        <w:t>将</w:t>
-      </w:r>
-      <w:r>
-        <w:rPr>
-          <w:rFonts w:ascii="" w:hAnsi="" w:cs="" w:eastAsia=""/>
+        <w:spacing w:line="240" w:lineRule="auto"/>
+        <w:jc w:val="left"/>
+      </w:pPr>
+      <w:r>
+        <w:rPr>
+          <w:sz w:val="22"/>
+        </w:rPr>
+        <w:t>在模板表单页面将</w:t>
+      </w:r>
+      <w:r>
+        <w:rPr>
           <w:color w:val="0070C0"/>
           <w:sz w:val="22"/>
         </w:rPr>
@@ -2213,7 +1874,6 @@
       </w:r>
       <w:r>
         <w:rPr>
-          <w:rFonts w:ascii="" w:hAnsi="" w:cs="" w:eastAsia=""/>
           <w:sz w:val="22"/>
         </w:rPr>
         <w:t>展示出来</w:t>
@@ -2225,19 +1885,17 @@
           <w:ilvl w:val="0"/>
           <w:numId w:val="8"/>
         </w:numPr>
-        <w:spacing w:line="240"/>
-        <w:jc w:val="left"/>
-      </w:pPr>
-      <w:r>
-        <w:rPr>
-          <w:rFonts w:ascii="" w:hAnsi="" w:cs="" w:eastAsia=""/>
+        <w:spacing w:line="240" w:lineRule="auto"/>
+        <w:jc w:val="left"/>
+      </w:pPr>
+      <w:r>
+        <w:rPr>
           <w:sz w:val="22"/>
         </w:rPr>
         <w:t>把角色已经</w:t>
       </w:r>
       <w:r>
         <w:rPr>
-          <w:rFonts w:ascii="" w:hAnsi="" w:cs="" w:eastAsia=""/>
           <w:color w:val="0070C0"/>
           <w:sz w:val="22"/>
         </w:rPr>
@@ -2245,7 +1903,6 @@
       </w:r>
       <w:r>
         <w:rPr>
-          <w:rFonts w:ascii="" w:hAnsi="" w:cs="" w:eastAsia=""/>
           <w:sz w:val="22"/>
         </w:rPr>
         <w:t>信息查询获得出来，并传递给模板表单</w:t>
@@ -2253,12 +1910,11 @@
     </w:p>
     <w:p>
       <w:pPr>
-        <w:spacing w:line="240"/>
-        <w:jc w:val="left"/>
-      </w:pPr>
-      <w:r>
-        <w:rPr>
-          <w:rFonts w:ascii="" w:hAnsi="" w:cs="" w:eastAsia=""/>
+        <w:spacing w:line="240" w:lineRule="auto"/>
+        <w:jc w:val="left"/>
+      </w:pPr>
+      <w:r>
+        <w:rPr>
           <w:color w:val="FF0000"/>
           <w:sz w:val="22"/>
         </w:rPr>
@@ -2266,36 +1922,32 @@
       </w:r>
       <w:r>
         <w:rPr>
-          <w:rFonts w:ascii="" w:hAnsi="" w:cs="" w:eastAsia=""/>
-          <w:sz w:val="22"/>
-        </w:rPr>
-        <w:t>：拥有的权限是否存在于全部权限里面，存在就打勾。</w:t>
-      </w:r>
-      <w:r>
-        <w:rPr>
-          <w:rFonts w:ascii="" w:hAnsi="" w:cs="" w:eastAsia=""/>
-          <w:sz w:val="22"/>
-        </w:rPr>
-        <w:t>遍历全部的权限，并判断每个权限是否存在与已经拥有的权限里面，存在就打勾。</w:t>
-      </w:r>
-    </w:p>
-    <w:p>
-      <w:pPr>
-        <w:spacing w:line="240"/>
+          <w:sz w:val="22"/>
+        </w:rPr>
+        <w:t>：拥有的权限是否存在于全部权限里面，存在就打勾。遍历全部的权限，并判断每个权限是否存在与已经拥有的权限里面，存在就打勾。</w:t>
+      </w:r>
+    </w:p>
+    <w:p>
+      <w:pPr>
+        <w:spacing w:line="240" w:lineRule="auto"/>
         <w:jc w:val="left"/>
       </w:pPr>
       <w:r>
         <w:drawing>
-          <wp:inline distT="0" distR="0" distB="0" distL="0">
-            <wp:extent cx="4322572" cy="731864"/>
-            <wp:docPr id="21" name="Drawing 21" descr="图片"/>
+          <wp:inline distT="0" distB="0" distL="0" distR="0">
+            <wp:extent cx="4322445" cy="731520"/>
+            <wp:effectExtent l="0" t="0" r="20955" b="5080"/>
+            <wp:docPr id="22" name="Drawing 21" descr="图片"/>
+            <wp:cNvGraphicFramePr>
+              <a:graphicFrameLocks xmlns:a="http://schemas.openxmlformats.org/drawingml/2006/main" noChangeAspect="1"/>
+            </wp:cNvGraphicFramePr>
             <a:graphic xmlns:a="http://schemas.openxmlformats.org/drawingml/2006/main">
               <a:graphicData uri="http://schemas.openxmlformats.org/drawingml/2006/picture">
                 <pic:pic xmlns:pic="http://schemas.openxmlformats.org/drawingml/2006/picture">
                   <pic:nvPicPr>
-                    <pic:cNvPr id="0" name="Picture 21" descr="图片"/>
+                    <pic:cNvPr id="22" name="Drawing 21" descr="图片"/>
                     <pic:cNvPicPr>
-                      <a:picLocks noChangeAspect="true"/>
+                      <a:picLocks noChangeAspect="1"/>
                     </pic:cNvPicPr>
                   </pic:nvPicPr>
                   <pic:blipFill>
@@ -2322,21 +1974,25 @@
     </w:p>
     <w:p>
       <w:pPr>
-        <w:spacing w:line="240"/>
+        <w:spacing w:line="240" w:lineRule="auto"/>
         <w:jc w:val="left"/>
       </w:pPr>
       <w:r>
         <w:drawing>
-          <wp:inline distT="0" distR="0" distB="0" distL="0">
-            <wp:extent cx="4254500" cy="2361658"/>
-            <wp:docPr id="22" name="Drawing 22" descr="图片"/>
+          <wp:inline distT="0" distB="0" distL="0" distR="0">
+            <wp:extent cx="4254500" cy="2361565"/>
+            <wp:effectExtent l="0" t="0" r="12700" b="635"/>
+            <wp:docPr id="23" name="Drawing 22" descr="图片"/>
+            <wp:cNvGraphicFramePr>
+              <a:graphicFrameLocks xmlns:a="http://schemas.openxmlformats.org/drawingml/2006/main" noChangeAspect="1"/>
+            </wp:cNvGraphicFramePr>
             <a:graphic xmlns:a="http://schemas.openxmlformats.org/drawingml/2006/main">
               <a:graphicData uri="http://schemas.openxmlformats.org/drawingml/2006/picture">
                 <pic:pic xmlns:pic="http://schemas.openxmlformats.org/drawingml/2006/picture">
                   <pic:nvPicPr>
-                    <pic:cNvPr id="0" name="Picture 22" descr="图片"/>
+                    <pic:cNvPr id="23" name="Drawing 22" descr="图片"/>
                     <pic:cNvPicPr>
-                      <a:picLocks noChangeAspect="true"/>
+                      <a:picLocks noChangeAspect="1"/>
                     </pic:cNvPicPr>
                   </pic:nvPicPr>
                   <pic:blipFill>
@@ -2363,21 +2019,25 @@
     </w:p>
     <w:p>
       <w:pPr>
-        <w:spacing w:line="240"/>
+        <w:spacing w:line="240" w:lineRule="auto"/>
         <w:jc w:val="left"/>
       </w:pPr>
       <w:r>
         <w:drawing>
-          <wp:inline distT="0" distR="0" distB="0" distL="0">
-            <wp:extent cx="4254500" cy="2448714"/>
-            <wp:docPr id="23" name="Drawing 23" descr="图片"/>
+          <wp:inline distT="0" distB="0" distL="0" distR="0">
+            <wp:extent cx="4254500" cy="2448560"/>
+            <wp:effectExtent l="0" t="0" r="12700" b="15240"/>
+            <wp:docPr id="24" name="Drawing 23" descr="图片"/>
+            <wp:cNvGraphicFramePr>
+              <a:graphicFrameLocks xmlns:a="http://schemas.openxmlformats.org/drawingml/2006/main" noChangeAspect="1"/>
+            </wp:cNvGraphicFramePr>
             <a:graphic xmlns:a="http://schemas.openxmlformats.org/drawingml/2006/main">
               <a:graphicData uri="http://schemas.openxmlformats.org/drawingml/2006/picture">
                 <pic:pic xmlns:pic="http://schemas.openxmlformats.org/drawingml/2006/picture">
                   <pic:nvPicPr>
-                    <pic:cNvPr id="0" name="Picture 23" descr="图片"/>
+                    <pic:cNvPr id="24" name="Drawing 23" descr="图片"/>
                     <pic:cNvPicPr>
-                      <a:picLocks noChangeAspect="true"/>
+                      <a:picLocks noChangeAspect="1"/>
                     </pic:cNvPicPr>
                   </pic:nvPicPr>
                   <pic:blipFill>
@@ -2404,18 +2064,17 @@
     </w:p>
     <w:p>
       <w:pPr>
-        <w:pStyle w:val="shimo heading 2"/>
+        <w:pStyle w:val="8"/>
         <w:numPr>
           <w:ilvl w:val="0"/>
           <w:numId w:val="7"/>
         </w:numPr>
-        <w:spacing w:line="415"/>
-        <w:jc w:val="left"/>
-      </w:pPr>
-      <w:r>
-        <w:rPr>
-          <w:rFonts w:ascii="" w:hAnsi="" w:cs="" w:eastAsia=""/>
-          <w:b w:val="true"/>
+        <w:spacing w:line="415" w:lineRule="auto"/>
+        <w:jc w:val="left"/>
+      </w:pPr>
+      <w:r>
+        <w:rPr>
+          <w:b/>
           <w:szCs w:val="32"/>
         </w:rPr>
         <w:t>角色的添加、修改、删除自行维护</w:t>
@@ -2423,18 +2082,17 @@
     </w:p>
     <w:p>
       <w:pPr>
-        <w:pStyle w:val="shimo heading 1"/>
+        <w:pStyle w:val="7"/>
         <w:numPr>
           <w:ilvl w:val="0"/>
           <w:numId w:val="1"/>
         </w:numPr>
-        <w:spacing w:line="578"/>
-        <w:jc w:val="left"/>
-      </w:pPr>
-      <w:r>
-        <w:rPr>
-          <w:rFonts w:ascii="" w:hAnsi="" w:cs="" w:eastAsia=""/>
-          <w:b w:val="true"/>
+        <w:spacing w:line="578" w:lineRule="auto"/>
+        <w:jc w:val="left"/>
+      </w:pPr>
+      <w:r>
+        <w:rPr>
+          <w:b/>
           <w:szCs w:val="44"/>
         </w:rPr>
         <w:t>权限数据维护</w:t>
@@ -2442,18 +2100,17 @@
     </w:p>
     <w:p>
       <w:pPr>
-        <w:pStyle w:val="shimo heading 2"/>
+        <w:pStyle w:val="8"/>
         <w:numPr>
           <w:ilvl w:val="0"/>
           <w:numId w:val="9"/>
         </w:numPr>
-        <w:spacing w:line="415"/>
-        <w:jc w:val="left"/>
-      </w:pPr>
-      <w:r>
-        <w:rPr>
-          <w:rFonts w:ascii="" w:hAnsi="" w:cs="" w:eastAsia=""/>
-          <w:b w:val="true"/>
+        <w:spacing w:line="415" w:lineRule="auto"/>
+        <w:jc w:val="left"/>
+      </w:pPr>
+      <w:r>
+        <w:rPr>
+          <w:b/>
           <w:szCs w:val="32"/>
         </w:rPr>
         <w:t>列表展示</w:t>
@@ -2461,12 +2118,11 @@
     </w:p>
     <w:p>
       <w:pPr>
-        <w:spacing w:line="240"/>
-        <w:jc w:val="left"/>
-      </w:pPr>
-      <w:r>
-        <w:rPr>
-          <w:rFonts w:ascii="" w:hAnsi="" w:cs="" w:eastAsia=""/>
+        <w:spacing w:line="240" w:lineRule="auto"/>
+        <w:jc w:val="left"/>
+      </w:pPr>
+      <w:r>
+        <w:rPr>
           <w:sz w:val="22"/>
         </w:rPr>
         <w:t>控制器AuthController.class.php</w:t>
@@ -2474,12 +2130,11 @@
     </w:p>
     <w:p>
       <w:pPr>
-        <w:spacing w:line="240"/>
-        <w:jc w:val="left"/>
-      </w:pPr>
-      <w:r>
-        <w:rPr>
-          <w:rFonts w:ascii="" w:hAnsi="" w:cs="" w:eastAsia=""/>
+        <w:spacing w:line="240" w:lineRule="auto"/>
+        <w:jc w:val="left"/>
+      </w:pPr>
+      <w:r>
+        <w:rPr>
           <w:sz w:val="22"/>
         </w:rPr>
         <w:t>方法function  showlist</w:t>
@@ -2487,96 +2142,49 @@
     </w:p>
     <w:p>
       <w:pPr>
-        <w:spacing w:line="240"/>
-        <w:jc w:val="left"/>
-      </w:pPr>
-      <w:r>
-        <w:rPr>
-          <w:rFonts w:ascii="" w:hAnsi="" w:cs="" w:eastAsia=""/>
-          <w:sz w:val="22"/>
-        </w:rPr>
-        <w:t xml:space="preserve"> </w:t>
-      </w:r>
-      <w:r>
-        <w:rPr>
-          <w:rFonts w:ascii="" w:hAnsi="" w:cs="" w:eastAsia=""/>
-          <w:sz w:val="22"/>
-        </w:rPr>
-        <w:t>查询数据：D(</w:t>
-      </w:r>
-      <w:r>
-        <w:rPr>
-          <w:rFonts w:ascii="" w:hAnsi="" w:cs="" w:eastAsia=""/>
-          <w:sz w:val="22"/>
-        </w:rPr>
-        <w:t>‘</w:t>
-      </w:r>
-      <w:r>
-        <w:rPr>
-          <w:rFonts w:ascii="" w:hAnsi="" w:cs="" w:eastAsia=""/>
-          <w:sz w:val="22"/>
-        </w:rPr>
-        <w:t>Auth</w:t>
-      </w:r>
-      <w:r>
-        <w:rPr>
-          <w:rFonts w:ascii="" w:hAnsi="" w:cs="" w:eastAsia=""/>
-          <w:sz w:val="22"/>
-        </w:rPr>
-        <w:t>’</w:t>
-      </w:r>
-      <w:r>
-        <w:rPr>
-          <w:rFonts w:ascii="" w:hAnsi="" w:cs="" w:eastAsia=""/>
-          <w:sz w:val="22"/>
-        </w:rPr>
-        <w:t>)-&gt;select()</w:t>
-      </w:r>
-    </w:p>
-    <w:p>
-      <w:pPr>
-        <w:spacing w:line="240"/>
-        <w:jc w:val="left"/>
-      </w:pPr>
-      <w:r>
-        <w:rPr>
-          <w:rFonts w:ascii="" w:hAnsi="" w:cs="" w:eastAsia=""/>
-          <w:sz w:val="22"/>
-        </w:rPr>
-        <w:t>模板$this-&gt;display()</w:t>
-      </w:r>
-      <w:r>
-        <w:rPr>
-          <w:rFonts w:ascii="" w:hAnsi="" w:cs="" w:eastAsia=""/>
-          <w:sz w:val="22"/>
-        </w:rPr>
-        <w:t xml:space="preserve"> </w:t>
-      </w:r>
-      <w:r>
-        <w:rPr>
-          <w:rFonts w:ascii="" w:hAnsi="" w:cs="" w:eastAsia=""/>
-          <w:sz w:val="22"/>
-        </w:rPr>
-        <w:t>View/Auth/showlist.html</w:t>
-      </w:r>
-    </w:p>
-    <w:p>
-      <w:pPr>
-        <w:spacing w:line="240"/>
+        <w:spacing w:line="240" w:lineRule="auto"/>
+        <w:jc w:val="left"/>
+      </w:pPr>
+      <w:r>
+        <w:rPr>
+          <w:sz w:val="22"/>
+        </w:rPr>
+        <w:t xml:space="preserve"> 查询数据：D(‘Auth’)-&gt;select()</w:t>
+      </w:r>
+    </w:p>
+    <w:p>
+      <w:pPr>
+        <w:spacing w:line="240" w:lineRule="auto"/>
+        <w:jc w:val="left"/>
+      </w:pPr>
+      <w:r>
+        <w:rPr>
+          <w:sz w:val="22"/>
+        </w:rPr>
+        <w:t>模板$this-&gt;display() View/Auth/showlist.html</w:t>
+      </w:r>
+    </w:p>
+    <w:p>
+      <w:pPr>
+        <w:spacing w:line="240" w:lineRule="auto"/>
         <w:jc w:val="left"/>
       </w:pPr>
       <w:r>
         <w:drawing>
-          <wp:inline distT="0" distR="0" distB="0" distL="0">
-            <wp:extent cx="4109847" cy="2336849"/>
-            <wp:docPr id="24" name="Drawing 24" descr="图片"/>
+          <wp:inline distT="0" distB="0" distL="0" distR="0">
+            <wp:extent cx="4109720" cy="2336800"/>
+            <wp:effectExtent l="0" t="0" r="5080" b="0"/>
+            <wp:docPr id="25" name="Drawing 24" descr="图片"/>
+            <wp:cNvGraphicFramePr>
+              <a:graphicFrameLocks xmlns:a="http://schemas.openxmlformats.org/drawingml/2006/main" noChangeAspect="1"/>
+            </wp:cNvGraphicFramePr>
             <a:graphic xmlns:a="http://schemas.openxmlformats.org/drawingml/2006/main">
               <a:graphicData uri="http://schemas.openxmlformats.org/drawingml/2006/picture">
                 <pic:pic xmlns:pic="http://schemas.openxmlformats.org/drawingml/2006/picture">
                   <pic:nvPicPr>
-                    <pic:cNvPr id="0" name="Picture 24" descr="图片"/>
+                    <pic:cNvPr id="25" name="Drawing 24" descr="图片"/>
                     <pic:cNvPicPr>
-                      <a:picLocks noChangeAspect="true"/>
+                      <a:picLocks noChangeAspect="1"/>
                     </pic:cNvPicPr>
                   </pic:nvPicPr>
                   <pic:blipFill>
@@ -2603,21 +2211,25 @@
     </w:p>
     <w:p>
       <w:pPr>
-        <w:spacing w:line="240"/>
+        <w:spacing w:line="240" w:lineRule="auto"/>
         <w:jc w:val="left"/>
       </w:pPr>
       <w:r>
         <w:drawing>
-          <wp:inline distT="0" distR="0" distB="0" distL="0">
-            <wp:extent cx="4254500" cy="1697582"/>
-            <wp:docPr id="25" name="Drawing 25" descr="图片"/>
+          <wp:inline distT="0" distB="0" distL="0" distR="0">
+            <wp:extent cx="4254500" cy="1697355"/>
+            <wp:effectExtent l="0" t="0" r="12700" b="4445"/>
+            <wp:docPr id="26" name="Drawing 25" descr="图片"/>
+            <wp:cNvGraphicFramePr>
+              <a:graphicFrameLocks xmlns:a="http://schemas.openxmlformats.org/drawingml/2006/main" noChangeAspect="1"/>
+            </wp:cNvGraphicFramePr>
             <a:graphic xmlns:a="http://schemas.openxmlformats.org/drawingml/2006/main">
               <a:graphicData uri="http://schemas.openxmlformats.org/drawingml/2006/picture">
                 <pic:pic xmlns:pic="http://schemas.openxmlformats.org/drawingml/2006/picture">
                   <pic:nvPicPr>
-                    <pic:cNvPr id="0" name="Picture 25" descr="图片"/>
+                    <pic:cNvPr id="26" name="Drawing 25" descr="图片"/>
                     <pic:cNvPicPr>
-                      <a:picLocks noChangeAspect="true"/>
+                      <a:picLocks noChangeAspect="1"/>
                     </pic:cNvPicPr>
                   </pic:nvPicPr>
                   <pic:blipFill>
@@ -2644,21 +2256,25 @@
     </w:p>
     <w:p>
       <w:pPr>
-        <w:spacing w:line="240"/>
+        <w:spacing w:line="240" w:lineRule="auto"/>
         <w:jc w:val="left"/>
       </w:pPr>
       <w:r>
         <w:drawing>
-          <wp:inline distT="0" distR="0" distB="0" distL="0">
-            <wp:extent cx="4135374" cy="792939"/>
-            <wp:docPr id="26" name="Drawing 26" descr="图片"/>
+          <wp:inline distT="0" distB="0" distL="0" distR="0">
+            <wp:extent cx="4135120" cy="792480"/>
+            <wp:effectExtent l="0" t="0" r="5080" b="20320"/>
+            <wp:docPr id="27" name="Drawing 26" descr="图片"/>
+            <wp:cNvGraphicFramePr>
+              <a:graphicFrameLocks xmlns:a="http://schemas.openxmlformats.org/drawingml/2006/main" noChangeAspect="1"/>
+            </wp:cNvGraphicFramePr>
             <a:graphic xmlns:a="http://schemas.openxmlformats.org/drawingml/2006/main">
               <a:graphicData uri="http://schemas.openxmlformats.org/drawingml/2006/picture">
                 <pic:pic xmlns:pic="http://schemas.openxmlformats.org/drawingml/2006/picture">
                   <pic:nvPicPr>
-                    <pic:cNvPr id="0" name="Picture 26" descr="图片"/>
+                    <pic:cNvPr id="27" name="Drawing 26" descr="图片"/>
                     <pic:cNvPicPr>
-                      <a:picLocks noChangeAspect="true"/>
+                      <a:picLocks noChangeAspect="1"/>
                     </pic:cNvPicPr>
                   </pic:nvPicPr>
                   <pic:blipFill>
@@ -2685,18 +2301,17 @@
     </w:p>
     <w:p>
       <w:pPr>
-        <w:pStyle w:val="shimo heading 2"/>
+        <w:pStyle w:val="8"/>
         <w:numPr>
           <w:ilvl w:val="0"/>
           <w:numId w:val="9"/>
         </w:numPr>
-        <w:spacing w:line="415"/>
-        <w:jc w:val="left"/>
-      </w:pPr>
-      <w:r>
-        <w:rPr>
-          <w:rFonts w:ascii="" w:hAnsi="" w:cs="" w:eastAsia=""/>
-          <w:b w:val="true"/>
+        <w:spacing w:line="415" w:lineRule="auto"/>
+        <w:jc w:val="left"/>
+      </w:pPr>
+      <w:r>
+        <w:rPr>
+          <w:b/>
           <w:szCs w:val="32"/>
         </w:rPr>
         <w:t>添加权限操作</w:t>
@@ -2704,12 +2319,11 @@
     </w:p>
     <w:p>
       <w:pPr>
-        <w:spacing w:line="240"/>
-        <w:jc w:val="left"/>
-      </w:pPr>
-      <w:r>
-        <w:rPr>
-          <w:rFonts w:ascii="" w:hAnsi="" w:cs="" w:eastAsia=""/>
+        <w:spacing w:line="240" w:lineRule="auto"/>
+        <w:jc w:val="left"/>
+      </w:pPr>
+      <w:r>
+        <w:rPr>
           <w:sz w:val="22"/>
         </w:rPr>
         <w:t>步骤：</w:t>
@@ -2721,12 +2335,11 @@
           <w:ilvl w:val="0"/>
           <w:numId w:val="10"/>
         </w:numPr>
-        <w:spacing w:line="240"/>
-        <w:jc w:val="left"/>
-      </w:pPr>
-      <w:r>
-        <w:rPr>
-          <w:rFonts w:ascii="" w:hAnsi="" w:cs="" w:eastAsia=""/>
+        <w:spacing w:line="240" w:lineRule="auto"/>
+        <w:jc w:val="left"/>
+      </w:pPr>
+      <w:r>
+        <w:rPr>
           <w:sz w:val="22"/>
         </w:rPr>
         <w:t>操作控制器和方法  AuthController/tianjia</w:t>
@@ -2738,12 +2351,11 @@
           <w:ilvl w:val="0"/>
           <w:numId w:val="10"/>
         </w:numPr>
-        <w:spacing w:line="240"/>
-        <w:jc w:val="left"/>
-      </w:pPr>
-      <w:r>
-        <w:rPr>
-          <w:rFonts w:ascii="" w:hAnsi="" w:cs="" w:eastAsia=""/>
+        <w:spacing w:line="240" w:lineRule="auto"/>
+        <w:jc w:val="left"/>
+      </w:pPr>
+      <w:r>
+        <w:rPr>
           <w:sz w:val="22"/>
         </w:rPr>
         <w:t>制作添加（模板）表单页面</w:t>
@@ -2751,12 +2363,11 @@
     </w:p>
     <w:p>
       <w:pPr>
-        <w:spacing w:line="240"/>
-        <w:jc w:val="left"/>
-      </w:pPr>
-      <w:r>
-        <w:rPr>
-          <w:rFonts w:ascii="" w:hAnsi="" w:cs="" w:eastAsia=""/>
+        <w:spacing w:line="240" w:lineRule="auto"/>
+        <w:jc w:val="left"/>
+      </w:pPr>
+      <w:r>
+        <w:rPr>
           <w:sz w:val="22"/>
         </w:rPr>
         <w:t>View/Auth/tianjia.html</w:t>
@@ -2764,60 +2375,29 @@
     </w:p>
     <w:p>
       <w:pPr>
-        <w:spacing w:line="240"/>
-        <w:jc w:val="left"/>
-      </w:pPr>
-      <w:r>
-        <w:rPr>
-          <w:rFonts w:ascii="" w:hAnsi="" w:cs="" w:eastAsia=""/>
-          <w:sz w:val="22"/>
-        </w:rPr>
-        <w:t>&lt;form action=</w:t>
-      </w:r>
-      <w:r>
-        <w:rPr>
-          <w:rFonts w:ascii="" w:hAnsi="" w:cs="" w:eastAsia=""/>
-          <w:sz w:val="22"/>
-        </w:rPr>
-        <w:t>”</w:t>
-      </w:r>
-      <w:r>
-        <w:rPr>
-          <w:rFonts w:ascii="" w:hAnsi="" w:cs="" w:eastAsia=""/>
-          <w:sz w:val="22"/>
-        </w:rPr>
-        <w:t>tianjia</w:t>
-      </w:r>
-      <w:r>
-        <w:rPr>
-          <w:rFonts w:ascii="" w:hAnsi="" w:cs="" w:eastAsia=""/>
-          <w:sz w:val="22"/>
-        </w:rPr>
-        <w:t>”</w:t>
-      </w:r>
-      <w:r>
-        <w:rPr>
-          <w:rFonts w:ascii="" w:hAnsi="" w:cs="" w:eastAsia=""/>
-          <w:sz w:val="22"/>
-        </w:rPr>
-        <w:t>&gt;</w:t>
-      </w:r>
-    </w:p>
-    <w:p>
-      <w:pPr>
-        <w:spacing w:line="240"/>
-        <w:jc w:val="left"/>
-      </w:pPr>
-      <w:r>
-        <w:rPr>
-          <w:rFonts w:ascii="" w:hAnsi="" w:cs="" w:eastAsia=""/>
+        <w:spacing w:line="240" w:lineRule="auto"/>
+        <w:jc w:val="left"/>
+      </w:pPr>
+      <w:r>
+        <w:rPr>
+          <w:sz w:val="22"/>
+        </w:rPr>
+        <w:t>&lt;form action=”tianjia”&gt;</w:t>
+      </w:r>
+    </w:p>
+    <w:p>
+      <w:pPr>
+        <w:spacing w:line="240" w:lineRule="auto"/>
+        <w:jc w:val="left"/>
+      </w:pPr>
+      <w:r>
+        <w:rPr>
           <w:sz w:val="22"/>
         </w:rPr>
         <w:t>把</w:t>
       </w:r>
       <w:r>
         <w:rPr>
-          <w:rFonts w:ascii="" w:hAnsi="" w:cs="" w:eastAsia=""/>
           <w:color w:val="0070C0"/>
           <w:sz w:val="22"/>
         </w:rPr>
@@ -2825,7 +2405,6 @@
       </w:r>
       <w:r>
         <w:rPr>
-          <w:rFonts w:ascii="" w:hAnsi="" w:cs="" w:eastAsia=""/>
           <w:sz w:val="22"/>
         </w:rPr>
         <w:t>给获得并展示出来，通过下拉列表显示出来</w:t>
@@ -2837,12 +2416,11 @@
           <w:ilvl w:val="0"/>
           <w:numId w:val="10"/>
         </w:numPr>
-        <w:spacing w:line="240"/>
-        <w:jc w:val="left"/>
-      </w:pPr>
-      <w:r>
-        <w:rPr>
-          <w:rFonts w:ascii="" w:hAnsi="" w:cs="" w:eastAsia=""/>
+        <w:spacing w:line="240" w:lineRule="auto"/>
+        <w:jc w:val="left"/>
+      </w:pPr>
+      <w:r>
+        <w:rPr>
           <w:sz w:val="22"/>
         </w:rPr>
         <w:t>收集表单信息</w:t>
@@ -2850,12 +2428,11 @@
     </w:p>
     <w:p>
       <w:pPr>
-        <w:spacing w:line="240"/>
-        <w:jc w:val="left"/>
-      </w:pPr>
-      <w:r>
-        <w:rPr>
-          <w:rFonts w:ascii="" w:hAnsi="" w:cs="" w:eastAsia=""/>
+        <w:spacing w:line="240" w:lineRule="auto"/>
+        <w:jc w:val="left"/>
+      </w:pPr>
+      <w:r>
+        <w:rPr>
           <w:sz w:val="22"/>
         </w:rPr>
         <w:t>AuthController/tianjia</w:t>
@@ -2867,12 +2444,11 @@
           <w:ilvl w:val="0"/>
           <w:numId w:val="10"/>
         </w:numPr>
-        <w:spacing w:line="240"/>
-        <w:jc w:val="left"/>
-      </w:pPr>
-      <w:r>
-        <w:rPr>
-          <w:rFonts w:ascii="" w:hAnsi="" w:cs="" w:eastAsia=""/>
+        <w:spacing w:line="240" w:lineRule="auto"/>
+        <w:jc w:val="left"/>
+      </w:pPr>
+      <w:r>
+        <w:rPr>
           <w:sz w:val="22"/>
         </w:rPr>
         <w:t>实现数据入库</w:t>
@@ -2880,12 +2456,11 @@
     </w:p>
     <w:p>
       <w:pPr>
-        <w:spacing w:line="240"/>
-        <w:jc w:val="left"/>
-      </w:pPr>
-      <w:r>
-        <w:rPr>
-          <w:rFonts w:ascii="" w:hAnsi="" w:cs="" w:eastAsia=""/>
+        <w:spacing w:line="240" w:lineRule="auto"/>
+        <w:jc w:val="left"/>
+      </w:pPr>
+      <w:r>
+        <w:rPr>
           <w:sz w:val="22"/>
         </w:rPr>
         <w:t>表单收集的信息不能完全实现入库。</w:t>
@@ -2893,21 +2468,25 @@
     </w:p>
     <w:p>
       <w:pPr>
-        <w:spacing w:line="240"/>
+        <w:spacing w:line="240" w:lineRule="auto"/>
         <w:jc w:val="left"/>
       </w:pPr>
       <w:r>
         <w:drawing>
-          <wp:inline distT="0" distR="0" distB="0" distL="0">
-            <wp:extent cx="4169410" cy="1797703"/>
-            <wp:docPr id="27" name="Drawing 27" descr="图片"/>
+          <wp:inline distT="0" distB="0" distL="0" distR="0">
+            <wp:extent cx="4169410" cy="1797685"/>
+            <wp:effectExtent l="0" t="0" r="21590" b="5715"/>
+            <wp:docPr id="28" name="Drawing 27" descr="图片"/>
+            <wp:cNvGraphicFramePr>
+              <a:graphicFrameLocks xmlns:a="http://schemas.openxmlformats.org/drawingml/2006/main" noChangeAspect="1"/>
+            </wp:cNvGraphicFramePr>
             <a:graphic xmlns:a="http://schemas.openxmlformats.org/drawingml/2006/main">
               <a:graphicData uri="http://schemas.openxmlformats.org/drawingml/2006/picture">
                 <pic:pic xmlns:pic="http://schemas.openxmlformats.org/drawingml/2006/picture">
                   <pic:nvPicPr>
-                    <pic:cNvPr id="0" name="Picture 27" descr="图片"/>
+                    <pic:cNvPr id="28" name="Drawing 27" descr="图片"/>
                     <pic:cNvPicPr>
-                      <a:picLocks noChangeAspect="true"/>
+                      <a:picLocks noChangeAspect="1"/>
                     </pic:cNvPicPr>
                   </pic:nvPicPr>
                   <pic:blipFill>
@@ -2934,21 +2513,25 @@
     </w:p>
     <w:p>
       <w:pPr>
-        <w:spacing w:line="240"/>
+        <w:spacing w:line="240" w:lineRule="auto"/>
         <w:jc w:val="left"/>
       </w:pPr>
       <w:r>
         <w:drawing>
-          <wp:inline distT="0" distR="0" distB="0" distL="0">
-            <wp:extent cx="4177919" cy="2099457"/>
-            <wp:docPr id="28" name="Drawing 28" descr="图片"/>
+          <wp:inline distT="0" distB="0" distL="0" distR="0">
+            <wp:extent cx="4177665" cy="2099310"/>
+            <wp:effectExtent l="0" t="0" r="13335" b="8890"/>
+            <wp:docPr id="29" name="Drawing 28" descr="图片"/>
+            <wp:cNvGraphicFramePr>
+              <a:graphicFrameLocks xmlns:a="http://schemas.openxmlformats.org/drawingml/2006/main" noChangeAspect="1"/>
+            </wp:cNvGraphicFramePr>
             <a:graphic xmlns:a="http://schemas.openxmlformats.org/drawingml/2006/main">
               <a:graphicData uri="http://schemas.openxmlformats.org/drawingml/2006/picture">
                 <pic:pic xmlns:pic="http://schemas.openxmlformats.org/drawingml/2006/picture">
                   <pic:nvPicPr>
-                    <pic:cNvPr id="0" name="Picture 28" descr="图片"/>
+                    <pic:cNvPr id="29" name="Drawing 28" descr="图片"/>
                     <pic:cNvPicPr>
-                      <a:picLocks noChangeAspect="true"/>
+                      <a:picLocks noChangeAspect="1"/>
                     </pic:cNvPicPr>
                   </pic:nvPicPr>
                   <pic:blipFill>
@@ -2975,14 +2558,13 @@
     </w:p>
     <w:p>
       <w:pPr>
-        <w:pStyle w:val="shimo heading 3"/>
-        <w:spacing w:line="415"/>
-        <w:jc w:val="left"/>
-      </w:pPr>
-      <w:r>
-        <w:rPr>
-          <w:rFonts w:ascii="" w:hAnsi="" w:cs="" w:eastAsia=""/>
-          <w:b w:val="true"/>
+        <w:pStyle w:val="9"/>
+        <w:spacing w:line="415" w:lineRule="auto"/>
+        <w:jc w:val="left"/>
+      </w:pPr>
+      <w:r>
+        <w:rPr>
+          <w:b/>
           <w:szCs w:val="32"/>
         </w:rPr>
         <w:t>2.1展示表单</w:t>
@@ -2990,21 +2572,25 @@
     </w:p>
     <w:p>
       <w:pPr>
-        <w:spacing w:line="240"/>
+        <w:spacing w:line="240" w:lineRule="auto"/>
         <w:jc w:val="left"/>
       </w:pPr>
       <w:r>
         <w:drawing>
-          <wp:inline distT="0" distR="0" distB="0" distL="0">
-            <wp:extent cx="4033266" cy="980127"/>
-            <wp:docPr id="29" name="Drawing 29" descr="图片"/>
+          <wp:inline distT="0" distB="0" distL="0" distR="0">
+            <wp:extent cx="4032885" cy="979805"/>
+            <wp:effectExtent l="0" t="0" r="5715" b="10795"/>
+            <wp:docPr id="30" name="Drawing 29" descr="图片"/>
+            <wp:cNvGraphicFramePr>
+              <a:graphicFrameLocks xmlns:a="http://schemas.openxmlformats.org/drawingml/2006/main" noChangeAspect="1"/>
+            </wp:cNvGraphicFramePr>
             <a:graphic xmlns:a="http://schemas.openxmlformats.org/drawingml/2006/main">
               <a:graphicData uri="http://schemas.openxmlformats.org/drawingml/2006/picture">
                 <pic:pic xmlns:pic="http://schemas.openxmlformats.org/drawingml/2006/picture">
                   <pic:nvPicPr>
-                    <pic:cNvPr id="0" name="Picture 29" descr="图片"/>
+                    <pic:cNvPr id="30" name="Drawing 29" descr="图片"/>
                     <pic:cNvPicPr>
-                      <a:picLocks noChangeAspect="true"/>
+                      <a:picLocks noChangeAspect="1"/>
                     </pic:cNvPicPr>
                   </pic:nvPicPr>
                   <pic:blipFill>
@@ -3031,21 +2617,25 @@
     </w:p>
     <w:p>
       <w:pPr>
-        <w:spacing w:line="240"/>
+        <w:spacing w:line="240" w:lineRule="auto"/>
         <w:jc w:val="left"/>
       </w:pPr>
       <w:r>
         <w:drawing>
-          <wp:inline distT="0" distR="0" distB="0" distL="0">
-            <wp:extent cx="4109847" cy="2492639"/>
-            <wp:docPr id="30" name="Drawing 30" descr="图片"/>
+          <wp:inline distT="0" distB="0" distL="0" distR="0">
+            <wp:extent cx="4109720" cy="2492375"/>
+            <wp:effectExtent l="0" t="0" r="5080" b="22225"/>
+            <wp:docPr id="31" name="Drawing 30" descr="图片"/>
+            <wp:cNvGraphicFramePr>
+              <a:graphicFrameLocks xmlns:a="http://schemas.openxmlformats.org/drawingml/2006/main" noChangeAspect="1"/>
+            </wp:cNvGraphicFramePr>
             <a:graphic xmlns:a="http://schemas.openxmlformats.org/drawingml/2006/main">
               <a:graphicData uri="http://schemas.openxmlformats.org/drawingml/2006/picture">
                 <pic:pic xmlns:pic="http://schemas.openxmlformats.org/drawingml/2006/picture">
                   <pic:nvPicPr>
-                    <pic:cNvPr id="0" name="Picture 30" descr="图片"/>
+                    <pic:cNvPr id="31" name="Drawing 30" descr="图片"/>
                     <pic:cNvPicPr>
-                      <a:picLocks noChangeAspect="true"/>
+                      <a:picLocks noChangeAspect="1"/>
                     </pic:cNvPicPr>
                   </pic:nvPicPr>
                   <pic:blipFill>
@@ -3072,21 +2662,25 @@
     </w:p>
     <w:p>
       <w:pPr>
-        <w:spacing w:line="240"/>
+        <w:spacing w:line="240" w:lineRule="auto"/>
         <w:jc w:val="left"/>
       </w:pPr>
       <w:r>
         <w:drawing>
-          <wp:inline distT="0" distR="0" distB="0" distL="0">
-            <wp:extent cx="4228973" cy="2443907"/>
-            <wp:docPr id="31" name="Drawing 31" descr="图片"/>
+          <wp:inline distT="0" distB="0" distL="0" distR="0">
+            <wp:extent cx="4228465" cy="2443480"/>
+            <wp:effectExtent l="0" t="0" r="13335" b="20320"/>
+            <wp:docPr id="32" name="Drawing 31" descr="图片"/>
+            <wp:cNvGraphicFramePr>
+              <a:graphicFrameLocks xmlns:a="http://schemas.openxmlformats.org/drawingml/2006/main" noChangeAspect="1"/>
+            </wp:cNvGraphicFramePr>
             <a:graphic xmlns:a="http://schemas.openxmlformats.org/drawingml/2006/main">
               <a:graphicData uri="http://schemas.openxmlformats.org/drawingml/2006/picture">
                 <pic:pic xmlns:pic="http://schemas.openxmlformats.org/drawingml/2006/picture">
                   <pic:nvPicPr>
-                    <pic:cNvPr id="0" name="Picture 31" descr="图片"/>
+                    <pic:cNvPr id="32" name="Drawing 31" descr="图片"/>
                     <pic:cNvPicPr>
-                      <a:picLocks noChangeAspect="true"/>
+                      <a:picLocks noChangeAspect="1"/>
                     </pic:cNvPicPr>
                   </pic:nvPicPr>
                   <pic:blipFill>
@@ -3113,14 +2707,13 @@
     </w:p>
     <w:p>
       <w:pPr>
-        <w:pStyle w:val="shimo heading 3"/>
-        <w:spacing w:line="415"/>
-        <w:jc w:val="left"/>
-      </w:pPr>
-      <w:r>
-        <w:rPr>
-          <w:rFonts w:ascii="" w:hAnsi="" w:cs="" w:eastAsia=""/>
-          <w:b w:val="true"/>
+        <w:pStyle w:val="9"/>
+        <w:spacing w:line="415" w:lineRule="auto"/>
+        <w:jc w:val="left"/>
+      </w:pPr>
+      <w:r>
+        <w:rPr>
+          <w:b/>
           <w:szCs w:val="32"/>
         </w:rPr>
         <w:t>2.2收集表单信息</w:t>
@@ -3128,21 +2721,25 @@
     </w:p>
     <w:p>
       <w:pPr>
-        <w:spacing w:line="240"/>
+        <w:spacing w:line="240" w:lineRule="auto"/>
         <w:jc w:val="left"/>
       </w:pPr>
       <w:r>
         <w:drawing>
-          <wp:inline distT="0" distR="0" distB="0" distL="0">
-            <wp:extent cx="4186428" cy="2344815"/>
-            <wp:docPr id="32" name="Drawing 32" descr="图片"/>
+          <wp:inline distT="0" distB="0" distL="0" distR="0">
+            <wp:extent cx="4185920" cy="2344420"/>
+            <wp:effectExtent l="0" t="0" r="5080" b="17780"/>
+            <wp:docPr id="33" name="Drawing 32" descr="图片"/>
+            <wp:cNvGraphicFramePr>
+              <a:graphicFrameLocks xmlns:a="http://schemas.openxmlformats.org/drawingml/2006/main" noChangeAspect="1"/>
+            </wp:cNvGraphicFramePr>
             <a:graphic xmlns:a="http://schemas.openxmlformats.org/drawingml/2006/main">
               <a:graphicData uri="http://schemas.openxmlformats.org/drawingml/2006/picture">
                 <pic:pic xmlns:pic="http://schemas.openxmlformats.org/drawingml/2006/picture">
                   <pic:nvPicPr>
-                    <pic:cNvPr id="0" name="Picture 32" descr="图片"/>
+                    <pic:cNvPr id="33" name="Drawing 32" descr="图片"/>
                     <pic:cNvPicPr>
-                      <a:picLocks noChangeAspect="true"/>
+                      <a:picLocks noChangeAspect="1"/>
                     </pic:cNvPicPr>
                   </pic:nvPicPr>
                   <pic:blipFill>
@@ -3169,21 +2766,25 @@
     </w:p>
     <w:p>
       <w:pPr>
-        <w:spacing w:line="240"/>
+        <w:spacing w:line="240" w:lineRule="auto"/>
         <w:jc w:val="left"/>
       </w:pPr>
       <w:r>
         <w:drawing>
-          <wp:inline distT="0" distR="0" distB="0" distL="0">
-            <wp:extent cx="4228973" cy="2017540"/>
-            <wp:docPr id="33" name="Drawing 33" descr="图片"/>
+          <wp:inline distT="0" distB="0" distL="0" distR="0">
+            <wp:extent cx="4228465" cy="2017395"/>
+            <wp:effectExtent l="0" t="0" r="13335" b="14605"/>
+            <wp:docPr id="34" name="Drawing 33" descr="图片"/>
+            <wp:cNvGraphicFramePr>
+              <a:graphicFrameLocks xmlns:a="http://schemas.openxmlformats.org/drawingml/2006/main" noChangeAspect="1"/>
+            </wp:cNvGraphicFramePr>
             <a:graphic xmlns:a="http://schemas.openxmlformats.org/drawingml/2006/main">
               <a:graphicData uri="http://schemas.openxmlformats.org/drawingml/2006/picture">
                 <pic:pic xmlns:pic="http://schemas.openxmlformats.org/drawingml/2006/picture">
                   <pic:nvPicPr>
-                    <pic:cNvPr id="0" name="Picture 33" descr="图片"/>
+                    <pic:cNvPr id="34" name="Drawing 33" descr="图片"/>
                     <pic:cNvPicPr>
-                      <a:picLocks noChangeAspect="true"/>
+                      <a:picLocks noChangeAspect="1"/>
                     </pic:cNvPicPr>
                   </pic:nvPicPr>
                   <pic:blipFill>
@@ -3210,21 +2811,25 @@
     </w:p>
     <w:p>
       <w:pPr>
-        <w:spacing w:line="240"/>
+        <w:spacing w:line="240" w:lineRule="auto"/>
         <w:jc w:val="left"/>
       </w:pPr>
       <w:r>
         <w:drawing>
-          <wp:inline distT="0" distR="0" distB="0" distL="0">
-            <wp:extent cx="4228973" cy="2085229"/>
-            <wp:docPr id="34" name="Drawing 34" descr="图片"/>
+          <wp:inline distT="0" distB="0" distL="0" distR="0">
+            <wp:extent cx="4228465" cy="2084705"/>
+            <wp:effectExtent l="0" t="0" r="13335" b="23495"/>
+            <wp:docPr id="35" name="Drawing 34" descr="图片"/>
+            <wp:cNvGraphicFramePr>
+              <a:graphicFrameLocks xmlns:a="http://schemas.openxmlformats.org/drawingml/2006/main" noChangeAspect="1"/>
+            </wp:cNvGraphicFramePr>
             <a:graphic xmlns:a="http://schemas.openxmlformats.org/drawingml/2006/main">
               <a:graphicData uri="http://schemas.openxmlformats.org/drawingml/2006/picture">
                 <pic:pic xmlns:pic="http://schemas.openxmlformats.org/drawingml/2006/picture">
                   <pic:nvPicPr>
-                    <pic:cNvPr id="0" name="Picture 34" descr="图片"/>
+                    <pic:cNvPr id="35" name="Drawing 34" descr="图片"/>
                     <pic:cNvPicPr>
-                      <a:picLocks noChangeAspect="true"/>
+                      <a:picLocks noChangeAspect="1"/>
                     </pic:cNvPicPr>
                   </pic:nvPicPr>
                   <pic:blipFill>
@@ -3251,18 +2856,17 @@
     </w:p>
     <w:p>
       <w:pPr>
-        <w:pStyle w:val="shimo heading 2"/>
+        <w:pStyle w:val="8"/>
         <w:numPr>
           <w:ilvl w:val="0"/>
           <w:numId w:val="9"/>
         </w:numPr>
-        <w:spacing w:line="415"/>
-        <w:jc w:val="left"/>
-      </w:pPr>
-      <w:r>
-        <w:rPr>
-          <w:rFonts w:ascii="" w:hAnsi="" w:cs="" w:eastAsia=""/>
-          <w:b w:val="true"/>
+        <w:spacing w:line="415" w:lineRule="auto"/>
+        <w:jc w:val="left"/>
+      </w:pPr>
+      <w:r>
+        <w:rPr>
+          <w:b/>
           <w:szCs w:val="32"/>
         </w:rPr>
         <w:t>权限的修改、删除自行维护</w:t>
@@ -3270,24 +2874,23 @@
     </w:p>
     <w:p>
       <w:pPr>
-        <w:spacing w:line="240"/>
-        <w:jc w:val="left"/>
-      </w:pPr>
-    </w:p>
-    <w:p>
-      <w:pPr>
-        <w:pStyle w:val="shimo heading 1"/>
+        <w:spacing w:line="240" w:lineRule="auto"/>
+        <w:jc w:val="left"/>
+      </w:pPr>
+    </w:p>
+    <w:p>
+      <w:pPr>
+        <w:pStyle w:val="7"/>
         <w:numPr>
           <w:ilvl w:val="0"/>
           <w:numId w:val="1"/>
         </w:numPr>
-        <w:spacing w:line="578"/>
-        <w:jc w:val="left"/>
-      </w:pPr>
-      <w:r>
-        <w:rPr>
-          <w:rFonts w:ascii="" w:hAnsi="" w:cs="" w:eastAsia=""/>
-          <w:b w:val="true"/>
+        <w:spacing w:line="578" w:lineRule="auto"/>
+        <w:jc w:val="left"/>
+      </w:pPr>
+      <w:r>
+        <w:rPr>
+          <w:b/>
           <w:szCs w:val="44"/>
         </w:rPr>
         <w:t>翻墙访问</w:t>
@@ -3295,47 +2898,17 @@
     </w:p>
     <w:p>
       <w:pPr>
-        <w:spacing w:line="240"/>
-        <w:jc w:val="left"/>
-      </w:pPr>
-      <w:r>
-        <w:rPr>
-          <w:rFonts w:ascii="" w:hAnsi="" w:cs="" w:eastAsia=""/>
-          <w:sz w:val="22"/>
-        </w:rPr>
-        <w:t>我们只是通过程序设置了可以根据</w:t>
-      </w:r>
-      <w:r>
-        <w:rPr>
-          <w:rFonts w:ascii="" w:hAnsi="" w:cs="" w:eastAsia=""/>
-          <w:sz w:val="22"/>
-        </w:rPr>
-        <w:t>“</w:t>
-      </w:r>
-      <w:r>
-        <w:rPr>
-          <w:rFonts w:ascii="" w:hAnsi="" w:cs="" w:eastAsia=""/>
-          <w:sz w:val="22"/>
-        </w:rPr>
-        <w:t>用户-角色</w:t>
-      </w:r>
-      <w:r>
-        <w:rPr>
-          <w:rFonts w:ascii="" w:hAnsi="" w:cs="" w:eastAsia=""/>
-          <w:sz w:val="22"/>
-        </w:rPr>
-        <w:t>”</w:t>
-      </w:r>
-      <w:r>
-        <w:rPr>
-          <w:rFonts w:ascii="" w:hAnsi="" w:cs="" w:eastAsia=""/>
-          <w:sz w:val="22"/>
-        </w:rPr>
-        <w:t>显示其对应的权限，但是并没有</w:t>
-      </w:r>
-      <w:r>
-        <w:rPr>
-          <w:rFonts w:ascii="" w:hAnsi="" w:cs="" w:eastAsia=""/>
+        <w:spacing w:line="240" w:lineRule="auto"/>
+        <w:jc w:val="left"/>
+      </w:pPr>
+      <w:r>
+        <w:rPr>
+          <w:sz w:val="22"/>
+        </w:rPr>
+        <w:t>我们只是通过程序设置了可以根据“用户-角色”显示其对应的权限，但是并没有</w:t>
+      </w:r>
+      <w:r>
+        <w:rPr>
           <w:color w:val="FF0000"/>
           <w:sz w:val="22"/>
         </w:rPr>
@@ -3343,14 +2916,12 @@
       </w:r>
       <w:r>
         <w:rPr>
-          <w:rFonts w:ascii="" w:hAnsi="" w:cs="" w:eastAsia=""/>
           <w:sz w:val="22"/>
         </w:rPr>
         <w:t>用户访问一些其不具备的权限，这样会出现访问漏洞（用户会不小心越权访问其他权限）。再者也可以通过手动输入</w:t>
       </w:r>
       <w:r>
         <w:rPr>
-          <w:rFonts w:ascii="" w:hAnsi="" w:cs="" w:eastAsia=""/>
           <w:color w:val="0070C0"/>
           <w:sz w:val="22"/>
         </w:rPr>
@@ -3358,21 +2929,12 @@
       </w:r>
       <w:r>
         <w:rPr>
-          <w:rFonts w:ascii="" w:hAnsi="" w:cs="" w:eastAsia=""/>
-          <w:sz w:val="22"/>
-        </w:rPr>
-        <w:t>路由信息进而访问本身一些不存在的权限。以上越权访问本身没有的权限的过程就是</w:t>
-      </w:r>
-      <w:r>
-        <w:rPr>
-          <w:rFonts w:ascii="" w:hAnsi="" w:cs="" w:eastAsia=""/>
-          <w:sz w:val="22"/>
-        </w:rPr>
-        <w:t>“</w:t>
-      </w:r>
-      <w:r>
-        <w:rPr>
-          <w:rFonts w:ascii="" w:hAnsi="" w:cs="" w:eastAsia=""/>
+          <w:sz w:val="22"/>
+        </w:rPr>
+        <w:t>路由信息进而访问本身一些不存在的权限。以上越权访问本身没有的权限的过程就是“</w:t>
+      </w:r>
+      <w:r>
+        <w:rPr>
           <w:color w:val="FF0000"/>
           <w:sz w:val="22"/>
         </w:rPr>
@@ -3380,36 +2942,32 @@
       </w:r>
       <w:r>
         <w:rPr>
-          <w:rFonts w:ascii="" w:hAnsi="" w:cs="" w:eastAsia=""/>
-          <w:sz w:val="22"/>
-        </w:rPr>
-        <w:t>”</w:t>
-      </w:r>
-      <w:r>
-        <w:rPr>
-          <w:rFonts w:ascii="" w:hAnsi="" w:cs="" w:eastAsia=""/>
-          <w:sz w:val="22"/>
-        </w:rPr>
-        <w:t>。</w:t>
-      </w:r>
-    </w:p>
-    <w:p>
-      <w:pPr>
-        <w:spacing w:line="240"/>
+          <w:sz w:val="22"/>
+        </w:rPr>
+        <w:t>”。</w:t>
+      </w:r>
+    </w:p>
+    <w:p>
+      <w:pPr>
+        <w:spacing w:line="240" w:lineRule="auto"/>
         <w:jc w:val="left"/>
       </w:pPr>
       <w:r>
         <w:drawing>
-          <wp:inline distT="0" distR="0" distB="0" distL="0">
-            <wp:extent cx="3650361" cy="1781484"/>
-            <wp:docPr id="35" name="Drawing 35" descr="图片"/>
+          <wp:inline distT="0" distB="0" distL="0" distR="0">
+            <wp:extent cx="3649980" cy="1781175"/>
+            <wp:effectExtent l="0" t="0" r="7620" b="22225"/>
+            <wp:docPr id="36" name="Drawing 35" descr="图片"/>
+            <wp:cNvGraphicFramePr>
+              <a:graphicFrameLocks xmlns:a="http://schemas.openxmlformats.org/drawingml/2006/main" noChangeAspect="1"/>
+            </wp:cNvGraphicFramePr>
             <a:graphic xmlns:a="http://schemas.openxmlformats.org/drawingml/2006/main">
               <a:graphicData uri="http://schemas.openxmlformats.org/drawingml/2006/picture">
                 <pic:pic xmlns:pic="http://schemas.openxmlformats.org/drawingml/2006/picture">
                   <pic:nvPicPr>
-                    <pic:cNvPr id="0" name="Picture 35" descr="图片"/>
+                    <pic:cNvPr id="36" name="Drawing 35" descr="图片"/>
                     <pic:cNvPicPr>
-                      <a:picLocks noChangeAspect="true"/>
+                      <a:picLocks noChangeAspect="1"/>
                     </pic:cNvPicPr>
                   </pic:nvPicPr>
                   <pic:blipFill>
@@ -3436,12 +2994,11 @@
     </w:p>
     <w:p>
       <w:pPr>
-        <w:spacing w:line="240"/>
-        <w:jc w:val="left"/>
-      </w:pPr>
-      <w:r>
-        <w:rPr>
-          <w:rFonts w:ascii="" w:hAnsi="" w:cs="" w:eastAsia=""/>
+        <w:spacing w:line="240" w:lineRule="auto"/>
+        <w:jc w:val="left"/>
+      </w:pPr>
+      <w:r>
+        <w:rPr>
           <w:sz w:val="22"/>
         </w:rPr>
         <w:t>解决翻墙访问：</w:t>
@@ -3449,19 +3006,17 @@
     </w:p>
     <w:p>
       <w:pPr>
-        <w:spacing w:line="240"/>
-        <w:jc w:val="left"/>
-      </w:pPr>
-      <w:r>
-        <w:rPr>
-          <w:rFonts w:ascii="" w:hAnsi="" w:cs="" w:eastAsia=""/>
+        <w:spacing w:line="240" w:lineRule="auto"/>
+        <w:jc w:val="left"/>
+      </w:pPr>
+      <w:r>
+        <w:rPr>
           <w:sz w:val="22"/>
         </w:rPr>
         <w:t>对用户访问的</w:t>
       </w:r>
       <w:r>
         <w:rPr>
-          <w:rFonts w:ascii="" w:hAnsi="" w:cs="" w:eastAsia=""/>
           <w:color w:val="0070C0"/>
           <w:sz w:val="22"/>
         </w:rPr>
@@ -3469,7 +3024,6 @@
       </w:r>
       <w:r>
         <w:rPr>
-          <w:rFonts w:ascii="" w:hAnsi="" w:cs="" w:eastAsia=""/>
           <w:sz w:val="22"/>
         </w:rPr>
         <w:t>，被访问的方法必须是用户拥有的权限方法才允许访问。</w:t>
@@ -3477,12 +3031,11 @@
     </w:p>
     <w:p>
       <w:pPr>
-        <w:spacing w:line="240"/>
-        <w:jc w:val="left"/>
-      </w:pPr>
-      <w:r>
-        <w:rPr>
-          <w:rFonts w:ascii="" w:hAnsi="" w:cs="" w:eastAsia=""/>
+        <w:spacing w:line="240" w:lineRule="auto"/>
+        <w:jc w:val="left"/>
+      </w:pPr>
+      <w:r>
+        <w:rPr>
           <w:sz w:val="22"/>
         </w:rPr>
         <w:t>该访问过滤为了避免开发重复的代码要设置在父类的__construct()构造方法里面，这个父类又不能是Controller,这样我们自己开发维护一个AdminController，它们的继承关系如上图。</w:t>
@@ -3490,21 +3043,25 @@
     </w:p>
     <w:p>
       <w:pPr>
-        <w:spacing w:line="240"/>
+        <w:spacing w:line="240" w:lineRule="auto"/>
         <w:jc w:val="left"/>
       </w:pPr>
       <w:r>
         <w:drawing>
-          <wp:inline distT="0" distR="0" distB="0" distL="0">
-            <wp:extent cx="4203446" cy="1679391"/>
-            <wp:docPr id="36" name="Drawing 36" descr="图片"/>
+          <wp:inline distT="0" distB="0" distL="0" distR="0">
+            <wp:extent cx="4203065" cy="1678940"/>
+            <wp:effectExtent l="0" t="0" r="13335" b="22860"/>
+            <wp:docPr id="37" name="Drawing 36" descr="图片"/>
+            <wp:cNvGraphicFramePr>
+              <a:graphicFrameLocks xmlns:a="http://schemas.openxmlformats.org/drawingml/2006/main" noChangeAspect="1"/>
+            </wp:cNvGraphicFramePr>
             <a:graphic xmlns:a="http://schemas.openxmlformats.org/drawingml/2006/main">
               <a:graphicData uri="http://schemas.openxmlformats.org/drawingml/2006/picture">
                 <pic:pic xmlns:pic="http://schemas.openxmlformats.org/drawingml/2006/picture">
                   <pic:nvPicPr>
-                    <pic:cNvPr id="0" name="Picture 36" descr="图片"/>
+                    <pic:cNvPr id="37" name="Drawing 36" descr="图片"/>
                     <pic:cNvPicPr>
-                      <a:picLocks noChangeAspect="true"/>
+                      <a:picLocks noChangeAspect="1"/>
                     </pic:cNvPicPr>
                   </pic:nvPicPr>
                   <pic:blipFill>
@@ -3531,21 +3088,25 @@
     </w:p>
     <w:p>
       <w:pPr>
-        <w:spacing w:line="240"/>
+        <w:spacing w:line="240" w:lineRule="auto"/>
         <w:jc w:val="left"/>
       </w:pPr>
       <w:r>
         <w:drawing>
-          <wp:inline distT="0" distR="0" distB="0" distL="0">
-            <wp:extent cx="4254500" cy="1623759"/>
-            <wp:docPr id="37" name="Drawing 37" descr="图片"/>
+          <wp:inline distT="0" distB="0" distL="0" distR="0">
+            <wp:extent cx="4254500" cy="1623695"/>
+            <wp:effectExtent l="0" t="0" r="12700" b="1905"/>
+            <wp:docPr id="38" name="Drawing 37" descr="图片"/>
+            <wp:cNvGraphicFramePr>
+              <a:graphicFrameLocks xmlns:a="http://schemas.openxmlformats.org/drawingml/2006/main" noChangeAspect="1"/>
+            </wp:cNvGraphicFramePr>
             <a:graphic xmlns:a="http://schemas.openxmlformats.org/drawingml/2006/main">
               <a:graphicData uri="http://schemas.openxmlformats.org/drawingml/2006/picture">
                 <pic:pic xmlns:pic="http://schemas.openxmlformats.org/drawingml/2006/picture">
                   <pic:nvPicPr>
-                    <pic:cNvPr id="0" name="Picture 37" descr="图片"/>
+                    <pic:cNvPr id="38" name="Drawing 37" descr="图片"/>
                     <pic:cNvPicPr>
-                      <a:picLocks noChangeAspect="true"/>
+                      <a:picLocks noChangeAspect="1"/>
                     </pic:cNvPicPr>
                   </pic:nvPicPr>
                   <pic:blipFill>
@@ -3572,21 +3133,25 @@
     </w:p>
     <w:p>
       <w:pPr>
-        <w:spacing w:line="240"/>
+        <w:spacing w:line="240" w:lineRule="auto"/>
         <w:jc w:val="left"/>
       </w:pPr>
       <w:r>
         <w:drawing>
-          <wp:inline distT="0" distR="0" distB="0" distL="0">
-            <wp:extent cx="4152392" cy="3011625"/>
-            <wp:docPr id="38" name="Drawing 38" descr="图片"/>
+          <wp:inline distT="0" distB="0" distL="0" distR="0">
+            <wp:extent cx="4152265" cy="3011170"/>
+            <wp:effectExtent l="0" t="0" r="13335" b="11430"/>
+            <wp:docPr id="39" name="Drawing 38" descr="图片"/>
+            <wp:cNvGraphicFramePr>
+              <a:graphicFrameLocks xmlns:a="http://schemas.openxmlformats.org/drawingml/2006/main" noChangeAspect="1"/>
+            </wp:cNvGraphicFramePr>
             <a:graphic xmlns:a="http://schemas.openxmlformats.org/drawingml/2006/main">
               <a:graphicData uri="http://schemas.openxmlformats.org/drawingml/2006/picture">
                 <pic:pic xmlns:pic="http://schemas.openxmlformats.org/drawingml/2006/picture">
                   <pic:nvPicPr>
-                    <pic:cNvPr id="0" name="Picture 38" descr="图片"/>
+                    <pic:cNvPr id="39" name="Drawing 38" descr="图片"/>
                     <pic:cNvPicPr>
-                      <a:picLocks noChangeAspect="true"/>
+                      <a:picLocks noChangeAspect="1"/>
                     </pic:cNvPicPr>
                   </pic:nvPicPr>
                   <pic:blipFill>
@@ -3613,21 +3178,25 @@
     </w:p>
     <w:p>
       <w:pPr>
-        <w:spacing w:line="240"/>
+        <w:spacing w:line="240" w:lineRule="auto"/>
         <w:jc w:val="left"/>
       </w:pPr>
       <w:r>
         <w:drawing>
-          <wp:inline distT="0" distR="0" distB="0" distL="0">
-            <wp:extent cx="4305554" cy="2014124"/>
-            <wp:docPr id="39" name="Drawing 39" descr="图片"/>
+          <wp:inline distT="0" distB="0" distL="0" distR="0">
+            <wp:extent cx="4305300" cy="2013585"/>
+            <wp:effectExtent l="0" t="0" r="12700" b="18415"/>
+            <wp:docPr id="40" name="Drawing 39" descr="图片"/>
+            <wp:cNvGraphicFramePr>
+              <a:graphicFrameLocks xmlns:a="http://schemas.openxmlformats.org/drawingml/2006/main" noChangeAspect="1"/>
+            </wp:cNvGraphicFramePr>
             <a:graphic xmlns:a="http://schemas.openxmlformats.org/drawingml/2006/main">
               <a:graphicData uri="http://schemas.openxmlformats.org/drawingml/2006/picture">
                 <pic:pic xmlns:pic="http://schemas.openxmlformats.org/drawingml/2006/picture">
                   <pic:nvPicPr>
-                    <pic:cNvPr id="0" name="Picture 39" descr="图片"/>
+                    <pic:cNvPr id="40" name="Drawing 39" descr="图片"/>
                     <pic:cNvPicPr>
-                      <a:picLocks noChangeAspect="true"/>
+                      <a:picLocks noChangeAspect="1"/>
                     </pic:cNvPicPr>
                   </pic:nvPicPr>
                   <pic:blipFill>
@@ -3654,135 +3223,66 @@
     </w:p>
     <w:p>
       <w:pPr>
-        <w:spacing w:line="240"/>
-        <w:jc w:val="left"/>
-      </w:pPr>
-      <w:r>
-        <w:rPr>
-          <w:rFonts w:ascii="" w:hAnsi="" w:cs="" w:eastAsia=""/>
-          <w:sz w:val="22"/>
-        </w:rPr>
-        <w:t>获得用户访问的当前</w:t>
-      </w:r>
-      <w:r>
-        <w:rPr>
-          <w:rFonts w:ascii="" w:hAnsi="" w:cs="" w:eastAsia=""/>
-          <w:sz w:val="22"/>
-        </w:rPr>
-        <w:t>“</w:t>
-      </w:r>
-      <w:r>
-        <w:rPr>
-          <w:rFonts w:ascii="" w:hAnsi="" w:cs="" w:eastAsia=""/>
-          <w:sz w:val="22"/>
-        </w:rPr>
-        <w:t>控制器C-操作方法A</w:t>
-      </w:r>
-      <w:r>
-        <w:rPr>
-          <w:rFonts w:ascii="" w:hAnsi="" w:cs="" w:eastAsia=""/>
-          <w:sz w:val="22"/>
-        </w:rPr>
-        <w:t>”</w:t>
-      </w:r>
-      <w:r>
-        <w:rPr>
-          <w:rFonts w:ascii="" w:hAnsi="" w:cs="" w:eastAsia=""/>
-          <w:sz w:val="22"/>
-        </w:rPr>
-        <w:t>信息</w:t>
-      </w:r>
-    </w:p>
-    <w:p>
-      <w:pPr>
-        <w:spacing w:line="240"/>
-        <w:jc w:val="left"/>
-      </w:pPr>
-      <w:r>
-        <w:rPr>
-          <w:rFonts w:ascii="" w:hAnsi="" w:cs="" w:eastAsia=""/>
+        <w:spacing w:line="240" w:lineRule="auto"/>
+        <w:jc w:val="left"/>
+      </w:pPr>
+      <w:r>
+        <w:rPr>
+          <w:sz w:val="22"/>
+        </w:rPr>
+        <w:t>获得用户访问的当前“控制器C-操作方法A”信息</w:t>
+      </w:r>
+    </w:p>
+    <w:p>
+      <w:pPr>
+        <w:spacing w:line="240" w:lineRule="auto"/>
+        <w:jc w:val="left"/>
+      </w:pPr>
+      <w:r>
+        <w:rPr>
           <w:sz w:val="22"/>
         </w:rPr>
         <w:t>把CA信息与用户（角色）的权限做</w:t>
       </w:r>
       <w:r>
         <w:rPr>
-          <w:rFonts w:ascii="" w:hAnsi="" w:cs="" w:eastAsia=""/>
           <w:color w:val="0070C0"/>
           <w:sz w:val="22"/>
         </w:rPr>
-        <w:t>过滤对比</w:t>
-      </w:r>
-      <w:r>
-        <w:rPr>
-          <w:rFonts w:ascii="" w:hAnsi="" w:cs="" w:eastAsia=""/>
-          <w:color w:val="0070C0"/>
-          <w:sz w:val="22"/>
-        </w:rPr>
-        <w:t>。</w:t>
-      </w:r>
-    </w:p>
-    <w:p>
-      <w:pPr>
-        <w:spacing w:line="240"/>
-        <w:jc w:val="left"/>
-      </w:pPr>
-      <w:r>
-        <w:rPr>
-          <w:rFonts w:ascii="" w:hAnsi="" w:cs="" w:eastAsia=""/>
-          <w:sz w:val="22"/>
-        </w:rPr>
-        <w:t>该</w:t>
-      </w:r>
-      <w:r>
-        <w:rPr>
-          <w:rFonts w:ascii="" w:hAnsi="" w:cs="" w:eastAsia=""/>
-          <w:sz w:val="22"/>
-        </w:rPr>
-        <w:t>“</w:t>
-      </w:r>
-      <w:r>
-        <w:rPr>
-          <w:rFonts w:ascii="" w:hAnsi="" w:cs="" w:eastAsia=""/>
-          <w:sz w:val="22"/>
-        </w:rPr>
-        <w:t>过滤对比</w:t>
-      </w:r>
-      <w:r>
-        <w:rPr>
-          <w:rFonts w:ascii="" w:hAnsi="" w:cs="" w:eastAsia=""/>
-          <w:sz w:val="22"/>
-        </w:rPr>
-        <w:t>”</w:t>
-      </w:r>
-      <w:r>
-        <w:rPr>
-          <w:rFonts w:ascii="" w:hAnsi="" w:cs="" w:eastAsia=""/>
-          <w:sz w:val="22"/>
-        </w:rPr>
-        <w:t>工作要在父类控制器（构造方法）里面实现。</w:t>
-      </w:r>
-    </w:p>
-    <w:p>
-      <w:pPr>
-        <w:spacing w:line="240"/>
-        <w:jc w:val="left"/>
-      </w:pPr>
-    </w:p>
-    <w:p>
-      <w:pPr>
-        <w:pStyle w:val="shimo heading 1"/>
+        <w:t>过滤对比。</w:t>
+      </w:r>
+    </w:p>
+    <w:p>
+      <w:pPr>
+        <w:spacing w:line="240" w:lineRule="auto"/>
+        <w:jc w:val="left"/>
+      </w:pPr>
+      <w:r>
+        <w:rPr>
+          <w:sz w:val="22"/>
+        </w:rPr>
+        <w:t>该“过滤对比”工作要在父类控制器（构造方法）里面实现。</w:t>
+      </w:r>
+    </w:p>
+    <w:p>
+      <w:pPr>
+        <w:spacing w:line="240" w:lineRule="auto"/>
+        <w:jc w:val="left"/>
+      </w:pPr>
+    </w:p>
+    <w:p>
+      <w:pPr>
+        <w:pStyle w:val="7"/>
         <w:numPr>
           <w:ilvl w:val="0"/>
           <w:numId w:val="1"/>
         </w:numPr>
-        <w:spacing w:line="578"/>
-        <w:jc w:val="left"/>
-      </w:pPr>
-      <w:r>
-        <w:rPr>
-          <w:rFonts w:ascii="" w:hAnsi="" w:cs="" w:eastAsia=""/>
-          <w:b w:val="true"/>
+        <w:spacing w:line="578" w:lineRule="auto"/>
+        <w:jc w:val="left"/>
+      </w:pPr>
+      <w:r>
+        <w:rPr>
+          <w:b/>
           <w:szCs w:val="44"/>
         </w:rPr>
         <w:t>登录验证</w:t>
@@ -3790,68 +3290,49 @@
     </w:p>
     <w:p>
       <w:pPr>
-        <w:spacing w:line="240"/>
-        <w:jc w:val="left"/>
-      </w:pPr>
-      <w:r>
-        <w:rPr>
-          <w:rFonts w:ascii="" w:hAnsi="" w:cs="" w:eastAsia=""/>
-          <w:sz w:val="22"/>
-        </w:rPr>
-        <w:t>没有登录系统的用户访问后台</w:t>
-      </w:r>
-      <w:r>
-        <w:rPr>
-          <w:rFonts w:ascii="" w:hAnsi="" w:cs="" w:eastAsia=""/>
-          <w:sz w:val="22"/>
-        </w:rPr>
-        <w:t>，自动跳转到登录页面去。</w:t>
-      </w:r>
-    </w:p>
-    <w:p>
-      <w:pPr>
-        <w:spacing w:line="240"/>
-        <w:jc w:val="left"/>
-      </w:pPr>
-      <w:r>
-        <w:rPr>
-          <w:rFonts w:ascii="" w:hAnsi="" w:cs="" w:eastAsia=""/>
-          <w:sz w:val="22"/>
-        </w:rPr>
-        <w:t>当前系统未登录的用户访问功能模块的时候，会把第一个管理员（</w:t>
-      </w:r>
-      <w:r>
-        <w:rPr>
-          <w:rFonts w:ascii="" w:hAnsi="" w:cs="" w:eastAsia=""/>
-          <w:sz w:val="22"/>
-        </w:rPr>
-        <w:t>admin</w:t>
-      </w:r>
-      <w:r>
-        <w:rPr>
-          <w:rFonts w:ascii="" w:hAnsi="" w:cs="" w:eastAsia=""/>
-          <w:sz w:val="22"/>
-        </w:rPr>
-        <w:t>）的权限用于使用。</w:t>
-      </w:r>
-    </w:p>
-    <w:p>
-      <w:pPr>
-        <w:spacing w:line="240"/>
+        <w:spacing w:line="240" w:lineRule="auto"/>
+        <w:jc w:val="left"/>
+      </w:pPr>
+      <w:r>
+        <w:rPr>
+          <w:sz w:val="22"/>
+        </w:rPr>
+        <w:t>没有登录系统的用户访问后台，自动跳转到登录页面去。</w:t>
+      </w:r>
+    </w:p>
+    <w:p>
+      <w:pPr>
+        <w:spacing w:line="240" w:lineRule="auto"/>
+        <w:jc w:val="left"/>
+      </w:pPr>
+      <w:r>
+        <w:rPr>
+          <w:sz w:val="22"/>
+        </w:rPr>
+        <w:t>当前系统未登录的用户访问功能模块的时候，会把第一个管理员（admin）的权限用于使用。</w:t>
+      </w:r>
+    </w:p>
+    <w:p>
+      <w:pPr>
+        <w:spacing w:line="240" w:lineRule="auto"/>
         <w:jc w:val="left"/>
       </w:pPr>
       <w:r>
         <w:drawing>
-          <wp:inline distT="0" distR="0" distB="0" distL="0">
-            <wp:extent cx="4203446" cy="2064743"/>
-            <wp:docPr id="40" name="Drawing 40" descr="图片"/>
+          <wp:inline distT="0" distB="0" distL="0" distR="0">
+            <wp:extent cx="4203065" cy="2064385"/>
+            <wp:effectExtent l="0" t="0" r="13335" b="18415"/>
+            <wp:docPr id="41" name="Drawing 40" descr="图片"/>
+            <wp:cNvGraphicFramePr>
+              <a:graphicFrameLocks xmlns:a="http://schemas.openxmlformats.org/drawingml/2006/main" noChangeAspect="1"/>
+            </wp:cNvGraphicFramePr>
             <a:graphic xmlns:a="http://schemas.openxmlformats.org/drawingml/2006/main">
               <a:graphicData uri="http://schemas.openxmlformats.org/drawingml/2006/picture">
                 <pic:pic xmlns:pic="http://schemas.openxmlformats.org/drawingml/2006/picture">
                   <pic:nvPicPr>
-                    <pic:cNvPr id="0" name="Picture 40" descr="图片"/>
+                    <pic:cNvPr id="41" name="Drawing 40" descr="图片"/>
                     <pic:cNvPicPr>
-                      <a:picLocks noChangeAspect="true"/>
+                      <a:picLocks noChangeAspect="1"/>
                     </pic:cNvPicPr>
                   </pic:nvPicPr>
                   <pic:blipFill>
@@ -3882,929 +3363,1615 @@
       </w:pPr>
     </w:p>
     <w:sectPr>
-      <w:pgSz w:orient="portrait" w:w="11900" w:h="16840"/>
-      <w:pgMar w:bottom="1440" w:left="1800" w:right="1800" w:top="1440" w:footer="992" w:header="851"/>
-      <w:cols w:space="425"/>
-      <w:docGrid w:type="lines" w:linePitch="312"/>
+      <w:pgSz w:w="11900" w:h="16840"/>
+      <w:pgMar w:top="1440" w:right="1800" w:bottom="1440" w:left="1800" w:header="851" w:footer="992" w:gutter="0"/>
+      <w:cols w:space="425" w:num="1"/>
+      <w:docGrid w:type="lines" w:linePitch="312" w:charSpace="0"/>
     </w:sectPr>
   </w:body>
 </w:document>
 </file>
 
 <file path=word/numbering.xml><?xml version="1.0" encoding="utf-8"?>
-<w:numbering xmlns:w="http://schemas.openxmlformats.org/wordprocessingml/2006/main">
+<w:numbering xmlns:wpc="http://schemas.microsoft.com/office/word/2010/wordprocessingCanvas" xmlns:mc="http://schemas.openxmlformats.org/markup-compatibility/2006" xmlns:o="urn:schemas-microsoft-com:office:office" xmlns:r="http://schemas.openxmlformats.org/officeDocument/2006/relationships" xmlns:m="http://schemas.openxmlformats.org/officeDocument/2006/math" xmlns:v="urn:schemas-microsoft-com:vml" xmlns:wp14="http://schemas.microsoft.com/office/word/2010/wordprocessingDrawing" xmlns:wp="http://schemas.openxmlformats.org/drawingml/2006/wordprocessingDrawing" xmlns:w10="urn:schemas-microsoft-com:office:word" xmlns:w="http://schemas.openxmlformats.org/wordprocessingml/2006/main" xmlns:w14="http://schemas.microsoft.com/office/word/2010/wordml" xmlns:wpg="http://schemas.microsoft.com/office/word/2010/wordprocessingGroup" xmlns:wpi="http://schemas.microsoft.com/office/word/2010/wordprocessingInk" xmlns:wne="http://schemas.microsoft.com/office/word/2006/wordml" xmlns:wps="http://schemas.microsoft.com/office/word/2010/wordprocessingShape" xmlns:wpsCustomData="http://www.wps.cn/officeDocument/2013/wpsCustomData" mc:Ignorable="w14 wp14">
   <w:abstractNum w:abstractNumId="0">
+    <w:nsid w:val="95F7C21E"/>
     <w:multiLevelType w:val="multilevel"/>
-    <w:lvl w:ilvl="0">
+    <w:tmpl w:val="95F7C21E"/>
+    <w:lvl w:ilvl="0" w:tentative="0">
       <w:start w:val="1"/>
       <w:numFmt w:val="decimal"/>
       <w:lvlText w:val="%1."/>
+      <w:lvlJc w:val="left"/>
       <w:pPr>
         <w:ind w:left="420" w:hanging="420"/>
       </w:pPr>
     </w:lvl>
-    <w:lvl w:ilvl="1">
+    <w:lvl w:ilvl="1" w:tentative="0">
       <w:start w:val="1"/>
       <w:numFmt w:val="lowerLetter"/>
       <w:lvlText w:val="%2."/>
+      <w:lvlJc w:val="left"/>
       <w:pPr>
         <w:ind w:left="840" w:hanging="420"/>
       </w:pPr>
     </w:lvl>
-    <w:lvl w:ilvl="2">
+    <w:lvl w:ilvl="2" w:tentative="0">
       <w:start w:val="1"/>
       <w:numFmt w:val="lowerRoman"/>
       <w:lvlText w:val="%3."/>
+      <w:lvlJc w:val="left"/>
       <w:pPr>
         <w:ind w:left="1260" w:hanging="420"/>
       </w:pPr>
     </w:lvl>
-    <w:lvl w:ilvl="3">
+    <w:lvl w:ilvl="3" w:tentative="0">
       <w:start w:val="1"/>
       <w:numFmt w:val="decimal"/>
       <w:lvlText w:val="%4."/>
+      <w:lvlJc w:val="left"/>
       <w:pPr>
         <w:ind w:left="1680" w:hanging="420"/>
       </w:pPr>
     </w:lvl>
-    <w:lvl w:ilvl="4">
+    <w:lvl w:ilvl="4" w:tentative="0">
       <w:start w:val="1"/>
       <w:numFmt w:val="lowerLetter"/>
       <w:lvlText w:val="%5."/>
+      <w:lvlJc w:val="left"/>
       <w:pPr>
         <w:ind w:left="2100" w:hanging="420"/>
       </w:pPr>
     </w:lvl>
-    <w:lvl w:ilvl="5">
+    <w:lvl w:ilvl="5" w:tentative="0">
       <w:start w:val="1"/>
       <w:numFmt w:val="lowerRoman"/>
       <w:lvlText w:val="%6."/>
+      <w:lvlJc w:val="left"/>
       <w:pPr>
         <w:ind w:left="2520" w:hanging="420"/>
       </w:pPr>
     </w:lvl>
-    <w:lvl w:ilvl="6">
+    <w:lvl w:ilvl="6" w:tentative="0">
       <w:start w:val="1"/>
       <w:numFmt w:val="decimal"/>
       <w:lvlText w:val="%7."/>
+      <w:lvlJc w:val="left"/>
       <w:pPr>
         <w:ind w:left="2940" w:hanging="420"/>
       </w:pPr>
     </w:lvl>
-    <w:lvl w:ilvl="7">
+    <w:lvl w:ilvl="7" w:tentative="0">
       <w:start w:val="1"/>
       <w:numFmt w:val="lowerLetter"/>
       <w:lvlText w:val="%8."/>
+      <w:lvlJc w:val="left"/>
       <w:pPr>
         <w:ind w:left="3360" w:hanging="420"/>
       </w:pPr>
     </w:lvl>
-    <w:lvl w:ilvl="8">
+    <w:lvl w:ilvl="8" w:tentative="0">
       <w:start w:val="1"/>
       <w:numFmt w:val="lowerRoman"/>
       <w:lvlText w:val="%9."/>
+      <w:lvlJc w:val="left"/>
       <w:pPr>
         <w:ind w:left="3780" w:hanging="420"/>
       </w:pPr>
     </w:lvl>
   </w:abstractNum>
   <w:abstractNum w:abstractNumId="1">
+    <w:nsid w:val="A5FBC439"/>
     <w:multiLevelType w:val="multilevel"/>
-    <w:lvl w:ilvl="0">
+    <w:tmpl w:val="A5FBC439"/>
+    <w:lvl w:ilvl="0" w:tentative="0">
       <w:start w:val="1"/>
       <w:numFmt w:val="decimal"/>
       <w:lvlText w:val="%1."/>
+      <w:lvlJc w:val="left"/>
       <w:pPr>
         <w:ind w:left="420" w:hanging="420"/>
       </w:pPr>
     </w:lvl>
-    <w:lvl w:ilvl="1">
+    <w:lvl w:ilvl="1" w:tentative="0">
       <w:start w:val="1"/>
       <w:numFmt w:val="lowerLetter"/>
       <w:lvlText w:val="%2."/>
+      <w:lvlJc w:val="left"/>
       <w:pPr>
         <w:ind w:left="840" w:hanging="420"/>
       </w:pPr>
     </w:lvl>
-    <w:lvl w:ilvl="2">
+    <w:lvl w:ilvl="2" w:tentative="0">
       <w:start w:val="1"/>
       <w:numFmt w:val="lowerRoman"/>
       <w:lvlText w:val="%3."/>
+      <w:lvlJc w:val="left"/>
       <w:pPr>
         <w:ind w:left="1260" w:hanging="420"/>
       </w:pPr>
     </w:lvl>
-    <w:lvl w:ilvl="3">
+    <w:lvl w:ilvl="3" w:tentative="0">
       <w:start w:val="1"/>
       <w:numFmt w:val="decimal"/>
       <w:lvlText w:val="%4."/>
+      <w:lvlJc w:val="left"/>
       <w:pPr>
         <w:ind w:left="1680" w:hanging="420"/>
       </w:pPr>
     </w:lvl>
-    <w:lvl w:ilvl="4">
+    <w:lvl w:ilvl="4" w:tentative="0">
       <w:start w:val="1"/>
       <w:numFmt w:val="lowerLetter"/>
       <w:lvlText w:val="%5."/>
+      <w:lvlJc w:val="left"/>
       <w:pPr>
         <w:ind w:left="2100" w:hanging="420"/>
       </w:pPr>
     </w:lvl>
-    <w:lvl w:ilvl="5">
+    <w:lvl w:ilvl="5" w:tentative="0">
       <w:start w:val="1"/>
       <w:numFmt w:val="lowerRoman"/>
       <w:lvlText w:val="%6."/>
+      <w:lvlJc w:val="left"/>
       <w:pPr>
         <w:ind w:left="2520" w:hanging="420"/>
       </w:pPr>
     </w:lvl>
-    <w:lvl w:ilvl="6">
+    <w:lvl w:ilvl="6" w:tentative="0">
       <w:start w:val="1"/>
       <w:numFmt w:val="decimal"/>
       <w:lvlText w:val="%7."/>
+      <w:lvlJc w:val="left"/>
       <w:pPr>
         <w:ind w:left="2940" w:hanging="420"/>
       </w:pPr>
     </w:lvl>
-    <w:lvl w:ilvl="7">
+    <w:lvl w:ilvl="7" w:tentative="0">
       <w:start w:val="1"/>
       <w:numFmt w:val="lowerLetter"/>
       <w:lvlText w:val="%8."/>
+      <w:lvlJc w:val="left"/>
       <w:pPr>
         <w:ind w:left="3360" w:hanging="420"/>
       </w:pPr>
     </w:lvl>
-    <w:lvl w:ilvl="8">
+    <w:lvl w:ilvl="8" w:tentative="0">
       <w:start w:val="1"/>
       <w:numFmt w:val="lowerRoman"/>
       <w:lvlText w:val="%9."/>
+      <w:lvlJc w:val="left"/>
       <w:pPr>
         <w:ind w:left="3780" w:hanging="420"/>
       </w:pPr>
     </w:lvl>
   </w:abstractNum>
   <w:abstractNum w:abstractNumId="2">
+    <w:nsid w:val="AFFE25F3"/>
     <w:multiLevelType w:val="multilevel"/>
-    <w:lvl w:ilvl="0">
+    <w:tmpl w:val="AFFE25F3"/>
+    <w:lvl w:ilvl="0" w:tentative="0">
       <w:start w:val="1"/>
       <w:numFmt w:val="decimal"/>
       <w:lvlText w:val="%1."/>
+      <w:lvlJc w:val="left"/>
       <w:pPr>
         <w:ind w:left="420" w:hanging="420"/>
       </w:pPr>
     </w:lvl>
-    <w:lvl w:ilvl="1">
+    <w:lvl w:ilvl="1" w:tentative="0">
       <w:start w:val="1"/>
       <w:numFmt w:val="lowerLetter"/>
       <w:lvlText w:val="%2."/>
+      <w:lvlJc w:val="left"/>
       <w:pPr>
         <w:ind w:left="840" w:hanging="420"/>
       </w:pPr>
     </w:lvl>
-    <w:lvl w:ilvl="2">
+    <w:lvl w:ilvl="2" w:tentative="0">
       <w:start w:val="1"/>
       <w:numFmt w:val="lowerRoman"/>
       <w:lvlText w:val="%3."/>
+      <w:lvlJc w:val="left"/>
       <w:pPr>
         <w:ind w:left="1260" w:hanging="420"/>
       </w:pPr>
     </w:lvl>
-    <w:lvl w:ilvl="3">
+    <w:lvl w:ilvl="3" w:tentative="0">
       <w:start w:val="1"/>
       <w:numFmt w:val="decimal"/>
       <w:lvlText w:val="%4."/>
+      <w:lvlJc w:val="left"/>
       <w:pPr>
         <w:ind w:left="1680" w:hanging="420"/>
       </w:pPr>
     </w:lvl>
-    <w:lvl w:ilvl="4">
+    <w:lvl w:ilvl="4" w:tentative="0">
       <w:start w:val="1"/>
       <w:numFmt w:val="lowerLetter"/>
       <w:lvlText w:val="%5."/>
+      <w:lvlJc w:val="left"/>
       <w:pPr>
         <w:ind w:left="2100" w:hanging="420"/>
       </w:pPr>
     </w:lvl>
-    <w:lvl w:ilvl="5">
+    <w:lvl w:ilvl="5" w:tentative="0">
       <w:start w:val="1"/>
       <w:numFmt w:val="lowerRoman"/>
       <w:lvlText w:val="%6."/>
+      <w:lvlJc w:val="left"/>
       <w:pPr>
         <w:ind w:left="2520" w:hanging="420"/>
       </w:pPr>
     </w:lvl>
-    <w:lvl w:ilvl="6">
+    <w:lvl w:ilvl="6" w:tentative="0">
       <w:start w:val="1"/>
       <w:numFmt w:val="decimal"/>
       <w:lvlText w:val="%7."/>
+      <w:lvlJc w:val="left"/>
       <w:pPr>
         <w:ind w:left="2940" w:hanging="420"/>
       </w:pPr>
     </w:lvl>
-    <w:lvl w:ilvl="7">
+    <w:lvl w:ilvl="7" w:tentative="0">
       <w:start w:val="1"/>
       <w:numFmt w:val="lowerLetter"/>
       <w:lvlText w:val="%8."/>
+      <w:lvlJc w:val="left"/>
       <w:pPr>
         <w:ind w:left="3360" w:hanging="420"/>
       </w:pPr>
     </w:lvl>
-    <w:lvl w:ilvl="8">
+    <w:lvl w:ilvl="8" w:tentative="0">
       <w:start w:val="1"/>
       <w:numFmt w:val="lowerRoman"/>
       <w:lvlText w:val="%9."/>
+      <w:lvlJc w:val="left"/>
       <w:pPr>
         <w:ind w:left="3780" w:hanging="420"/>
       </w:pPr>
     </w:lvl>
   </w:abstractNum>
   <w:abstractNum w:abstractNumId="3">
+    <w:nsid w:val="E5F895E4"/>
     <w:multiLevelType w:val="multilevel"/>
-    <w:lvl w:ilvl="0">
+    <w:tmpl w:val="E5F895E4"/>
+    <w:lvl w:ilvl="0" w:tentative="0">
       <w:start w:val="1"/>
       <w:numFmt w:val="decimal"/>
       <w:lvlText w:val="%1."/>
+      <w:lvlJc w:val="left"/>
       <w:pPr>
         <w:ind w:left="420" w:hanging="420"/>
       </w:pPr>
     </w:lvl>
-    <w:lvl w:ilvl="1">
+    <w:lvl w:ilvl="1" w:tentative="0">
       <w:start w:val="1"/>
       <w:numFmt w:val="lowerLetter"/>
       <w:lvlText w:val="%2."/>
+      <w:lvlJc w:val="left"/>
       <w:pPr>
         <w:ind w:left="840" w:hanging="420"/>
       </w:pPr>
     </w:lvl>
-    <w:lvl w:ilvl="2">
+    <w:lvl w:ilvl="2" w:tentative="0">
       <w:start w:val="1"/>
       <w:numFmt w:val="lowerRoman"/>
       <w:lvlText w:val="%3."/>
+      <w:lvlJc w:val="left"/>
       <w:pPr>
         <w:ind w:left="1260" w:hanging="420"/>
       </w:pPr>
     </w:lvl>
-    <w:lvl w:ilvl="3">
+    <w:lvl w:ilvl="3" w:tentative="0">
       <w:start w:val="1"/>
       <w:numFmt w:val="decimal"/>
       <w:lvlText w:val="%4."/>
+      <w:lvlJc w:val="left"/>
       <w:pPr>
         <w:ind w:left="1680" w:hanging="420"/>
       </w:pPr>
     </w:lvl>
-    <w:lvl w:ilvl="4">
+    <w:lvl w:ilvl="4" w:tentative="0">
       <w:start w:val="1"/>
       <w:numFmt w:val="lowerLetter"/>
       <w:lvlText w:val="%5."/>
+      <w:lvlJc w:val="left"/>
       <w:pPr>
         <w:ind w:left="2100" w:hanging="420"/>
       </w:pPr>
     </w:lvl>
-    <w:lvl w:ilvl="5">
+    <w:lvl w:ilvl="5" w:tentative="0">
       <w:start w:val="1"/>
       <w:numFmt w:val="lowerRoman"/>
       <w:lvlText w:val="%6."/>
+      <w:lvlJc w:val="left"/>
       <w:pPr>
         <w:ind w:left="2520" w:hanging="420"/>
       </w:pPr>
     </w:lvl>
-    <w:lvl w:ilvl="6">
+    <w:lvl w:ilvl="6" w:tentative="0">
       <w:start w:val="1"/>
       <w:numFmt w:val="decimal"/>
       <w:lvlText w:val="%7."/>
+      <w:lvlJc w:val="left"/>
       <w:pPr>
         <w:ind w:left="2940" w:hanging="420"/>
       </w:pPr>
     </w:lvl>
-    <w:lvl w:ilvl="7">
+    <w:lvl w:ilvl="7" w:tentative="0">
       <w:start w:val="1"/>
       <w:numFmt w:val="lowerLetter"/>
       <w:lvlText w:val="%8."/>
+      <w:lvlJc w:val="left"/>
       <w:pPr>
         <w:ind w:left="3360" w:hanging="420"/>
       </w:pPr>
     </w:lvl>
-    <w:lvl w:ilvl="8">
+    <w:lvl w:ilvl="8" w:tentative="0">
       <w:start w:val="1"/>
       <w:numFmt w:val="lowerRoman"/>
       <w:lvlText w:val="%9."/>
+      <w:lvlJc w:val="left"/>
       <w:pPr>
         <w:ind w:left="3780" w:hanging="420"/>
       </w:pPr>
     </w:lvl>
   </w:abstractNum>
   <w:abstractNum w:abstractNumId="4">
+    <w:nsid w:val="F7571763"/>
     <w:multiLevelType w:val="multilevel"/>
-    <w:lvl w:ilvl="0">
+    <w:tmpl w:val="F7571763"/>
+    <w:lvl w:ilvl="0" w:tentative="0">
       <w:start w:val="1"/>
       <w:numFmt w:val="decimal"/>
       <w:lvlText w:val="%1."/>
+      <w:lvlJc w:val="left"/>
       <w:pPr>
         <w:ind w:left="420" w:hanging="420"/>
       </w:pPr>
     </w:lvl>
-    <w:lvl w:ilvl="1">
+    <w:lvl w:ilvl="1" w:tentative="0">
       <w:start w:val="1"/>
       <w:numFmt w:val="lowerLetter"/>
       <w:lvlText w:val="%2."/>
+      <w:lvlJc w:val="left"/>
       <w:pPr>
         <w:ind w:left="840" w:hanging="420"/>
       </w:pPr>
     </w:lvl>
-    <w:lvl w:ilvl="2">
+    <w:lvl w:ilvl="2" w:tentative="0">
       <w:start w:val="1"/>
       <w:numFmt w:val="lowerRoman"/>
       <w:lvlText w:val="%3."/>
+      <w:lvlJc w:val="left"/>
       <w:pPr>
         <w:ind w:left="1260" w:hanging="420"/>
       </w:pPr>
     </w:lvl>
-    <w:lvl w:ilvl="3">
+    <w:lvl w:ilvl="3" w:tentative="0">
       <w:start w:val="1"/>
       <w:numFmt w:val="decimal"/>
       <w:lvlText w:val="%4."/>
+      <w:lvlJc w:val="left"/>
       <w:pPr>
         <w:ind w:left="1680" w:hanging="420"/>
       </w:pPr>
     </w:lvl>
-    <w:lvl w:ilvl="4">
+    <w:lvl w:ilvl="4" w:tentative="0">
       <w:start w:val="1"/>
       <w:numFmt w:val="lowerLetter"/>
       <w:lvlText w:val="%5."/>
+      <w:lvlJc w:val="left"/>
       <w:pPr>
         <w:ind w:left="2100" w:hanging="420"/>
       </w:pPr>
     </w:lvl>
-    <w:lvl w:ilvl="5">
+    <w:lvl w:ilvl="5" w:tentative="0">
       <w:start w:val="1"/>
       <w:numFmt w:val="lowerRoman"/>
       <w:lvlText w:val="%6."/>
+      <w:lvlJc w:val="left"/>
       <w:pPr>
         <w:ind w:left="2520" w:hanging="420"/>
       </w:pPr>
     </w:lvl>
-    <w:lvl w:ilvl="6">
+    <w:lvl w:ilvl="6" w:tentative="0">
       <w:start w:val="1"/>
       <w:numFmt w:val="decimal"/>
       <w:lvlText w:val="%7."/>
+      <w:lvlJc w:val="left"/>
       <w:pPr>
         <w:ind w:left="2940" w:hanging="420"/>
       </w:pPr>
     </w:lvl>
-    <w:lvl w:ilvl="7">
+    <w:lvl w:ilvl="7" w:tentative="0">
       <w:start w:val="1"/>
       <w:numFmt w:val="lowerLetter"/>
       <w:lvlText w:val="%8."/>
+      <w:lvlJc w:val="left"/>
       <w:pPr>
         <w:ind w:left="3360" w:hanging="420"/>
       </w:pPr>
     </w:lvl>
-    <w:lvl w:ilvl="8">
+    <w:lvl w:ilvl="8" w:tentative="0">
       <w:start w:val="1"/>
       <w:numFmt w:val="lowerRoman"/>
       <w:lvlText w:val="%9."/>
+      <w:lvlJc w:val="left"/>
       <w:pPr>
         <w:ind w:left="3780" w:hanging="420"/>
       </w:pPr>
     </w:lvl>
   </w:abstractNum>
   <w:abstractNum w:abstractNumId="5">
+    <w:nsid w:val="F8F11E7F"/>
     <w:multiLevelType w:val="multilevel"/>
-    <w:lvl w:ilvl="0">
+    <w:tmpl w:val="F8F11E7F"/>
+    <w:lvl w:ilvl="0" w:tentative="0">
       <w:start w:val="1"/>
       <w:numFmt w:val="decimal"/>
       <w:lvlText w:val="%1."/>
+      <w:lvlJc w:val="left"/>
       <w:pPr>
         <w:ind w:left="420" w:hanging="420"/>
       </w:pPr>
     </w:lvl>
-    <w:lvl w:ilvl="1">
+    <w:lvl w:ilvl="1" w:tentative="0">
       <w:start w:val="1"/>
       <w:numFmt w:val="lowerLetter"/>
       <w:lvlText w:val="%2."/>
+      <w:lvlJc w:val="left"/>
       <w:pPr>
         <w:ind w:left="840" w:hanging="420"/>
       </w:pPr>
     </w:lvl>
-    <w:lvl w:ilvl="2">
+    <w:lvl w:ilvl="2" w:tentative="0">
       <w:start w:val="1"/>
       <w:numFmt w:val="lowerRoman"/>
       <w:lvlText w:val="%3."/>
+      <w:lvlJc w:val="left"/>
       <w:pPr>
         <w:ind w:left="1260" w:hanging="420"/>
       </w:pPr>
     </w:lvl>
-    <w:lvl w:ilvl="3">
+    <w:lvl w:ilvl="3" w:tentative="0">
       <w:start w:val="1"/>
       <w:numFmt w:val="decimal"/>
       <w:lvlText w:val="%4."/>
+      <w:lvlJc w:val="left"/>
       <w:pPr>
         <w:ind w:left="1680" w:hanging="420"/>
       </w:pPr>
     </w:lvl>
-    <w:lvl w:ilvl="4">
+    <w:lvl w:ilvl="4" w:tentative="0">
       <w:start w:val="1"/>
       <w:numFmt w:val="lowerLetter"/>
       <w:lvlText w:val="%5."/>
+      <w:lvlJc w:val="left"/>
       <w:pPr>
         <w:ind w:left="2100" w:hanging="420"/>
       </w:pPr>
     </w:lvl>
-    <w:lvl w:ilvl="5">
+    <w:lvl w:ilvl="5" w:tentative="0">
       <w:start w:val="1"/>
       <w:numFmt w:val="lowerRoman"/>
       <w:lvlText w:val="%6."/>
+      <w:lvlJc w:val="left"/>
       <w:pPr>
         <w:ind w:left="2520" w:hanging="420"/>
       </w:pPr>
     </w:lvl>
-    <w:lvl w:ilvl="6">
+    <w:lvl w:ilvl="6" w:tentative="0">
       <w:start w:val="1"/>
       <w:numFmt w:val="decimal"/>
       <w:lvlText w:val="%7."/>
+      <w:lvlJc w:val="left"/>
       <w:pPr>
         <w:ind w:left="2940" w:hanging="420"/>
       </w:pPr>
     </w:lvl>
-    <w:lvl w:ilvl="7">
+    <w:lvl w:ilvl="7" w:tentative="0">
       <w:start w:val="1"/>
       <w:numFmt w:val="lowerLetter"/>
       <w:lvlText w:val="%8."/>
+      <w:lvlJc w:val="left"/>
       <w:pPr>
         <w:ind w:left="3360" w:hanging="420"/>
       </w:pPr>
     </w:lvl>
-    <w:lvl w:ilvl="8">
+    <w:lvl w:ilvl="8" w:tentative="0">
       <w:start w:val="1"/>
       <w:numFmt w:val="lowerRoman"/>
       <w:lvlText w:val="%9."/>
+      <w:lvlJc w:val="left"/>
       <w:pPr>
         <w:ind w:left="3780" w:hanging="420"/>
       </w:pPr>
     </w:lvl>
   </w:abstractNum>
   <w:abstractNum w:abstractNumId="6">
+    <w:nsid w:val="FF9EFB88"/>
     <w:multiLevelType w:val="multilevel"/>
-    <w:lvl w:ilvl="0">
+    <w:tmpl w:val="FF9EFB88"/>
+    <w:lvl w:ilvl="0" w:tentative="0">
       <w:start w:val="1"/>
       <w:numFmt w:val="decimal"/>
       <w:lvlText w:val="%1."/>
+      <w:lvlJc w:val="left"/>
       <w:pPr>
         <w:ind w:left="420" w:hanging="420"/>
       </w:pPr>
     </w:lvl>
-    <w:lvl w:ilvl="1">
+    <w:lvl w:ilvl="1" w:tentative="0">
       <w:start w:val="1"/>
       <w:numFmt w:val="lowerLetter"/>
       <w:lvlText w:val="%2."/>
+      <w:lvlJc w:val="left"/>
       <w:pPr>
         <w:ind w:left="840" w:hanging="420"/>
       </w:pPr>
     </w:lvl>
-    <w:lvl w:ilvl="2">
+    <w:lvl w:ilvl="2" w:tentative="0">
       <w:start w:val="1"/>
       <w:numFmt w:val="lowerRoman"/>
       <w:lvlText w:val="%3."/>
+      <w:lvlJc w:val="left"/>
       <w:pPr>
         <w:ind w:left="1260" w:hanging="420"/>
       </w:pPr>
     </w:lvl>
-    <w:lvl w:ilvl="3">
+    <w:lvl w:ilvl="3" w:tentative="0">
       <w:start w:val="1"/>
       <w:numFmt w:val="decimal"/>
       <w:lvlText w:val="%4."/>
+      <w:lvlJc w:val="left"/>
       <w:pPr>
         <w:ind w:left="1680" w:hanging="420"/>
       </w:pPr>
     </w:lvl>
-    <w:lvl w:ilvl="4">
+    <w:lvl w:ilvl="4" w:tentative="0">
       <w:start w:val="1"/>
       <w:numFmt w:val="lowerLetter"/>
       <w:lvlText w:val="%5."/>
+      <w:lvlJc w:val="left"/>
       <w:pPr>
         <w:ind w:left="2100" w:hanging="420"/>
       </w:pPr>
     </w:lvl>
-    <w:lvl w:ilvl="5">
+    <w:lvl w:ilvl="5" w:tentative="0">
       <w:start w:val="1"/>
       <w:numFmt w:val="lowerRoman"/>
       <w:lvlText w:val="%6."/>
+      <w:lvlJc w:val="left"/>
       <w:pPr>
         <w:ind w:left="2520" w:hanging="420"/>
       </w:pPr>
     </w:lvl>
-    <w:lvl w:ilvl="6">
+    <w:lvl w:ilvl="6" w:tentative="0">
       <w:start w:val="1"/>
       <w:numFmt w:val="decimal"/>
       <w:lvlText w:val="%7."/>
+      <w:lvlJc w:val="left"/>
       <w:pPr>
         <w:ind w:left="2940" w:hanging="420"/>
       </w:pPr>
     </w:lvl>
-    <w:lvl w:ilvl="7">
+    <w:lvl w:ilvl="7" w:tentative="0">
       <w:start w:val="1"/>
       <w:numFmt w:val="lowerLetter"/>
       <w:lvlText w:val="%8."/>
+      <w:lvlJc w:val="left"/>
       <w:pPr>
         <w:ind w:left="3360" w:hanging="420"/>
       </w:pPr>
     </w:lvl>
-    <w:lvl w:ilvl="8">
+    <w:lvl w:ilvl="8" w:tentative="0">
       <w:start w:val="1"/>
       <w:numFmt w:val="lowerRoman"/>
       <w:lvlText w:val="%9."/>
+      <w:lvlJc w:val="left"/>
       <w:pPr>
         <w:ind w:left="3780" w:hanging="420"/>
       </w:pPr>
     </w:lvl>
   </w:abstractNum>
   <w:abstractNum w:abstractNumId="7">
+    <w:nsid w:val="19F6B41A"/>
     <w:multiLevelType w:val="multilevel"/>
-    <w:lvl w:ilvl="0">
+    <w:tmpl w:val="19F6B41A"/>
+    <w:lvl w:ilvl="0" w:tentative="0">
       <w:start w:val="1"/>
       <w:numFmt w:val="decimal"/>
       <w:lvlText w:val="%1."/>
+      <w:lvlJc w:val="left"/>
       <w:pPr>
         <w:ind w:left="420" w:hanging="420"/>
       </w:pPr>
     </w:lvl>
-    <w:lvl w:ilvl="1">
+    <w:lvl w:ilvl="1" w:tentative="0">
       <w:start w:val="1"/>
       <w:numFmt w:val="lowerLetter"/>
       <w:lvlText w:val="%2."/>
+      <w:lvlJc w:val="left"/>
       <w:pPr>
         <w:ind w:left="840" w:hanging="420"/>
       </w:pPr>
     </w:lvl>
-    <w:lvl w:ilvl="2">
+    <w:lvl w:ilvl="2" w:tentative="0">
       <w:start w:val="1"/>
       <w:numFmt w:val="lowerRoman"/>
       <w:lvlText w:val="%3."/>
+      <w:lvlJc w:val="left"/>
       <w:pPr>
         <w:ind w:left="1260" w:hanging="420"/>
       </w:pPr>
     </w:lvl>
-    <w:lvl w:ilvl="3">
+    <w:lvl w:ilvl="3" w:tentative="0">
       <w:start w:val="1"/>
       <w:numFmt w:val="decimal"/>
       <w:lvlText w:val="%4."/>
+      <w:lvlJc w:val="left"/>
       <w:pPr>
         <w:ind w:left="1680" w:hanging="420"/>
       </w:pPr>
     </w:lvl>
-    <w:lvl w:ilvl="4">
+    <w:lvl w:ilvl="4" w:tentative="0">
       <w:start w:val="1"/>
       <w:numFmt w:val="lowerLetter"/>
       <w:lvlText w:val="%5."/>
+      <w:lvlJc w:val="left"/>
       <w:pPr>
         <w:ind w:left="2100" w:hanging="420"/>
       </w:pPr>
     </w:lvl>
-    <w:lvl w:ilvl="5">
+    <w:lvl w:ilvl="5" w:tentative="0">
       <w:start w:val="1"/>
       <w:numFmt w:val="lowerRoman"/>
       <w:lvlText w:val="%6."/>
+      <w:lvlJc w:val="left"/>
       <w:pPr>
         <w:ind w:left="2520" w:hanging="420"/>
       </w:pPr>
     </w:lvl>
-    <w:lvl w:ilvl="6">
+    <w:lvl w:ilvl="6" w:tentative="0">
       <w:start w:val="1"/>
       <w:numFmt w:val="decimal"/>
       <w:lvlText w:val="%7."/>
+      <w:lvlJc w:val="left"/>
       <w:pPr>
         <w:ind w:left="2940" w:hanging="420"/>
       </w:pPr>
     </w:lvl>
-    <w:lvl w:ilvl="7">
+    <w:lvl w:ilvl="7" w:tentative="0">
       <w:start w:val="1"/>
       <w:numFmt w:val="lowerLetter"/>
       <w:lvlText w:val="%8."/>
+      <w:lvlJc w:val="left"/>
       <w:pPr>
         <w:ind w:left="3360" w:hanging="420"/>
       </w:pPr>
     </w:lvl>
-    <w:lvl w:ilvl="8">
+    <w:lvl w:ilvl="8" w:tentative="0">
       <w:start w:val="1"/>
       <w:numFmt w:val="lowerRoman"/>
       <w:lvlText w:val="%9."/>
+      <w:lvlJc w:val="left"/>
       <w:pPr>
         <w:ind w:left="3780" w:hanging="420"/>
       </w:pPr>
     </w:lvl>
   </w:abstractNum>
   <w:abstractNum w:abstractNumId="8">
+    <w:nsid w:val="5EE36346"/>
     <w:multiLevelType w:val="multilevel"/>
-    <w:lvl w:ilvl="0">
+    <w:tmpl w:val="5EE36346"/>
+    <w:lvl w:ilvl="0" w:tentative="0">
       <w:start w:val="1"/>
       <w:numFmt w:val="decimal"/>
       <w:lvlText w:val="%1."/>
+      <w:lvlJc w:val="left"/>
       <w:pPr>
         <w:ind w:left="420" w:hanging="420"/>
       </w:pPr>
     </w:lvl>
-    <w:lvl w:ilvl="1">
+    <w:lvl w:ilvl="1" w:tentative="0">
       <w:start w:val="1"/>
       <w:numFmt w:val="lowerLetter"/>
       <w:lvlText w:val="%2."/>
+      <w:lvlJc w:val="left"/>
       <w:pPr>
         <w:ind w:left="840" w:hanging="420"/>
       </w:pPr>
     </w:lvl>
-    <w:lvl w:ilvl="2">
+    <w:lvl w:ilvl="2" w:tentative="0">
       <w:start w:val="1"/>
       <w:numFmt w:val="lowerRoman"/>
       <w:lvlText w:val="%3."/>
+      <w:lvlJc w:val="left"/>
       <w:pPr>
         <w:ind w:left="1260" w:hanging="420"/>
       </w:pPr>
     </w:lvl>
-    <w:lvl w:ilvl="3">
+    <w:lvl w:ilvl="3" w:tentative="0">
       <w:start w:val="1"/>
       <w:numFmt w:val="decimal"/>
       <w:lvlText w:val="%4."/>
+      <w:lvlJc w:val="left"/>
       <w:pPr>
         <w:ind w:left="1680" w:hanging="420"/>
       </w:pPr>
     </w:lvl>
-    <w:lvl w:ilvl="4">
+    <w:lvl w:ilvl="4" w:tentative="0">
       <w:start w:val="1"/>
       <w:numFmt w:val="lowerLetter"/>
       <w:lvlText w:val="%5."/>
+      <w:lvlJc w:val="left"/>
       <w:pPr>
         <w:ind w:left="2100" w:hanging="420"/>
       </w:pPr>
     </w:lvl>
-    <w:lvl w:ilvl="5">
+    <w:lvl w:ilvl="5" w:tentative="0">
       <w:start w:val="1"/>
       <w:numFmt w:val="lowerRoman"/>
       <w:lvlText w:val="%6."/>
+      <w:lvlJc w:val="left"/>
       <w:pPr>
         <w:ind w:left="2520" w:hanging="420"/>
       </w:pPr>
     </w:lvl>
-    <w:lvl w:ilvl="6">
+    <w:lvl w:ilvl="6" w:tentative="0">
       <w:start w:val="1"/>
       <w:numFmt w:val="decimal"/>
       <w:lvlText w:val="%7."/>
+      <w:lvlJc w:val="left"/>
       <w:pPr>
         <w:ind w:left="2940" w:hanging="420"/>
       </w:pPr>
     </w:lvl>
-    <w:lvl w:ilvl="7">
+    <w:lvl w:ilvl="7" w:tentative="0">
       <w:start w:val="1"/>
       <w:numFmt w:val="lowerLetter"/>
       <w:lvlText w:val="%8."/>
+      <w:lvlJc w:val="left"/>
       <w:pPr>
         <w:ind w:left="3360" w:hanging="420"/>
       </w:pPr>
     </w:lvl>
-    <w:lvl w:ilvl="8">
+    <w:lvl w:ilvl="8" w:tentative="0">
       <w:start w:val="1"/>
       <w:numFmt w:val="lowerRoman"/>
       <w:lvlText w:val="%9."/>
+      <w:lvlJc w:val="left"/>
       <w:pPr>
         <w:ind w:left="3780" w:hanging="420"/>
       </w:pPr>
     </w:lvl>
   </w:abstractNum>
   <w:abstractNum w:abstractNumId="9">
+    <w:nsid w:val="7BBF5442"/>
     <w:multiLevelType w:val="multilevel"/>
-    <w:lvl w:ilvl="0">
+    <w:tmpl w:val="7BBF5442"/>
+    <w:lvl w:ilvl="0" w:tentative="0">
       <w:start w:val="1"/>
       <w:numFmt w:val="decimal"/>
       <w:lvlText w:val="%1."/>
+      <w:lvlJc w:val="left"/>
       <w:pPr>
         <w:ind w:left="420" w:hanging="420"/>
       </w:pPr>
     </w:lvl>
-    <w:lvl w:ilvl="1">
+    <w:lvl w:ilvl="1" w:tentative="0">
       <w:start w:val="1"/>
       <w:numFmt w:val="lowerLetter"/>
       <w:lvlText w:val="%2."/>
+      <w:lvlJc w:val="left"/>
       <w:pPr>
         <w:ind w:left="840" w:hanging="420"/>
       </w:pPr>
     </w:lvl>
-    <w:lvl w:ilvl="2">
+    <w:lvl w:ilvl="2" w:tentative="0">
       <w:start w:val="1"/>
       <w:numFmt w:val="lowerRoman"/>
       <w:lvlText w:val="%3."/>
+      <w:lvlJc w:val="left"/>
       <w:pPr>
         <w:ind w:left="1260" w:hanging="420"/>
       </w:pPr>
     </w:lvl>
-    <w:lvl w:ilvl="3">
+    <w:lvl w:ilvl="3" w:tentative="0">
       <w:start w:val="1"/>
       <w:numFmt w:val="decimal"/>
       <w:lvlText w:val="%4."/>
+      <w:lvlJc w:val="left"/>
       <w:pPr>
         <w:ind w:left="1680" w:hanging="420"/>
       </w:pPr>
     </w:lvl>
-    <w:lvl w:ilvl="4">
+    <w:lvl w:ilvl="4" w:tentative="0">
       <w:start w:val="1"/>
       <w:numFmt w:val="lowerLetter"/>
       <w:lvlText w:val="%5."/>
+      <w:lvlJc w:val="left"/>
       <w:pPr>
         <w:ind w:left="2100" w:hanging="420"/>
       </w:pPr>
     </w:lvl>
-    <w:lvl w:ilvl="5">
+    <w:lvl w:ilvl="5" w:tentative="0">
       <w:start w:val="1"/>
       <w:numFmt w:val="lowerRoman"/>
       <w:lvlText w:val="%6."/>
+      <w:lvlJc w:val="left"/>
       <w:pPr>
         <w:ind w:left="2520" w:hanging="420"/>
       </w:pPr>
     </w:lvl>
-    <w:lvl w:ilvl="6">
+    <w:lvl w:ilvl="6" w:tentative="0">
       <w:start w:val="1"/>
       <w:numFmt w:val="decimal"/>
       <w:lvlText w:val="%7."/>
+      <w:lvlJc w:val="left"/>
       <w:pPr>
         <w:ind w:left="2940" w:hanging="420"/>
       </w:pPr>
     </w:lvl>
-    <w:lvl w:ilvl="7">
+    <w:lvl w:ilvl="7" w:tentative="0">
       <w:start w:val="1"/>
       <w:numFmt w:val="lowerLetter"/>
       <w:lvlText w:val="%8."/>
+      <w:lvlJc w:val="left"/>
       <w:pPr>
         <w:ind w:left="3360" w:hanging="420"/>
       </w:pPr>
     </w:lvl>
-    <w:lvl w:ilvl="8">
+    <w:lvl w:ilvl="8" w:tentative="0">
       <w:start w:val="1"/>
       <w:numFmt w:val="lowerRoman"/>
       <w:lvlText w:val="%9."/>
+      <w:lvlJc w:val="left"/>
       <w:pPr>
         <w:ind w:left="3780" w:hanging="420"/>
       </w:pPr>
     </w:lvl>
   </w:abstractNum>
   <w:num w:numId="1">
+    <w:abstractNumId w:val="3"/>
+  </w:num>
+  <w:num w:numId="2">
+    <w:abstractNumId w:val="8"/>
+  </w:num>
+  <w:num w:numId="3">
+    <w:abstractNumId w:val="7"/>
+  </w:num>
+  <w:num w:numId="4">
+    <w:abstractNumId w:val="6"/>
+  </w:num>
+  <w:num w:numId="5">
+    <w:abstractNumId w:val="2"/>
+  </w:num>
+  <w:num w:numId="6">
+    <w:abstractNumId w:val="4"/>
+  </w:num>
+  <w:num w:numId="7">
+    <w:abstractNumId w:val="9"/>
+  </w:num>
+  <w:num w:numId="8">
+    <w:abstractNumId w:val="5"/>
+  </w:num>
+  <w:num w:numId="9">
     <w:abstractNumId w:val="0"/>
   </w:num>
-  <w:num w:numId="2">
+  <w:num w:numId="10">
     <w:abstractNumId w:val="1"/>
-  </w:num>
-  <w:num w:numId="3">
-    <w:abstractNumId w:val="2"/>
-  </w:num>
-  <w:num w:numId="4">
-    <w:abstractNumId w:val="3"/>
-  </w:num>
-  <w:num w:numId="5">
-    <w:abstractNumId w:val="4"/>
-  </w:num>
-  <w:num w:numId="6">
-    <w:abstractNumId w:val="5"/>
-  </w:num>
-  <w:num w:numId="7">
-    <w:abstractNumId w:val="6"/>
-  </w:num>
-  <w:num w:numId="8">
-    <w:abstractNumId w:val="7"/>
-  </w:num>
-  <w:num w:numId="9">
-    <w:abstractNumId w:val="8"/>
-  </w:num>
-  <w:num w:numId="10">
-    <w:abstractNumId w:val="9"/>
   </w:num>
 </w:numbering>
 </file>
 
 <file path=word/styles.xml><?xml version="1.0" encoding="utf-8"?>
-<w:styles xmlns:w="http://schemas.openxmlformats.org/wordprocessingml/2006/main">
+<w:styles xmlns:mc="http://schemas.openxmlformats.org/markup-compatibility/2006" xmlns:o="urn:schemas-microsoft-com:office:office" xmlns:r="http://schemas.openxmlformats.org/officeDocument/2006/relationships" xmlns:m="http://schemas.openxmlformats.org/officeDocument/2006/math" xmlns:v="urn:schemas-microsoft-com:vml" xmlns:w="http://schemas.openxmlformats.org/wordprocessingml/2006/main" xmlns:w14="http://schemas.microsoft.com/office/word/2010/wordml" xmlns:w10="urn:schemas-microsoft-com:office:word" xmlns:sl="http://schemas.openxmlformats.org/schemaLibrary/2006/main" xmlns:wpsCustomData="http://www.wps.cn/officeDocument/2013/wpsCustomData" mc:Ignorable="w14">
   <w:docDefaults>
     <w:rPrDefault>
       <w:rPr>
-        <w:rFonts w:eastAsia="微软雅黑" w:hAnsi="微软雅黑" w:ascii="微软雅黑" w:cs="微软雅黑"/>
-        <w:sz w:val="22"/>
+        <w:rFonts w:ascii="微软雅黑" w:hAnsi="微软雅黑" w:eastAsia="微软雅黑" w:cs="微软雅黑"/>
       </w:rPr>
     </w:rPrDefault>
-    <w:pPrDefault>
-      <w:pPr/>
-    </w:pPrDefault>
+    <w:pPrDefault/>
   </w:docDefaults>
-  <w:style w:styleId="shimo normal" w:customStyle="1">
+  <w:latentStyles w:count="260" w:defQFormat="0" w:defUnhideWhenUsed="1" w:defSemiHidden="1" w:defUIPriority="99" w:defLockedState="0">
+    <w:lsdException w:qFormat="1" w:unhideWhenUsed="0" w:uiPriority="0" w:semiHidden="0" w:name="Normal"/>
+    <w:lsdException w:qFormat="1" w:unhideWhenUsed="0" w:uiPriority="0" w:semiHidden="0" w:name="heading 1"/>
+    <w:lsdException w:qFormat="1" w:uiPriority="0" w:name="heading 2"/>
+    <w:lsdException w:qFormat="1" w:uiPriority="0" w:name="heading 3"/>
+    <w:lsdException w:qFormat="1" w:uiPriority="0" w:name="heading 4"/>
+    <w:lsdException w:qFormat="1" w:uiPriority="0" w:name="heading 5"/>
+    <w:lsdException w:qFormat="1" w:uiPriority="0" w:name="heading 6"/>
+    <w:lsdException w:qFormat="1" w:uiPriority="0" w:name="heading 7"/>
+    <w:lsdException w:qFormat="1" w:uiPriority="0" w:name="heading 8"/>
+    <w:lsdException w:qFormat="1" w:uiPriority="0" w:name="heading 9"/>
+    <w:lsdException w:unhideWhenUsed="0" w:uiPriority="0" w:semiHidden="0" w:name="index 1"/>
+    <w:lsdException w:unhideWhenUsed="0" w:uiPriority="0" w:semiHidden="0" w:name="index 2"/>
+    <w:lsdException w:unhideWhenUsed="0" w:uiPriority="0" w:semiHidden="0" w:name="index 3"/>
+    <w:lsdException w:unhideWhenUsed="0" w:uiPriority="0" w:semiHidden="0" w:name="index 4"/>
+    <w:lsdException w:unhideWhenUsed="0" w:uiPriority="0" w:semiHidden="0" w:name="index 5"/>
+    <w:lsdException w:unhideWhenUsed="0" w:uiPriority="0" w:semiHidden="0" w:name="index 6"/>
+    <w:lsdException w:unhideWhenUsed="0" w:uiPriority="0" w:semiHidden="0" w:name="index 7"/>
+    <w:lsdException w:unhideWhenUsed="0" w:uiPriority="0" w:semiHidden="0" w:name="index 8"/>
+    <w:lsdException w:unhideWhenUsed="0" w:uiPriority="0" w:semiHidden="0" w:name="index 9"/>
+    <w:lsdException w:unhideWhenUsed="0" w:uiPriority="0" w:semiHidden="0" w:name="toc 1"/>
+    <w:lsdException w:unhideWhenUsed="0" w:uiPriority="0" w:semiHidden="0" w:name="toc 2"/>
+    <w:lsdException w:unhideWhenUsed="0" w:uiPriority="0" w:semiHidden="0" w:name="toc 3"/>
+    <w:lsdException w:unhideWhenUsed="0" w:uiPriority="0" w:semiHidden="0" w:name="toc 4"/>
+    <w:lsdException w:unhideWhenUsed="0" w:uiPriority="0" w:semiHidden="0" w:name="toc 5"/>
+    <w:lsdException w:unhideWhenUsed="0" w:uiPriority="0" w:semiHidden="0" w:name="toc 6"/>
+    <w:lsdException w:unhideWhenUsed="0" w:uiPriority="0" w:semiHidden="0" w:name="toc 7"/>
+    <w:lsdException w:unhideWhenUsed="0" w:uiPriority="0" w:semiHidden="0" w:name="toc 8"/>
+    <w:lsdException w:unhideWhenUsed="0" w:uiPriority="0" w:semiHidden="0" w:name="toc 9"/>
+    <w:lsdException w:unhideWhenUsed="0" w:uiPriority="0" w:semiHidden="0" w:name="Normal Indent"/>
+    <w:lsdException w:unhideWhenUsed="0" w:uiPriority="0" w:semiHidden="0" w:name="footnote text"/>
+    <w:lsdException w:unhideWhenUsed="0" w:uiPriority="0" w:semiHidden="0" w:name="annotation text"/>
+    <w:lsdException w:unhideWhenUsed="0" w:uiPriority="0" w:semiHidden="0" w:name="header"/>
+    <w:lsdException w:unhideWhenUsed="0" w:uiPriority="0" w:semiHidden="0" w:name="footer"/>
+    <w:lsdException w:unhideWhenUsed="0" w:uiPriority="0" w:semiHidden="0" w:name="index heading"/>
+    <w:lsdException w:qFormat="1" w:uiPriority="0" w:name="caption"/>
+    <w:lsdException w:unhideWhenUsed="0" w:uiPriority="0" w:semiHidden="0" w:name="table of figures"/>
+    <w:lsdException w:unhideWhenUsed="0" w:uiPriority="0" w:semiHidden="0" w:name="envelope address"/>
+    <w:lsdException w:unhideWhenUsed="0" w:uiPriority="0" w:semiHidden="0" w:name="envelope return"/>
+    <w:lsdException w:unhideWhenUsed="0" w:uiPriority="0" w:semiHidden="0" w:name="footnote reference"/>
+    <w:lsdException w:unhideWhenUsed="0" w:uiPriority="0" w:semiHidden="0" w:name="annotation reference"/>
+    <w:lsdException w:unhideWhenUsed="0" w:uiPriority="0" w:semiHidden="0" w:name="line number"/>
+    <w:lsdException w:unhideWhenUsed="0" w:uiPriority="0" w:semiHidden="0" w:name="page number"/>
+    <w:lsdException w:unhideWhenUsed="0" w:uiPriority="0" w:semiHidden="0" w:name="endnote reference"/>
+    <w:lsdException w:unhideWhenUsed="0" w:uiPriority="0" w:semiHidden="0" w:name="endnote text"/>
+    <w:lsdException w:unhideWhenUsed="0" w:uiPriority="0" w:semiHidden="0" w:name="table of authorities"/>
+    <w:lsdException w:unhideWhenUsed="0" w:uiPriority="0" w:semiHidden="0" w:name="macro"/>
+    <w:lsdException w:unhideWhenUsed="0" w:uiPriority="0" w:semiHidden="0" w:name="toa heading"/>
+    <w:lsdException w:unhideWhenUsed="0" w:uiPriority="0" w:semiHidden="0" w:name="List"/>
+    <w:lsdException w:unhideWhenUsed="0" w:uiPriority="0" w:semiHidden="0" w:name="List Bullet"/>
+    <w:lsdException w:unhideWhenUsed="0" w:uiPriority="0" w:semiHidden="0" w:name="List Number"/>
+    <w:lsdException w:unhideWhenUsed="0" w:uiPriority="0" w:semiHidden="0" w:name="List 2"/>
+    <w:lsdException w:unhideWhenUsed="0" w:uiPriority="0" w:semiHidden="0" w:name="List 3"/>
+    <w:lsdException w:unhideWhenUsed="0" w:uiPriority="0" w:semiHidden="0" w:name="List 4"/>
+    <w:lsdException w:unhideWhenUsed="0" w:uiPriority="0" w:semiHidden="0" w:name="List 5"/>
+    <w:lsdException w:unhideWhenUsed="0" w:uiPriority="0" w:semiHidden="0" w:name="List Bullet 2"/>
+    <w:lsdException w:unhideWhenUsed="0" w:uiPriority="0" w:semiHidden="0" w:name="List Bullet 3"/>
+    <w:lsdException w:unhideWhenUsed="0" w:uiPriority="0" w:semiHidden="0" w:name="List Bullet 4"/>
+    <w:lsdException w:unhideWhenUsed="0" w:uiPriority="0" w:semiHidden="0" w:name="List Bullet 5"/>
+    <w:lsdException w:unhideWhenUsed="0" w:uiPriority="0" w:semiHidden="0" w:name="List Number 2"/>
+    <w:lsdException w:unhideWhenUsed="0" w:uiPriority="0" w:semiHidden="0" w:name="List Number 3"/>
+    <w:lsdException w:unhideWhenUsed="0" w:uiPriority="0" w:semiHidden="0" w:name="List Number 4"/>
+    <w:lsdException w:unhideWhenUsed="0" w:uiPriority="0" w:semiHidden="0" w:name="List Number 5"/>
+    <w:lsdException w:qFormat="1" w:unhideWhenUsed="0" w:uiPriority="0" w:semiHidden="0" w:name="Title"/>
+    <w:lsdException w:unhideWhenUsed="0" w:uiPriority="0" w:semiHidden="0" w:name="Closing"/>
+    <w:lsdException w:unhideWhenUsed="0" w:uiPriority="0" w:semiHidden="0" w:name="Signature"/>
+    <w:lsdException w:qFormat="1" w:unhideWhenUsed="0" w:uiPriority="0" w:name="Default Paragraph Font"/>
+    <w:lsdException w:unhideWhenUsed="0" w:uiPriority="0" w:semiHidden="0" w:name="Body Text"/>
+    <w:lsdException w:unhideWhenUsed="0" w:uiPriority="0" w:semiHidden="0" w:name="Body Text Indent"/>
+    <w:lsdException w:unhideWhenUsed="0" w:uiPriority="0" w:semiHidden="0" w:name="List Continue"/>
+    <w:lsdException w:unhideWhenUsed="0" w:uiPriority="0" w:semiHidden="0" w:name="List Continue 2"/>
+    <w:lsdException w:unhideWhenUsed="0" w:uiPriority="0" w:semiHidden="0" w:name="List Continue 3"/>
+    <w:lsdException w:unhideWhenUsed="0" w:uiPriority="0" w:semiHidden="0" w:name="List Continue 4"/>
+    <w:lsdException w:unhideWhenUsed="0" w:uiPriority="0" w:semiHidden="0" w:name="List Continue 5"/>
+    <w:lsdException w:unhideWhenUsed="0" w:uiPriority="0" w:semiHidden="0" w:name="Message Header"/>
+    <w:lsdException w:qFormat="1" w:unhideWhenUsed="0" w:uiPriority="0" w:semiHidden="0" w:name="Subtitle"/>
+    <w:lsdException w:unhideWhenUsed="0" w:uiPriority="0" w:semiHidden="0" w:name="Salutation"/>
+    <w:lsdException w:unhideWhenUsed="0" w:uiPriority="0" w:semiHidden="0" w:name="Date"/>
+    <w:lsdException w:unhideWhenUsed="0" w:uiPriority="0" w:semiHidden="0" w:name="Body Text First Indent"/>
+    <w:lsdException w:unhideWhenUsed="0" w:uiPriority="0" w:semiHidden="0" w:name="Body Text First Indent 2"/>
+    <w:lsdException w:unhideWhenUsed="0" w:uiPriority="0" w:semiHidden="0" w:name="Note Heading"/>
+    <w:lsdException w:unhideWhenUsed="0" w:uiPriority="0" w:semiHidden="0" w:name="Body Text 2"/>
+    <w:lsdException w:unhideWhenUsed="0" w:uiPriority="0" w:semiHidden="0" w:name="Body Text 3"/>
+    <w:lsdException w:unhideWhenUsed="0" w:uiPriority="0" w:semiHidden="0" w:name="Body Text Indent 2"/>
+    <w:lsdException w:unhideWhenUsed="0" w:uiPriority="0" w:semiHidden="0" w:name="Body Text Indent 3"/>
+    <w:lsdException w:unhideWhenUsed="0" w:uiPriority="0" w:semiHidden="0" w:name="Block Text"/>
+    <w:lsdException w:unhideWhenUsed="0" w:uiPriority="0" w:semiHidden="0" w:name="Hyperlink"/>
+    <w:lsdException w:unhideWhenUsed="0" w:uiPriority="0" w:semiHidden="0" w:name="FollowedHyperlink"/>
+    <w:lsdException w:qFormat="1" w:unhideWhenUsed="0" w:uiPriority="0" w:semiHidden="0" w:name="Strong"/>
+    <w:lsdException w:qFormat="1" w:unhideWhenUsed="0" w:uiPriority="0" w:semiHidden="0" w:name="Emphasis"/>
+    <w:lsdException w:unhideWhenUsed="0" w:uiPriority="0" w:semiHidden="0" w:name="Document Map"/>
+    <w:lsdException w:unhideWhenUsed="0" w:uiPriority="0" w:semiHidden="0" w:name="Plain Text"/>
+    <w:lsdException w:unhideWhenUsed="0" w:uiPriority="0" w:semiHidden="0" w:name="E-mail Signature"/>
+    <w:lsdException w:unhideWhenUsed="0" w:uiPriority="0" w:semiHidden="0" w:name="Normal (Web)"/>
+    <w:lsdException w:unhideWhenUsed="0" w:uiPriority="0" w:semiHidden="0" w:name="HTML Acronym"/>
+    <w:lsdException w:unhideWhenUsed="0" w:uiPriority="0" w:semiHidden="0" w:name="HTML Address"/>
+    <w:lsdException w:unhideWhenUsed="0" w:uiPriority="0" w:semiHidden="0" w:name="HTML Cite"/>
+    <w:lsdException w:unhideWhenUsed="0" w:uiPriority="0" w:semiHidden="0" w:name="HTML Code"/>
+    <w:lsdException w:unhideWhenUsed="0" w:uiPriority="0" w:semiHidden="0" w:name="HTML Definition"/>
+    <w:lsdException w:unhideWhenUsed="0" w:uiPriority="0" w:semiHidden="0" w:name="HTML Keyboard"/>
+    <w:lsdException w:unhideWhenUsed="0" w:uiPriority="0" w:semiHidden="0" w:name="HTML Preformatted"/>
+    <w:lsdException w:unhideWhenUsed="0" w:uiPriority="0" w:semiHidden="0" w:name="HTML Sample"/>
+    <w:lsdException w:unhideWhenUsed="0" w:uiPriority="0" w:semiHidden="0" w:name="HTML Typewriter"/>
+    <w:lsdException w:unhideWhenUsed="0" w:uiPriority="0" w:semiHidden="0" w:name="HTML Variable"/>
+    <w:lsdException w:qFormat="1" w:unhideWhenUsed="0" w:uiPriority="0" w:name="Normal Table"/>
+    <w:lsdException w:unhideWhenUsed="0" w:uiPriority="0" w:semiHidden="0" w:name="annotation subject"/>
+    <w:lsdException w:unhideWhenUsed="0" w:uiPriority="0" w:semiHidden="0" w:name="Table Simple 1"/>
+    <w:lsdException w:unhideWhenUsed="0" w:uiPriority="0" w:semiHidden="0" w:name="Table Simple 2"/>
+    <w:lsdException w:unhideWhenUsed="0" w:uiPriority="0" w:semiHidden="0" w:name="Table Simple 3"/>
+    <w:lsdException w:unhideWhenUsed="0" w:uiPriority="0" w:semiHidden="0" w:name="Table Classic 1"/>
+    <w:lsdException w:unhideWhenUsed="0" w:uiPriority="0" w:semiHidden="0" w:name="Table Classic 2"/>
+    <w:lsdException w:unhideWhenUsed="0" w:uiPriority="0" w:semiHidden="0" w:name="Table Classic 3"/>
+    <w:lsdException w:unhideWhenUsed="0" w:uiPriority="0" w:semiHidden="0" w:name="Table Classic 4"/>
+    <w:lsdException w:unhideWhenUsed="0" w:uiPriority="0" w:semiHidden="0" w:name="Table Colorful 1"/>
+    <w:lsdException w:unhideWhenUsed="0" w:uiPriority="0" w:semiHidden="0" w:name="Table Colorful 2"/>
+    <w:lsdException w:unhideWhenUsed="0" w:uiPriority="0" w:semiHidden="0" w:name="Table Colorful 3"/>
+    <w:lsdException w:unhideWhenUsed="0" w:uiPriority="0" w:semiHidden="0" w:name="Table Columns 1"/>
+    <w:lsdException w:unhideWhenUsed="0" w:uiPriority="0" w:semiHidden="0" w:name="Table Columns 2"/>
+    <w:lsdException w:unhideWhenUsed="0" w:uiPriority="0" w:semiHidden="0" w:name="Table Columns 3"/>
+    <w:lsdException w:unhideWhenUsed="0" w:uiPriority="0" w:semiHidden="0" w:name="Table Columns 4"/>
+    <w:lsdException w:unhideWhenUsed="0" w:uiPriority="0" w:semiHidden="0" w:name="Table Columns 5"/>
+    <w:lsdException w:unhideWhenUsed="0" w:uiPriority="0" w:semiHidden="0" w:name="Table Grid 1"/>
+    <w:lsdException w:unhideWhenUsed="0" w:uiPriority="0" w:semiHidden="0" w:name="Table Grid 2"/>
+    <w:lsdException w:unhideWhenUsed="0" w:uiPriority="0" w:semiHidden="0" w:name="Table Grid 3"/>
+    <w:lsdException w:unhideWhenUsed="0" w:uiPriority="0" w:semiHidden="0" w:name="Table Grid 4"/>
+    <w:lsdException w:unhideWhenUsed="0" w:uiPriority="0" w:semiHidden="0" w:name="Table Grid 5"/>
+    <w:lsdException w:unhideWhenUsed="0" w:uiPriority="0" w:semiHidden="0" w:name="Table Grid 6"/>
+    <w:lsdException w:unhideWhenUsed="0" w:uiPriority="0" w:semiHidden="0" w:name="Table Grid 7"/>
+    <w:lsdException w:unhideWhenUsed="0" w:uiPriority="0" w:semiHidden="0" w:name="Table Grid 8"/>
+    <w:lsdException w:unhideWhenUsed="0" w:uiPriority="0" w:semiHidden="0" w:name="Table List 1"/>
+    <w:lsdException w:unhideWhenUsed="0" w:uiPriority="0" w:semiHidden="0" w:name="Table List 2"/>
+    <w:lsdException w:unhideWhenUsed="0" w:uiPriority="0" w:semiHidden="0" w:name="Table List 3"/>
+    <w:lsdException w:unhideWhenUsed="0" w:uiPriority="0" w:semiHidden="0" w:name="Table List 4"/>
+    <w:lsdException w:unhideWhenUsed="0" w:uiPriority="0" w:semiHidden="0" w:name="Table List 5"/>
+    <w:lsdException w:unhideWhenUsed="0" w:uiPriority="0" w:semiHidden="0" w:name="Table List 6"/>
+    <w:lsdException w:unhideWhenUsed="0" w:uiPriority="0" w:semiHidden="0" w:name="Table List 7"/>
+    <w:lsdException w:unhideWhenUsed="0" w:uiPriority="0" w:semiHidden="0" w:name="Table List 8"/>
+    <w:lsdException w:unhideWhenUsed="0" w:uiPriority="0" w:semiHidden="0" w:name="Table 3D effects 1"/>
+    <w:lsdException w:unhideWhenUsed="0" w:uiPriority="0" w:semiHidden="0" w:name="Table 3D effects 2"/>
+    <w:lsdException w:unhideWhenUsed="0" w:uiPriority="0" w:semiHidden="0" w:name="Table 3D effects 3"/>
+    <w:lsdException w:unhideWhenUsed="0" w:uiPriority="0" w:semiHidden="0" w:name="Table Contemporary"/>
+    <w:lsdException w:unhideWhenUsed="0" w:uiPriority="0" w:semiHidden="0" w:name="Table Elegant"/>
+    <w:lsdException w:unhideWhenUsed="0" w:uiPriority="0" w:semiHidden="0" w:name="Table Professional"/>
+    <w:lsdException w:unhideWhenUsed="0" w:uiPriority="0" w:semiHidden="0" w:name="Table Subtle 1"/>
+    <w:lsdException w:unhideWhenUsed="0" w:uiPriority="0" w:semiHidden="0" w:name="Table Subtle 2"/>
+    <w:lsdException w:unhideWhenUsed="0" w:uiPriority="0" w:semiHidden="0" w:name="Table Web 1"/>
+    <w:lsdException w:unhideWhenUsed="0" w:uiPriority="0" w:semiHidden="0" w:name="Table Web 2"/>
+    <w:lsdException w:unhideWhenUsed="0" w:uiPriority="0" w:semiHidden="0" w:name="Table Web 3"/>
+    <w:lsdException w:unhideWhenUsed="0" w:uiPriority="0" w:semiHidden="0" w:name="Balloon Text"/>
+    <w:lsdException w:unhideWhenUsed="0" w:uiPriority="0" w:semiHidden="0" w:name="Table Grid"/>
+    <w:lsdException w:unhideWhenUsed="0" w:uiPriority="0" w:semiHidden="0" w:name="Table Theme"/>
+    <w:lsdException w:unhideWhenUsed="0" w:uiPriority="60" w:semiHidden="0" w:name="Light Shading"/>
+    <w:lsdException w:unhideWhenUsed="0" w:uiPriority="61" w:semiHidden="0" w:name="Light List"/>
+    <w:lsdException w:unhideWhenUsed="0" w:uiPriority="62" w:semiHidden="0" w:name="Light Grid"/>
+    <w:lsdException w:unhideWhenUsed="0" w:uiPriority="63" w:semiHidden="0" w:name="Medium Shading 1"/>
+    <w:lsdException w:unhideWhenUsed="0" w:uiPriority="64" w:semiHidden="0" w:name="Medium Shading 2"/>
+    <w:lsdException w:unhideWhenUsed="0" w:uiPriority="65" w:semiHidden="0" w:name="Medium List 1"/>
+    <w:lsdException w:unhideWhenUsed="0" w:uiPriority="66" w:semiHidden="0" w:name="Medium List 2"/>
+    <w:lsdException w:unhideWhenUsed="0" w:uiPriority="67" w:semiHidden="0" w:name="Medium Grid 1"/>
+    <w:lsdException w:unhideWhenUsed="0" w:uiPriority="68" w:semiHidden="0" w:name="Medium Grid 2"/>
+    <w:lsdException w:unhideWhenUsed="0" w:uiPriority="69" w:semiHidden="0" w:name="Medium Grid 3"/>
+    <w:lsdException w:unhideWhenUsed="0" w:uiPriority="70" w:semiHidden="0" w:name="Dark List"/>
+    <w:lsdException w:unhideWhenUsed="0" w:uiPriority="71" w:semiHidden="0" w:name="Colorful Shading"/>
+    <w:lsdException w:unhideWhenUsed="0" w:uiPriority="72" w:semiHidden="0" w:name="Colorful List"/>
+    <w:lsdException w:unhideWhenUsed="0" w:uiPriority="73" w:semiHidden="0" w:name="Colorful Grid"/>
+    <w:lsdException w:unhideWhenUsed="0" w:uiPriority="60" w:semiHidden="0" w:name="Light Shading Accent 1"/>
+    <w:lsdException w:unhideWhenUsed="0" w:uiPriority="61" w:semiHidden="0" w:name="Light List Accent 1"/>
+    <w:lsdException w:unhideWhenUsed="0" w:uiPriority="62" w:semiHidden="0" w:name="Light Grid Accent 1"/>
+    <w:lsdException w:unhideWhenUsed="0" w:uiPriority="63" w:semiHidden="0" w:name="Medium Shading 1 Accent 1"/>
+    <w:lsdException w:unhideWhenUsed="0" w:uiPriority="64" w:semiHidden="0" w:name="Medium Shading 2 Accent 1"/>
+    <w:lsdException w:unhideWhenUsed="0" w:uiPriority="65" w:semiHidden="0" w:name="Medium List 1 Accent 1"/>
+    <w:lsdException w:unhideWhenUsed="0" w:uiPriority="66" w:semiHidden="0" w:name="Medium List 2 Accent 1"/>
+    <w:lsdException w:unhideWhenUsed="0" w:uiPriority="67" w:semiHidden="0" w:name="Medium Grid 1 Accent 1"/>
+    <w:lsdException w:unhideWhenUsed="0" w:uiPriority="68" w:semiHidden="0" w:name="Medium Grid 2 Accent 1"/>
+    <w:lsdException w:unhideWhenUsed="0" w:uiPriority="69" w:semiHidden="0" w:name="Medium Grid 3 Accent 1"/>
+    <w:lsdException w:unhideWhenUsed="0" w:uiPriority="70" w:semiHidden="0" w:name="Dark List Accent 1"/>
+    <w:lsdException w:unhideWhenUsed="0" w:uiPriority="71" w:semiHidden="0" w:name="Colorful Shading Accent 1"/>
+    <w:lsdException w:unhideWhenUsed="0" w:uiPriority="72" w:semiHidden="0" w:name="Colorful List Accent 1"/>
+    <w:lsdException w:unhideWhenUsed="0" w:uiPriority="73" w:semiHidden="0" w:name="Colorful Grid Accent 1"/>
+    <w:lsdException w:unhideWhenUsed="0" w:uiPriority="60" w:semiHidden="0" w:name="Light Shading Accent 2"/>
+    <w:lsdException w:unhideWhenUsed="0" w:uiPriority="61" w:semiHidden="0" w:name="Light List Accent 2"/>
+    <w:lsdException w:unhideWhenUsed="0" w:uiPriority="62" w:semiHidden="0" w:name="Light Grid Accent 2"/>
+    <w:lsdException w:unhideWhenUsed="0" w:uiPriority="63" w:semiHidden="0" w:name="Medium Shading 1 Accent 2"/>
+    <w:lsdException w:unhideWhenUsed="0" w:uiPriority="64" w:semiHidden="0" w:name="Medium Shading 2 Accent 2"/>
+    <w:lsdException w:unhideWhenUsed="0" w:uiPriority="65" w:semiHidden="0" w:name="Medium List 1 Accent 2"/>
+    <w:lsdException w:unhideWhenUsed="0" w:uiPriority="66" w:semiHidden="0" w:name="Medium List 2 Accent 2"/>
+    <w:lsdException w:unhideWhenUsed="0" w:uiPriority="67" w:semiHidden="0" w:name="Medium Grid 1 Accent 2"/>
+    <w:lsdException w:unhideWhenUsed="0" w:uiPriority="68" w:semiHidden="0" w:name="Medium Grid 2 Accent 2"/>
+    <w:lsdException w:unhideWhenUsed="0" w:uiPriority="69" w:semiHidden="0" w:name="Medium Grid 3 Accent 2"/>
+    <w:lsdException w:unhideWhenUsed="0" w:uiPriority="70" w:semiHidden="0" w:name="Dark List Accent 2"/>
+    <w:lsdException w:unhideWhenUsed="0" w:uiPriority="71" w:semiHidden="0" w:name="Colorful Shading Accent 2"/>
+    <w:lsdException w:unhideWhenUsed="0" w:uiPriority="72" w:semiHidden="0" w:name="Colorful List Accent 2"/>
+    <w:lsdException w:unhideWhenUsed="0" w:uiPriority="73" w:semiHidden="0" w:name="Colorful Grid Accent 2"/>
+    <w:lsdException w:unhideWhenUsed="0" w:uiPriority="60" w:semiHidden="0" w:name="Light Shading Accent 3"/>
+    <w:lsdException w:unhideWhenUsed="0" w:uiPriority="61" w:semiHidden="0" w:name="Light List Accent 3"/>
+    <w:lsdException w:unhideWhenUsed="0" w:uiPriority="62" w:semiHidden="0" w:name="Light Grid Accent 3"/>
+    <w:lsdException w:unhideWhenUsed="0" w:uiPriority="63" w:semiHidden="0" w:name="Medium Shading 1 Accent 3"/>
+    <w:lsdException w:unhideWhenUsed="0" w:uiPriority="64" w:semiHidden="0" w:name="Medium Shading 2 Accent 3"/>
+    <w:lsdException w:unhideWhenUsed="0" w:uiPriority="65" w:semiHidden="0" w:name="Medium List 1 Accent 3"/>
+    <w:lsdException w:unhideWhenUsed="0" w:uiPriority="66" w:semiHidden="0" w:name="Medium List 2 Accent 3"/>
+    <w:lsdException w:unhideWhenUsed="0" w:uiPriority="67" w:semiHidden="0" w:name="Medium Grid 1 Accent 3"/>
+    <w:lsdException w:unhideWhenUsed="0" w:uiPriority="68" w:semiHidden="0" w:name="Medium Grid 2 Accent 3"/>
+    <w:lsdException w:unhideWhenUsed="0" w:uiPriority="69" w:semiHidden="0" w:name="Medium Grid 3 Accent 3"/>
+    <w:lsdException w:unhideWhenUsed="0" w:uiPriority="70" w:semiHidden="0" w:name="Dark List Accent 3"/>
+    <w:lsdException w:unhideWhenUsed="0" w:uiPriority="71" w:semiHidden="0" w:name="Colorful Shading Accent 3"/>
+    <w:lsdException w:unhideWhenUsed="0" w:uiPriority="72" w:semiHidden="0" w:name="Colorful List Accent 3"/>
+    <w:lsdException w:unhideWhenUsed="0" w:uiPriority="73" w:semiHidden="0" w:name="Colorful Grid Accent 3"/>
+    <w:lsdException w:unhideWhenUsed="0" w:uiPriority="60" w:semiHidden="0" w:name="Light Shading Accent 4"/>
+    <w:lsdException w:unhideWhenUsed="0" w:uiPriority="61" w:semiHidden="0" w:name="Light List Accent 4"/>
+    <w:lsdException w:unhideWhenUsed="0" w:uiPriority="62" w:semiHidden="0" w:name="Light Grid Accent 4"/>
+    <w:lsdException w:unhideWhenUsed="0" w:uiPriority="63" w:semiHidden="0" w:name="Medium Shading 1 Accent 4"/>
+    <w:lsdException w:unhideWhenUsed="0" w:uiPriority="64" w:semiHidden="0" w:name="Medium Shading 2 Accent 4"/>
+    <w:lsdException w:unhideWhenUsed="0" w:uiPriority="65" w:semiHidden="0" w:name="Medium List 1 Accent 4"/>
+    <w:lsdException w:unhideWhenUsed="0" w:uiPriority="66" w:semiHidden="0" w:name="Medium List 2 Accent 4"/>
+    <w:lsdException w:unhideWhenUsed="0" w:uiPriority="67" w:semiHidden="0" w:name="Medium Grid 1 Accent 4"/>
+    <w:lsdException w:unhideWhenUsed="0" w:uiPriority="68" w:semiHidden="0" w:name="Medium Grid 2 Accent 4"/>
+    <w:lsdException w:unhideWhenUsed="0" w:uiPriority="69" w:semiHidden="0" w:name="Medium Grid 3 Accent 4"/>
+    <w:lsdException w:unhideWhenUsed="0" w:uiPriority="70" w:semiHidden="0" w:name="Dark List Accent 4"/>
+    <w:lsdException w:unhideWhenUsed="0" w:uiPriority="71" w:semiHidden="0" w:name="Colorful Shading Accent 4"/>
+    <w:lsdException w:unhideWhenUsed="0" w:uiPriority="72" w:semiHidden="0" w:name="Colorful List Accent 4"/>
+    <w:lsdException w:unhideWhenUsed="0" w:uiPriority="73" w:semiHidden="0" w:name="Colorful Grid Accent 4"/>
+    <w:lsdException w:unhideWhenUsed="0" w:uiPriority="60" w:semiHidden="0" w:name="Light Shading Accent 5"/>
+    <w:lsdException w:unhideWhenUsed="0" w:uiPriority="61" w:semiHidden="0" w:name="Light List Accent 5"/>
+    <w:lsdException w:unhideWhenUsed="0" w:uiPriority="62" w:semiHidden="0" w:name="Light Grid Accent 5"/>
+    <w:lsdException w:unhideWhenUsed="0" w:uiPriority="63" w:semiHidden="0" w:name="Medium Shading 1 Accent 5"/>
+    <w:lsdException w:unhideWhenUsed="0" w:uiPriority="64" w:semiHidden="0" w:name="Medium Shading 2 Accent 5"/>
+    <w:lsdException w:unhideWhenUsed="0" w:uiPriority="65" w:semiHidden="0" w:name="Medium List 1 Accent 5"/>
+    <w:lsdException w:unhideWhenUsed="0" w:uiPriority="66" w:semiHidden="0" w:name="Medium List 2 Accent 5"/>
+    <w:lsdException w:unhideWhenUsed="0" w:uiPriority="67" w:semiHidden="0" w:name="Medium Grid 1 Accent 5"/>
+    <w:lsdException w:unhideWhenUsed="0" w:uiPriority="68" w:semiHidden="0" w:name="Medium Grid 2 Accent 5"/>
+    <w:lsdException w:unhideWhenUsed="0" w:uiPriority="69" w:semiHidden="0" w:name="Medium Grid 3 Accent 5"/>
+    <w:lsdException w:unhideWhenUsed="0" w:uiPriority="70" w:semiHidden="0" w:name="Dark List Accent 5"/>
+    <w:lsdException w:unhideWhenUsed="0" w:uiPriority="71" w:semiHidden="0" w:name="Colorful Shading Accent 5"/>
+    <w:lsdException w:unhideWhenUsed="0" w:uiPriority="72" w:semiHidden="0" w:name="Colorful List Accent 5"/>
+    <w:lsdException w:unhideWhenUsed="0" w:uiPriority="73" w:semiHidden="0" w:name="Colorful Grid Accent 5"/>
+    <w:lsdException w:unhideWhenUsed="0" w:uiPriority="60" w:semiHidden="0" w:name="Light Shading Accent 6"/>
+    <w:lsdException w:unhideWhenUsed="0" w:uiPriority="61" w:semiHidden="0" w:name="Light List Accent 6"/>
+    <w:lsdException w:unhideWhenUsed="0" w:uiPriority="62" w:semiHidden="0" w:name="Light Grid Accent 6"/>
+    <w:lsdException w:unhideWhenUsed="0" w:uiPriority="63" w:semiHidden="0" w:name="Medium Shading 1 Accent 6"/>
+    <w:lsdException w:unhideWhenUsed="0" w:uiPriority="64" w:semiHidden="0" w:name="Medium Shading 2 Accent 6"/>
+    <w:lsdException w:unhideWhenUsed="0" w:uiPriority="65" w:semiHidden="0" w:name="Medium List 1 Accent 6"/>
+    <w:lsdException w:unhideWhenUsed="0" w:uiPriority="66" w:semiHidden="0" w:name="Medium List 2 Accent 6"/>
+    <w:lsdException w:unhideWhenUsed="0" w:uiPriority="67" w:semiHidden="0" w:name="Medium Grid 1 Accent 6"/>
+    <w:lsdException w:unhideWhenUsed="0" w:uiPriority="68" w:semiHidden="0" w:name="Medium Grid 2 Accent 6"/>
+    <w:lsdException w:unhideWhenUsed="0" w:uiPriority="69" w:semiHidden="0" w:name="Medium Grid 3 Accent 6"/>
+    <w:lsdException w:unhideWhenUsed="0" w:uiPriority="70" w:semiHidden="0" w:name="Dark List Accent 6"/>
+    <w:lsdException w:unhideWhenUsed="0" w:uiPriority="71" w:semiHidden="0" w:name="Colorful Shading Accent 6"/>
+    <w:lsdException w:unhideWhenUsed="0" w:uiPriority="72" w:semiHidden="0" w:name="Colorful List Accent 6"/>
+    <w:lsdException w:unhideWhenUsed="0" w:uiPriority="73" w:semiHidden="0" w:name="Colorful Grid Accent 6"/>
+  </w:latentStyles>
+  <w:style w:type="paragraph" w:default="1" w:styleId="1">
+    <w:name w:val="Normal"/>
+    <w:qFormat/>
+    <w:uiPriority w:val="0"/>
+    <w:pPr>
+      <w:widowControl w:val="0"/>
+      <w:jc w:val="both"/>
+    </w:pPr>
+    <w:rPr>
+      <w:rFonts w:ascii="微软雅黑" w:hAnsi="微软雅黑" w:eastAsia="微软雅黑" w:cs="微软雅黑"/>
+      <w:sz w:val="22"/>
+    </w:rPr>
+  </w:style>
+  <w:style w:type="character" w:default="1" w:styleId="3">
+    <w:name w:val="Default Paragraph Font"/>
+    <w:semiHidden/>
+    <w:qFormat/>
+    <w:uiPriority w:val="0"/>
+  </w:style>
+  <w:style w:type="table" w:default="1" w:styleId="2">
+    <w:name w:val="Normal Table"/>
+    <w:semiHidden/>
+    <w:qFormat/>
+    <w:uiPriority w:val="0"/>
+    <w:tblPr>
+      <w:tblCellMar>
+        <w:top w:w="0" w:type="dxa"/>
+        <w:left w:w="108" w:type="dxa"/>
+        <w:bottom w:w="0" w:type="dxa"/>
+        <w:right w:w="108" w:type="dxa"/>
+      </w:tblCellMar>
+    </w:tblPr>
+  </w:style>
+  <w:style w:type="paragraph" w:customStyle="1" w:styleId="4">
     <w:name w:val="石墨文档正文"/>
     <w:qFormat/>
+    <w:uiPriority w:val="0"/>
     <w:rPr>
+      <w:rFonts w:ascii="微软雅黑" w:hAnsi="微软雅黑" w:eastAsia="微软雅黑" w:cs="微软雅黑"/>
       <w:sz w:val="22"/>
       <w:szCs w:val="22"/>
     </w:rPr>
   </w:style>
-  <w:style w:styleId="shimo heading title" w:customStyle="1">
+  <w:style w:type="paragraph" w:customStyle="1" w:styleId="5">
     <w:name w:val="石墨文档标题"/>
-    <w:next w:val="shimo normal"/>
-    <w:uiPriority w:val="9"/>
+    <w:next w:val="4"/>
     <w:unhideWhenUsed/>
     <w:qFormat/>
+    <w:uiPriority w:val="9"/>
     <w:pPr>
-      <w:spacing w:before="260" w:after="260" w:lineRule="auto"/>
+      <w:spacing w:before="260" w:after="260"/>
       <w:outlineLvl w:val="0"/>
     </w:pPr>
     <w:rPr>
+      <w:rFonts w:ascii="微软雅黑" w:hAnsi="微软雅黑" w:eastAsia="微软雅黑" w:cs="微软雅黑"/>
       <w:b/>
       <w:bCs/>
       <w:sz w:val="40"/>
       <w:szCs w:val="40"/>
     </w:rPr>
   </w:style>
-  <w:style w:styleId="shimo heading subtitle" w:customStyle="1">
+  <w:style w:type="paragraph" w:customStyle="1" w:styleId="6">
     <w:name w:val="石墨文档副标题"/>
     <w:qFormat/>
+    <w:uiPriority w:val="0"/>
     <w:pPr>
-      <w:spacing w:before="260" w:after="260" w:lineRule="auto"/>
+      <w:spacing w:before="260" w:after="260"/>
     </w:pPr>
     <w:rPr>
+      <w:rFonts w:ascii="微软雅黑" w:hAnsi="微软雅黑" w:eastAsia="微软雅黑" w:cs="微软雅黑"/>
       <w:color w:val="888888"/>
       <w:sz w:val="36"/>
       <w:szCs w:val="36"/>
     </w:rPr>
   </w:style>
-  <w:style w:styleId="shimo heading 1" w:customStyle="1">
+  <w:style w:type="paragraph" w:customStyle="1" w:styleId="7">
     <w:name w:val="石墨文档标题 1"/>
-    <w:next w:val="shimo normal"/>
-    <w:uiPriority w:val="9"/>
+    <w:next w:val="4"/>
     <w:unhideWhenUsed/>
     <w:qFormat/>
+    <w:uiPriority w:val="9"/>
     <w:pPr>
-      <w:spacing w:before="260" w:after="260" w:lineRule="auto"/>
+      <w:spacing w:before="260" w:after="260"/>
       <w:outlineLvl w:val="0"/>
     </w:pPr>
     <w:rPr>
+      <w:rFonts w:ascii="微软雅黑" w:hAnsi="微软雅黑" w:eastAsia="微软雅黑" w:cs="微软雅黑"/>
       <w:b/>
       <w:bCs/>
       <w:sz w:val="32"/>
       <w:szCs w:val="32"/>
     </w:rPr>
   </w:style>
-  <w:style w:styleId="shimo heading 2" w:customStyle="1">
+  <w:style w:type="paragraph" w:customStyle="1" w:styleId="8">
     <w:name w:val="石墨文档标题 2"/>
-    <w:next w:val="shimo normal"/>
-    <w:uiPriority w:val="9"/>
+    <w:next w:val="4"/>
     <w:unhideWhenUsed/>
     <w:qFormat/>
+    <w:uiPriority w:val="9"/>
     <w:pPr>
-      <w:spacing w:before="260" w:after="260" w:lineRule="auto"/>
+      <w:spacing w:before="260" w:after="260"/>
       <w:outlineLvl w:val="1"/>
     </w:pPr>
     <w:rPr>
+      <w:rFonts w:ascii="微软雅黑" w:hAnsi="微软雅黑" w:eastAsia="微软雅黑" w:cs="微软雅黑"/>
       <w:b/>
       <w:bCs/>
       <w:sz w:val="28"/>
       <w:szCs w:val="28"/>
     </w:rPr>
   </w:style>
-  <w:style w:styleId="shimo heading 3" w:customStyle="1">
+  <w:style w:type="paragraph" w:customStyle="1" w:styleId="9">
     <w:name w:val="石墨文档标题 3"/>
-    <w:next w:val="shimo normal"/>
-    <w:uiPriority w:val="9"/>
+    <w:next w:val="4"/>
     <w:unhideWhenUsed/>
     <w:qFormat/>
+    <w:uiPriority w:val="9"/>
     <w:pPr>
-      <w:spacing w:before="260" w:after="260" w:lineRule="auto"/>
+      <w:spacing w:before="260" w:after="260"/>
       <w:outlineLvl w:val="2"/>
     </w:pPr>
     <w:rPr>
+      <w:rFonts w:ascii="微软雅黑" w:hAnsi="微软雅黑" w:eastAsia="微软雅黑" w:cs="微软雅黑"/>
       <w:b/>
       <w:bCs/>
       <w:sz w:val="26"/>
       <w:szCs w:val="26"/>
     </w:rPr>
   </w:style>
-  <w:style w:styleId="shimo heading 4" w:customStyle="1">
+  <w:style w:type="paragraph" w:customStyle="1" w:styleId="10">
     <w:name w:val="石墨文档标题 4"/>
-    <w:next w:val="shimo normal"/>
-    <w:uiPriority w:val="9"/>
+    <w:next w:val="4"/>
     <w:unhideWhenUsed/>
     <w:qFormat/>
+    <w:uiPriority w:val="9"/>
     <w:pPr>
-      <w:spacing w:before="260" w:after="260" w:lineRule="auto"/>
+      <w:spacing w:before="260" w:after="260"/>
       <w:outlineLvl w:val="3"/>
     </w:pPr>
     <w:rPr>
+      <w:rFonts w:ascii="微软雅黑" w:hAnsi="微软雅黑" w:eastAsia="微软雅黑" w:cs="微软雅黑"/>
       <w:b/>
       <w:bCs/>
       <w:sz w:val="24"/>
       <w:szCs w:val="24"/>
     </w:rPr>
   </w:style>
-  <w:style w:styleId="shimo piece" w:customStyle="1">
+  <w:style w:type="paragraph" w:customStyle="1" w:styleId="11">
     <w:name w:val="石墨文档引用"/>
     <w:qFormat/>
+    <w:uiPriority w:val="0"/>
     <w:pPr>
       <w:pBdr>
-        <w:left w:val="single" w:space="10" w:color="f0f0f0" w:sz="30"/>
+        <w:left w:val="single" w:color="F0F0F0" w:sz="30" w:space="10"/>
       </w:pBdr>
     </w:pPr>
     <w:rPr>
-      <w:color w:val="adadad"/>
+      <w:rFonts w:ascii="微软雅黑" w:hAnsi="微软雅黑" w:eastAsia="微软雅黑" w:cs="微软雅黑"/>
+      <w:color w:val="ADADAD"/>
+      <w:sz w:val="22"/>
     </w:rPr>
   </w:style>
 </w:styles>
+</file>
+
+<file path=word/theme/theme1.xml><?xml version="1.0" encoding="utf-8"?>
+<a:theme xmlns:a="http://schemas.openxmlformats.org/drawingml/2006/main" name="Office">
+  <a:themeElements>
+    <a:clrScheme name="Office">
+      <a:dk1>
+        <a:sysClr val="windowText" lastClr="000000"/>
+      </a:dk1>
+      <a:lt1>
+        <a:sysClr val="window" lastClr="FFFFFF"/>
+      </a:lt1>
+      <a:dk2>
+        <a:srgbClr val="1F497D"/>
+      </a:dk2>
+      <a:lt2>
+        <a:srgbClr val="EEECE1"/>
+      </a:lt2>
+      <a:accent1>
+        <a:srgbClr val="4F81BD"/>
+      </a:accent1>
+      <a:accent2>
+        <a:srgbClr val="C0504D"/>
+      </a:accent2>
+      <a:accent3>
+        <a:srgbClr val="9BBB59"/>
+      </a:accent3>
+      <a:accent4>
+        <a:srgbClr val="8064A2"/>
+      </a:accent4>
+      <a:accent5>
+        <a:srgbClr val="4BACC6"/>
+      </a:accent5>
+      <a:accent6>
+        <a:srgbClr val="F79646"/>
+      </a:accent6>
+      <a:hlink>
+        <a:srgbClr val="0000FF"/>
+      </a:hlink>
+      <a:folHlink>
+        <a:srgbClr val="800080"/>
+      </a:folHlink>
+    </a:clrScheme>
+    <a:fontScheme name="Office">
+      <a:majorFont>
+        <a:latin typeface="Cambria"/>
+        <a:ea typeface=""/>
+        <a:cs typeface=""/>
+        <a:font script="Jpan" typeface="ＭＳ ゴシック"/>
+        <a:font script="Hang" typeface="맑은 고딕"/>
+        <a:font script="Hans" typeface="宋体"/>
+        <a:font script="Hant" typeface="新細明體"/>
+        <a:font script="Arab" typeface="Times New Roman"/>
+        <a:font script="Hebr" typeface="Times New Roman"/>
+        <a:font script="Thai" typeface="Angsana New"/>
+        <a:font script="Ethi" typeface="Nyala"/>
+        <a:font script="Beng" typeface="Vrinda"/>
+        <a:font script="Gujr" typeface="Shruti"/>
+        <a:font script="Khmr" typeface="MoolBoran"/>
+        <a:font script="Knda" typeface="Tunga"/>
+        <a:font script="Guru" typeface="Raavi"/>
+        <a:font script="Cans" typeface="Euphemia"/>
+        <a:font script="Cher" typeface="Plantagenet Cherokee"/>
+        <a:font script="Yiii" typeface="Microsoft Yi Baiti"/>
+        <a:font script="Tibt" typeface="Microsoft Himalaya"/>
+        <a:font script="Thaa" typeface="MV Boli"/>
+        <a:font script="Deva" typeface="Mangal"/>
+        <a:font script="Telu" typeface="Gautami"/>
+        <a:font script="Taml" typeface="Latha"/>
+        <a:font script="Syrc" typeface="Estrangelo Edessa"/>
+        <a:font script="Orya" typeface="Kalinga"/>
+        <a:font script="Mlym" typeface="Kartika"/>
+        <a:font script="Laoo" typeface="DokChampa"/>
+        <a:font script="Sinh" typeface="Iskoola Pota"/>
+        <a:font script="Mong" typeface="Mongolian Baiti"/>
+        <a:font script="Viet" typeface="Times New Roman"/>
+        <a:font script="Uigh" typeface="Microsoft Uighur"/>
+        <a:font script="Geor" typeface="Sylfaen"/>
+      </a:majorFont>
+      <a:minorFont>
+        <a:latin typeface="Calibri"/>
+        <a:ea typeface=""/>
+        <a:cs typeface=""/>
+        <a:font script="Jpan" typeface="ＭＳ 明朝"/>
+        <a:font script="Hang" typeface="맑은 고딕"/>
+        <a:font script="Hans" typeface="宋体"/>
+        <a:font script="Hant" typeface="新細明體"/>
+        <a:font script="Arab" typeface="Arial"/>
+        <a:font script="Hebr" typeface="Arial"/>
+        <a:font script="Thai" typeface="Cordia New"/>
+        <a:font script="Ethi" typeface="Nyala"/>
+        <a:font script="Beng" typeface="Vrinda"/>
+        <a:font script="Gujr" typeface="Shruti"/>
+        <a:font script="Khmr" typeface="DaunPenh"/>
+        <a:font script="Knda" typeface="Tunga"/>
+        <a:font script="Guru" typeface="Raavi"/>
+        <a:font script="Cans" typeface="Euphemia"/>
+        <a:font script="Cher" typeface="Plantagenet Cherokee"/>
+        <a:font script="Yiii" typeface="Microsoft Yi Baiti"/>
+        <a:font script="Tibt" typeface="Microsoft Himalaya"/>
+        <a:font script="Thaa" typeface="MV Boli"/>
+        <a:font script="Deva" typeface="Mangal"/>
+        <a:font script="Telu" typeface="Gautami"/>
+        <a:font script="Taml" typeface="Latha"/>
+        <a:font script="Syrc" typeface="Estrangelo Edessa"/>
+        <a:font script="Orya" typeface="Kalinga"/>
+        <a:font script="Mlym" typeface="Kartika"/>
+        <a:font script="Laoo" typeface="DokChampa"/>
+        <a:font script="Sinh" typeface="Iskoola Pota"/>
+        <a:font script="Mong" typeface="Mongolian Baiti"/>
+        <a:font script="Viet" typeface="Arial"/>
+        <a:font script="Uigh" typeface="Microsoft Uighur"/>
+        <a:font script="Geor" typeface="Sylfaen"/>
+      </a:minorFont>
+    </a:fontScheme>
+    <a:fmtScheme name="Office">
+      <a:fillStyleLst>
+        <a:solidFill>
+          <a:schemeClr val="phClr"/>
+        </a:solidFill>
+        <a:gradFill rotWithShape="1">
+          <a:gsLst>
+            <a:gs pos="0">
+              <a:schemeClr val="phClr">
+                <a:tint val="50000"/>
+                <a:satMod val="300000"/>
+              </a:schemeClr>
+            </a:gs>
+            <a:gs pos="35000">
+              <a:schemeClr val="phClr">
+                <a:tint val="37000"/>
+                <a:satMod val="300000"/>
+              </a:schemeClr>
+            </a:gs>
+            <a:gs pos="100000">
+              <a:schemeClr val="phClr">
+                <a:tint val="15000"/>
+                <a:satMod val="350000"/>
+              </a:schemeClr>
+            </a:gs>
+          </a:gsLst>
+          <a:lin ang="16200000" scaled="1"/>
+        </a:gradFill>
+        <a:gradFill rotWithShape="1">
+          <a:gsLst>
+            <a:gs pos="0">
+              <a:schemeClr val="phClr">
+                <a:shade val="51000"/>
+                <a:satMod val="130000"/>
+              </a:schemeClr>
+            </a:gs>
+            <a:gs pos="80000">
+              <a:schemeClr val="phClr">
+                <a:shade val="93000"/>
+                <a:satMod val="130000"/>
+              </a:schemeClr>
+            </a:gs>
+            <a:gs pos="100000">
+              <a:schemeClr val="phClr">
+                <a:shade val="94000"/>
+                <a:satMod val="135000"/>
+              </a:schemeClr>
+            </a:gs>
+          </a:gsLst>
+          <a:lin ang="16200000" scaled="0"/>
+        </a:gradFill>
+      </a:fillStyleLst>
+      <a:lnStyleLst>
+        <a:ln w="9525" cap="flat" cmpd="sng" algn="ctr">
+          <a:solidFill>
+            <a:schemeClr val="phClr">
+              <a:shade val="95000"/>
+              <a:satMod val="105000"/>
+            </a:schemeClr>
+          </a:solidFill>
+          <a:prstDash val="solid"/>
+        </a:ln>
+        <a:ln w="25400" cap="flat" cmpd="sng" algn="ctr">
+          <a:solidFill>
+            <a:schemeClr val="phClr"/>
+          </a:solidFill>
+          <a:prstDash val="solid"/>
+        </a:ln>
+        <a:ln w="38100" cap="flat" cmpd="sng" algn="ctr">
+          <a:solidFill>
+            <a:schemeClr val="phClr"/>
+          </a:solidFill>
+          <a:prstDash val="solid"/>
+        </a:ln>
+      </a:lnStyleLst>
+      <a:effectStyleLst>
+        <a:effectStyle>
+          <a:effectLst>
+            <a:outerShdw blurRad="40000" dist="20000" dir="5400000" rotWithShape="0">
+              <a:srgbClr val="000000">
+                <a:alpha val="38000"/>
+              </a:srgbClr>
+            </a:outerShdw>
+          </a:effectLst>
+        </a:effectStyle>
+        <a:effectStyle>
+          <a:effectLst>
+            <a:outerShdw blurRad="40000" dist="23000" dir="5400000" rotWithShape="0">
+              <a:srgbClr val="000000">
+                <a:alpha val="35000"/>
+              </a:srgbClr>
+            </a:outerShdw>
+          </a:effectLst>
+        </a:effectStyle>
+        <a:effectStyle>
+          <a:effectLst>
+            <a:outerShdw blurRad="40000" dist="23000" dir="5400000" rotWithShape="0">
+              <a:srgbClr val="000000">
+                <a:alpha val="35000"/>
+              </a:srgbClr>
+            </a:outerShdw>
+          </a:effectLst>
+          <a:scene3d>
+            <a:camera prst="orthographicFront">
+              <a:rot lat="0" lon="0" rev="0"/>
+            </a:camera>
+            <a:lightRig rig="threePt" dir="t">
+              <a:rot lat="0" lon="0" rev="1200000"/>
+            </a:lightRig>
+          </a:scene3d>
+          <a:sp3d>
+            <a:bevelT w="63500" h="25400"/>
+          </a:sp3d>
+        </a:effectStyle>
+      </a:effectStyleLst>
+      <a:bgFillStyleLst>
+        <a:solidFill>
+          <a:schemeClr val="phClr"/>
+        </a:solidFill>
+        <a:gradFill rotWithShape="1">
+          <a:gsLst>
+            <a:gs pos="0">
+              <a:schemeClr val="phClr">
+                <a:tint val="40000"/>
+                <a:satMod val="350000"/>
+              </a:schemeClr>
+            </a:gs>
+            <a:gs pos="40000">
+              <a:schemeClr val="phClr">
+                <a:tint val="45000"/>
+                <a:satMod val="350000"/>
+                <a:shade val="99000"/>
+              </a:schemeClr>
+            </a:gs>
+            <a:gs pos="100000">
+              <a:schemeClr val="phClr">
+                <a:shade val="20000"/>
+                <a:satMod val="255000"/>
+              </a:schemeClr>
+            </a:gs>
+          </a:gsLst>
+          <a:path path="circle">
+            <a:fillToRect l="50000" t="-80000" r="50000" b="180000"/>
+          </a:path>
+        </a:gradFill>
+        <a:gradFill rotWithShape="1">
+          <a:gsLst>
+            <a:gs pos="0">
+              <a:schemeClr val="phClr">
+                <a:tint val="80000"/>
+                <a:satMod val="300000"/>
+              </a:schemeClr>
+            </a:gs>
+            <a:gs pos="100000">
+              <a:schemeClr val="phClr">
+                <a:shade val="30000"/>
+                <a:satMod val="200000"/>
+              </a:schemeClr>
+            </a:gs>
+          </a:gsLst>
+          <a:path path="circle">
+            <a:fillToRect l="50000" t="50000" r="50000" b="50000"/>
+          </a:path>
+        </a:gradFill>
+      </a:bgFillStyleLst>
+    </a:fmtScheme>
+  </a:themeElements>
+  <a:objectDefaults/>
+</a:theme>
 </file>